--- a/worksheets/PR_L11_SearchingAndSorting_Worksheet.docx
+++ b/worksheets/PR_L11_SearchingAndSorting_Worksheet.docx
@@ -59,7 +59,7 @@
                 <w:sz w:val="38"/>
                 <w:szCs w:val="38"/>
               </w:rPr>
-              <w:t xml:space="preserve">Coding the search and sort algorithms</w:t>
+              <w:t xml:space="preserve">Searching and sorting</w:t>
             </w:r>
           </w:p>
           <w:p>
@@ -340,7 +340,7 @@
                 <w:sz w:val="21"/>
                 <w:szCs w:val="21"/>
               </w:rPr>
-              <w:t xml:space="preserve"> you tap the badge.</w:t>
+              <w:t xml:space="preserve"> you start the programs.</w:t>
             </w:r>
           </w:p>
           <w:p>
@@ -363,7 +363,7 @@
                 <w:sz w:val="21"/>
                 <w:szCs w:val="21"/>
               </w:rPr>
-              <w:t xml:space="preserve">Tap the badge and answer the questions on screen. Your first answer is the one that counts.</w:t>
+              <w:t xml:space="preserve">Plan the task on this sheet, then write the program in the editor and press Run to try it.</w:t>
             </w:r>
           </w:p>
           <w:p>
@@ -386,77 +386,30 @@
                 <w:sz w:val="21"/>
                 <w:szCs w:val="21"/>
               </w:rPr>
-              <w:t xml:space="preserve">When the score screen appears, copy your score into the yellow box straight away.</w:t>
+              <w:t xml:space="preserve">Press Check to mark it. You can change your program and check again as often as you like - your best mark is the one that is kept.</w:t>
             </w:r>
           </w:p>
           <w:p>
             <w:pPr>
-              <w:spacing w:after="60" w:before="160"/>
+              <w:spacing w:after="60" w:before="60"/>
             </w:pPr>
             <w:r>
               <w:rPr>
                 <w:rFonts w:ascii="Arial" w:cs="Arial" w:eastAsia="Arial" w:hAnsi="Arial"/>
                 <w:b/>
                 <w:bCs/>
-                <w:color w:val="1C2C4A"/>
                 <w:sz w:val="21"/>
                 <w:szCs w:val="21"/>
               </w:rPr>
-              <w:t xml:space="preserve">By the end of the lesson I will:</w:t>
-            </w:r>
-          </w:p>
-          <w:p>
-            <w:pPr>
-              <w:pStyle w:val="ListParagraph"/>
-              <w:numPr>
-                <w:ilvl w:val="0"/>
-                <w:numId w:val="2"/>
-              </w:numPr>
-              <w:spacing w:after="20" w:before="20"/>
-            </w:pPr>
+              <w:t xml:space="preserve">5.  </w:t>
+            </w:r>
             <w:r>
               <w:rPr>
                 <w:rFonts w:ascii="Arial" w:cs="Arial" w:eastAsia="Arial" w:hAnsi="Arial"/>
                 <w:sz w:val="21"/>
                 <w:szCs w:val="21"/>
               </w:rPr>
-              <w:t xml:space="preserve">know how to code a linear search and a binary search</w:t>
-            </w:r>
-          </w:p>
-          <w:p>
-            <w:pPr>
-              <w:pStyle w:val="ListParagraph"/>
-              <w:numPr>
-                <w:ilvl w:val="0"/>
-                <w:numId w:val="2"/>
-              </w:numPr>
-              <w:spacing w:after="20" w:before="20"/>
-            </w:pPr>
-            <w:r>
-              <w:rPr>
-                <w:rFonts w:ascii="Arial" w:cs="Arial" w:eastAsia="Arial" w:hAnsi="Arial"/>
-                <w:sz w:val="21"/>
-                <w:szCs w:val="21"/>
-              </w:rPr>
-              <w:t xml:space="preserve">understand how a bubble sort, an insertion sort and a merge sort each put a list in order</w:t>
-            </w:r>
-          </w:p>
-          <w:p>
-            <w:pPr>
-              <w:pStyle w:val="ListParagraph"/>
-              <w:numPr>
-                <w:ilvl w:val="0"/>
-                <w:numId w:val="2"/>
-              </w:numPr>
-              <w:spacing w:after="20" w:before="20"/>
-            </w:pPr>
-            <w:r>
-              <w:rPr>
-                <w:rFonts w:ascii="Arial" w:cs="Arial" w:eastAsia="Arial" w:hAnsi="Arial"/>
-                <w:sz w:val="21"/>
-                <w:szCs w:val="21"/>
-              </w:rPr>
-              <w:t xml:space="preserve">know why a binary search needs its list to be in order before it starts</w:t>
+              <w:t xml:space="preserve">Read the tests that failed: each one says what was expected and what your program printed.</w:t>
             </w:r>
           </w:p>
         </w:tc>
@@ -540,7 +493,7 @@
                 <w:sz w:val="21"/>
                 <w:szCs w:val="21"/>
               </w:rPr>
-              <w:t xml:space="preserve">The sorted list holds 3, 8, 12, 19, 24, 31, 40. Write down the item a binary search looks at first, second and third while hunting for 31, and how many comparisons that took.</w:t>
+              <w:t xml:space="preserve">The sorted list holds 3, 8, 12, 19, 24, 31, 40. Write down the value a binary search looks at first, second and third while it hunts for 40, and how many comparisons that took.</w:t>
             </w:r>
           </w:p>
           <w:tbl>
@@ -1401,7 +1354,7 @@
                 <w:sz w:val="21"/>
                 <w:szCs w:val="21"/>
               </w:rPr>
-              <w:t xml:space="preserve">A linear search over a million items may need a million comparisons, which is why sorted data is worth having.</w:t>
+              <w:t xml:space="preserve">A linear search over a million items may need a million comparisons, which is why sorted data is...</w:t>
             </w:r>
           </w:p>
           <w:tbl>
@@ -2287,7 +2240,7 @@
                 <w:sz w:val="21"/>
                 <w:szCs w:val="21"/>
               </w:rPr>
-              <w:t xml:space="preserve">Doubling the list adds only one more comparison, so a million items need about twenty.</w:t>
+              <w:t xml:space="preserve">Doubling the length of the list adds only one more comparison, so a million items need about...</w:t>
             </w:r>
           </w:p>
           <w:tbl>
@@ -3067,7 +3020,7 @@
                 <w:sz w:val="21"/>
                 <w:szCs w:val="21"/>
               </w:rPr>
-              <w:t xml:space="preserve">A whole pass with no swaps at all means the list is already in order, so the sort can stop there.</w:t>
+              <w:t xml:space="preserve">A whole pass that makes no swaps at all means the list is already in order, so the sort can...</w:t>
             </w:r>
           </w:p>
           <w:tbl>
@@ -3953,7 +3906,7 @@
                 <w:sz w:val="21"/>
                 <w:szCs w:val="21"/>
               </w:rPr>
-              <w:t xml:space="preserve">An insertion sort is how most people sort a hand of cards without ever being taught to.</w:t>
+              <w:t xml:space="preserve">An insertion sort is how most people put a hand of cards in order without ever being...</w:t>
             </w:r>
           </w:p>
           <w:tbl>
@@ -4733,7 +4686,7 @@
                 <w:sz w:val="21"/>
                 <w:szCs w:val="21"/>
               </w:rPr>
-              <w:t xml:space="preserve">A merge sort usually beats a bubble sort, but it needs extra memory to hold the pieces.</w:t>
+              <w:t xml:space="preserve">A merge sort usually beats a bubble sort on a long list, but what it costs you is extra...</w:t>
             </w:r>
           </w:p>
           <w:tbl>
@@ -5513,7 +5466,7 @@
                 <w:sz w:val="21"/>
                 <w:szCs w:val="21"/>
               </w:rPr>
-              <w:t xml:space="preserve">Sorting costs time too, so for one single search a linear search of unsorted data can still win.</w:t>
+              <w:t xml:space="preserve">Sorting costs time too, so for one single search on unsorted data the winner can still be a...</w:t>
             </w:r>
           </w:p>
           <w:tbl>
@@ -7358,7 +7311,7 @@
                 <w:sz w:val="21"/>
                 <w:szCs w:val="21"/>
               </w:rPr>
-              <w:t xml:space="preserve">a)  A linear search prints Not found from inside its loop, so searching one list prints that message several times. State where the message should go instead, and explain why putting it there fixes the problem.  </w:t>
+              <w:t xml:space="preserve">a)  A linear search prints Not found from inside its loop, so one search prints that message several times. State where the message should go instead, and explain why putting it there fixes the problem.  </w:t>
             </w:r>
             <w:r>
               <w:rPr>
@@ -7584,7 +7537,7 @@
                 <w:sz w:val="21"/>
                 <w:szCs w:val="21"/>
               </w:rPr>
-              <w:t xml:space="preserve">b)  Write a program that reads 8 whole numbers into a list, puts them in order using a bubble sort, and prints the sorted list.  </w:t>
+              <w:t xml:space="preserve">b)  Write a program that reads eight whole numbers into a list, puts them in order smallest first with a bubble sort of your own, and prints the sorted list on one line.  </w:t>
             </w:r>
             <w:r>
               <w:rPr>
@@ -8106,7 +8059,7 @@
                 <w:sz w:val="21"/>
                 <w:szCs w:val="21"/>
               </w:rPr>
-              <w:t xml:space="preserve">c)  Write a program that uses a binary search to look for a membership number the user types in, within a list of 10 numbers already in order, and prints its position or Not found.  </w:t>
+              <w:t xml:space="preserve">c)  Write a program that reads a whole number and finds it in a list of ten numbers that is already in order, using a binary search, and prints its position or Not found.  </w:t>
             </w:r>
             <w:r>
               <w:rPr>
@@ -9334,7 +9287,7 @@
         <w:sz w:val="16"/>
         <w:szCs w:val="16"/>
       </w:rPr>
-      <w:t xml:space="preserve">PY Lesson 11: Coding the search and sort algorithms  |  Page </w:t>
+      <w:t xml:space="preserve">PY Lesson 11: Searching and sorting  |  Page </w:t>
     </w:r>
     <w:r>
       <w:rPr>
@@ -9489,12 +9442,6 @@
   </w:abstractNum>
   <w:num w:numId="1">
     <w:abstractNumId w:val="1"/>
-    <w:lvlOverride w:ilvl="0">
-      <w:startOverride w:val="1"/>
-    </w:lvlOverride>
-  </w:num>
-  <w:num w:numId="2">
-    <w:abstractNumId w:val="2"/>
     <w:lvlOverride w:ilvl="0">
       <w:startOverride w:val="1"/>
     </w:lvlOverride>

--- a/worksheets/PR_L11_SearchingAndSorting_Worksheet.docx
+++ b/worksheets/PR_L11_SearchingAndSorting_Worksheet.docx
@@ -363,7 +363,7 @@
                 <w:sz w:val="21"/>
                 <w:szCs w:val="21"/>
               </w:rPr>
-              <w:t xml:space="preserve">Plan the task on this sheet, then write the program in the editor and press Run to try it.</w:t>
+              <w:t xml:space="preserve">The What to do column says what each activity asks of you: run a program, say what it will display, change one thing, fill in a gap, fix a mistake, or write it yourself.</w:t>
             </w:r>
           </w:p>
           <w:p>
@@ -386,7 +386,7 @@
                 <w:sz w:val="21"/>
                 <w:szCs w:val="21"/>
               </w:rPr>
-              <w:t xml:space="preserve">Press Check to mark it. You can change your program and check again as often as you like - your best mark is the one that is kept.</w:t>
+              <w:t xml:space="preserve">Plan the ones you write on this sheet, then type the program in the editor and press Run to try it. Run never marks anything, so try things out freely.</w:t>
             </w:r>
           </w:p>
           <w:p>
@@ -409,7 +409,53 @@
                 <w:sz w:val="21"/>
                 <w:szCs w:val="21"/>
               </w:rPr>
-              <w:t xml:space="preserve">Read the tests that failed: each one says what was expected and what your program printed.</w:t>
+              <w:t xml:space="preserve">Press Check to mark it. You can change your program and check again as often as you like - your best mark is the one that is kept.</w:t>
+            </w:r>
+          </w:p>
+          <w:p>
+            <w:pPr>
+              <w:spacing w:after="60" w:before="60"/>
+            </w:pPr>
+            <w:r>
+              <w:rPr>
+                <w:rFonts w:ascii="Arial" w:cs="Arial" w:eastAsia="Arial" w:hAnsi="Arial"/>
+                <w:b/>
+                <w:bCs/>
+                <w:sz w:val="21"/>
+                <w:szCs w:val="21"/>
+              </w:rPr>
+              <w:t xml:space="preserve">6.  </w:t>
+            </w:r>
+            <w:r>
+              <w:rPr>
+                <w:rFonts w:ascii="Arial" w:cs="Arial" w:eastAsia="Arial" w:hAnsi="Arial"/>
+                <w:sz w:val="21"/>
+                <w:szCs w:val="21"/>
+              </w:rPr>
+              <w:t xml:space="preserve">Read the tests that failed: each one says what was expected and what your program displayed. If you are stuck, the Hint button gives you one step at a time.</w:t>
+            </w:r>
+          </w:p>
+          <w:p>
+            <w:pPr>
+              <w:spacing w:after="60" w:before="60"/>
+            </w:pPr>
+            <w:r>
+              <w:rPr>
+                <w:rFonts w:ascii="Arial" w:cs="Arial" w:eastAsia="Arial" w:hAnsi="Arial"/>
+                <w:b/>
+                <w:bCs/>
+                <w:sz w:val="21"/>
+                <w:szCs w:val="21"/>
+              </w:rPr>
+              <w:t xml:space="preserve">7.  </w:t>
+            </w:r>
+            <w:r>
+              <w:rPr>
+                <w:rFonts w:ascii="Arial" w:cs="Arial" w:eastAsia="Arial" w:hAnsi="Arial"/>
+                <w:sz w:val="21"/>
+                <w:szCs w:val="21"/>
+              </w:rPr>
+              <w:t xml:space="preserve">The activities marked Challenge are optional. Finish the rest of a station first, and come back to them if you have time.</w:t>
             </w:r>
           </w:p>
         </w:tc>
@@ -1540,12 +1586,12 @@
                 <w:sz w:val="21"/>
                 <w:szCs w:val="21"/>
               </w:rPr>
-              <w:t xml:space="preserve">Tick each one off as its tests pass in the editor</w:t>
+              <w:t xml:space="preserve">Tick each one off as you finish it in the editor</w:t>
             </w:r>
           </w:p>
           <w:tbl>
             <w:tblPr>
-              <w:tblW w:type="dxa" w:w="10026"/>
+              <w:tblW w:type="dxa" w:w="10024"/>
               <w:tblBorders>
                 <w:top w:val="single" w:color="auto" w:sz="4"/>
                 <w:left w:val="single" w:color="auto" w:sz="4"/>
@@ -1556,9 +1602,10 @@
               </w:tblBorders>
             </w:tblPr>
             <w:tblGrid>
-              <w:gridCol w:w="3342"/>
-              <w:gridCol w:w="3342"/>
-              <w:gridCol w:w="3342"/>
+              <w:gridCol w:w="2506"/>
+              <w:gridCol w:w="2506"/>
+              <w:gridCol w:w="2506"/>
+              <w:gridCol w:w="2506"/>
             </w:tblGrid>
             <w:tr>
               <w:trPr>
@@ -1567,7 +1614,7 @@
               </w:trPr>
               <w:tc>
                 <w:tcPr>
-                  <w:tcW w:type="dxa" w:w="3342"/>
+                  <w:tcW w:type="dxa" w:w="2506"/>
                   <w:tcBorders>
                     <w:top w:val="single" w:color="B7C2D1" w:sz="4"/>
                     <w:left w:val="single" w:color="B7C2D1" w:sz="4"/>
@@ -1595,13 +1642,13 @@
                       <w:sz w:val="20"/>
                       <w:szCs w:val="20"/>
                     </w:rPr>
-                    <w:t xml:space="preserve">Program</w:t>
-                  </w:r>
-                </w:p>
-              </w:tc>
-              <w:tc>
-                <w:tcPr>
-                  <w:tcW w:type="dxa" w:w="3342"/>
+                    <w:t xml:space="preserve">Activity</w:t>
+                  </w:r>
+                </w:p>
+              </w:tc>
+              <w:tc>
+                <w:tcPr>
+                  <w:tcW w:type="dxa" w:w="2506"/>
                   <w:tcBorders>
                     <w:top w:val="single" w:color="B7C2D1" w:sz="4"/>
                     <w:left w:val="single" w:color="B7C2D1" w:sz="4"/>
@@ -1629,13 +1676,47 @@
                       <w:sz w:val="20"/>
                       <w:szCs w:val="20"/>
                     </w:rPr>
+                    <w:t xml:space="preserve">What to do</w:t>
+                  </w:r>
+                </w:p>
+              </w:tc>
+              <w:tc>
+                <w:tcPr>
+                  <w:tcW w:type="dxa" w:w="2506"/>
+                  <w:tcBorders>
+                    <w:top w:val="single" w:color="B7C2D1" w:sz="4"/>
+                    <w:left w:val="single" w:color="B7C2D1" w:sz="4"/>
+                    <w:bottom w:val="single" w:color="B7C2D1" w:sz="4"/>
+                    <w:right w:val="single" w:color="B7C2D1" w:sz="4"/>
+                  </w:tcBorders>
+                  <w:shd w:fill="E6ECF5" w:color="auto" w:val="clear"/>
+                  <w:tcMar>
+                    <w:top w:type="dxa" w:w="80"/>
+                    <w:left w:type="dxa" w:w="120"/>
+                    <w:bottom w:type="dxa" w:w="80"/>
+                    <w:right w:type="dxa" w:w="120"/>
+                  </w:tcMar>
+                  <w:vAlign w:val="center"/>
+                </w:tcPr>
+                <w:p>
+                  <w:pPr>
+                    <w:spacing w:after="0" w:before="0"/>
+                  </w:pPr>
+                  <w:r>
+                    <w:rPr>
+                      <w:rFonts w:ascii="Arial" w:cs="Arial" w:eastAsia="Arial" w:hAnsi="Arial"/>
+                      <w:b/>
+                      <w:bCs/>
+                      <w:sz w:val="20"/>
+                      <w:szCs w:val="20"/>
+                    </w:rPr>
                     <w:t xml:space="preserve">Marks</w:t>
                   </w:r>
                 </w:p>
               </w:tc>
               <w:tc>
                 <w:tcPr>
-                  <w:tcW w:type="dxa" w:w="3342"/>
+                  <w:tcW w:type="dxa" w:w="2506"/>
                   <w:tcBorders>
                     <w:top w:val="single" w:color="B7C2D1" w:sz="4"/>
                     <w:left w:val="single" w:color="B7C2D1" w:sz="4"/>
@@ -1675,73 +1756,107 @@
               </w:trPr>
               <w:tc>
                 <w:tcPr>
-                  <w:tcW w:type="dxa" w:w="3342"/>
-                  <w:tcBorders>
-                    <w:top w:val="single" w:color="B7C2D1" w:sz="4"/>
-                    <w:left w:val="single" w:color="B7C2D1" w:sz="4"/>
-                    <w:bottom w:val="single" w:color="B7C2D1" w:sz="4"/>
-                    <w:right w:val="single" w:color="B7C2D1" w:sz="4"/>
-                  </w:tcBorders>
-                  <w:shd w:fill="FFFFFF" w:color="auto" w:val="clear"/>
-                  <w:tcMar>
-                    <w:top w:type="dxa" w:w="80"/>
-                    <w:left w:type="dxa" w:w="120"/>
-                    <w:bottom w:type="dxa" w:w="80"/>
-                    <w:right w:type="dxa" w:w="120"/>
-                  </w:tcMar>
-                  <w:vAlign w:val="center"/>
-                </w:tcPr>
-                <w:p>
-                  <w:pPr>
-                    <w:spacing w:after="0" w:before="0"/>
-                  </w:pPr>
-                  <w:r>
-                    <w:rPr>
-                      <w:rFonts w:ascii="Arial" w:cs="Arial" w:eastAsia="Arial" w:hAnsi="Arial"/>
-                      <w:sz w:val="21"/>
-                      <w:szCs w:val="21"/>
-                    </w:rPr>
-                    <w:t xml:space="preserve">Ask the user for a line of whole numbers separated by single spaces. Then ask for the number to find. Step through the list position by position, without .index(). Display [the position it is at], counting from 0. Display not found instead when the number is not in the list.</w:t>
-                  </w:r>
-                </w:p>
-              </w:tc>
-              <w:tc>
-                <w:tcPr>
-                  <w:tcW w:type="dxa" w:w="3342"/>
-                  <w:tcBorders>
-                    <w:top w:val="single" w:color="B7C2D1" w:sz="4"/>
-                    <w:left w:val="single" w:color="B7C2D1" w:sz="4"/>
-                    <w:bottom w:val="single" w:color="B7C2D1" w:sz="4"/>
-                    <w:right w:val="single" w:color="B7C2D1" w:sz="4"/>
-                  </w:tcBorders>
-                  <w:shd w:fill="FFFFFF" w:color="auto" w:val="clear"/>
-                  <w:tcMar>
-                    <w:top w:type="dxa" w:w="80"/>
-                    <w:left w:type="dxa" w:w="120"/>
-                    <w:bottom w:type="dxa" w:w="80"/>
-                    <w:right w:type="dxa" w:w="120"/>
-                  </w:tcMar>
-                  <w:vAlign w:val="center"/>
-                </w:tcPr>
-                <w:p>
-                  <w:pPr>
-                    <w:spacing w:after="0" w:before="0"/>
-                  </w:pPr>
-                  <w:r>
-                    <w:rPr>
-                      <w:rFonts w:ascii="Arial" w:cs="Arial" w:eastAsia="Arial" w:hAnsi="Arial"/>
-                      <w:b w:val="false"/>
-                      <w:bCs w:val="false"/>
-                      <w:sz w:val="21"/>
-                      <w:szCs w:val="21"/>
-                    </w:rPr>
-                    <w:t xml:space="preserve">3</w:t>
-                  </w:r>
-                </w:p>
-              </w:tc>
-              <w:tc>
-                <w:tcPr>
-                  <w:tcW w:type="dxa" w:w="3342"/>
+                  <w:tcW w:type="dxa" w:w="2506"/>
+                  <w:tcBorders>
+                    <w:top w:val="single" w:color="B7C2D1" w:sz="4"/>
+                    <w:left w:val="single" w:color="B7C2D1" w:sz="4"/>
+                    <w:bottom w:val="single" w:color="B7C2D1" w:sz="4"/>
+                    <w:right w:val="single" w:color="B7C2D1" w:sz="4"/>
+                  </w:tcBorders>
+                  <w:shd w:fill="FFFFFF" w:color="auto" w:val="clear"/>
+                  <w:tcMar>
+                    <w:top w:type="dxa" w:w="80"/>
+                    <w:left w:type="dxa" w:w="120"/>
+                    <w:bottom w:type="dxa" w:w="80"/>
+                    <w:right w:type="dxa" w:w="120"/>
+                  </w:tcMar>
+                  <w:vAlign w:val="center"/>
+                </w:tcPr>
+                <w:p>
+                  <w:pPr>
+                    <w:spacing w:after="0" w:before="0"/>
+                  </w:pPr>
+                  <w:r>
+                    <w:rPr>
+                      <w:rFonts w:ascii="Arial" w:cs="Arial" w:eastAsia="Arial" w:hAnsi="Arial"/>
+                      <w:sz w:val="21"/>
+                      <w:szCs w:val="21"/>
+                    </w:rPr>
+                    <w:t xml:space="preserve">Press Run. Type the line 40 15 9 when the program waits.</w:t>
+                  </w:r>
+                </w:p>
+              </w:tc>
+              <w:tc>
+                <w:tcPr>
+                  <w:tcW w:type="dxa" w:w="2506"/>
+                  <w:tcBorders>
+                    <w:top w:val="single" w:color="B7C2D1" w:sz="4"/>
+                    <w:left w:val="single" w:color="B7C2D1" w:sz="4"/>
+                    <w:bottom w:val="single" w:color="B7C2D1" w:sz="4"/>
+                    <w:right w:val="single" w:color="B7C2D1" w:sz="4"/>
+                  </w:tcBorders>
+                  <w:shd w:fill="FFFFFF" w:color="auto" w:val="clear"/>
+                  <w:tcMar>
+                    <w:top w:type="dxa" w:w="80"/>
+                    <w:left w:type="dxa" w:w="120"/>
+                    <w:bottom w:type="dxa" w:w="80"/>
+                    <w:right w:type="dxa" w:w="120"/>
+                  </w:tcMar>
+                  <w:vAlign w:val="center"/>
+                </w:tcPr>
+                <w:p>
+                  <w:pPr>
+                    <w:spacing w:after="0" w:before="0"/>
+                  </w:pPr>
+                  <w:r>
+                    <w:rPr>
+                      <w:rFonts w:ascii="Arial" w:cs="Arial" w:eastAsia="Arial" w:hAnsi="Arial"/>
+                      <w:b w:val="false"/>
+                      <w:bCs w:val="false"/>
+                      <w:sz w:val="21"/>
+                      <w:szCs w:val="21"/>
+                    </w:rPr>
+                    <w:t xml:space="preserve">Run it</w:t>
+                  </w:r>
+                </w:p>
+              </w:tc>
+              <w:tc>
+                <w:tcPr>
+                  <w:tcW w:type="dxa" w:w="2506"/>
+                  <w:tcBorders>
+                    <w:top w:val="single" w:color="B7C2D1" w:sz="4"/>
+                    <w:left w:val="single" w:color="B7C2D1" w:sz="4"/>
+                    <w:bottom w:val="single" w:color="B7C2D1" w:sz="4"/>
+                    <w:right w:val="single" w:color="B7C2D1" w:sz="4"/>
+                  </w:tcBorders>
+                  <w:shd w:fill="FFFFFF" w:color="auto" w:val="clear"/>
+                  <w:tcMar>
+                    <w:top w:type="dxa" w:w="80"/>
+                    <w:left w:type="dxa" w:w="120"/>
+                    <w:bottom w:type="dxa" w:w="80"/>
+                    <w:right w:type="dxa" w:w="120"/>
+                  </w:tcMar>
+                  <w:vAlign w:val="center"/>
+                </w:tcPr>
+                <w:p>
+                  <w:pPr>
+                    <w:spacing w:after="0" w:before="0"/>
+                  </w:pPr>
+                  <w:r>
+                    <w:rPr>
+                      <w:rFonts w:ascii="Arial" w:cs="Arial" w:eastAsia="Arial" w:hAnsi="Arial"/>
+                      <w:b w:val="false"/>
+                      <w:bCs w:val="false"/>
+                      <w:sz w:val="21"/>
+                      <w:szCs w:val="21"/>
+                    </w:rPr>
+                    <w:t xml:space="preserve">1</w:t>
+                  </w:r>
+                </w:p>
+              </w:tc>
+              <w:tc>
+                <w:tcPr>
+                  <w:tcW w:type="dxa" w:w="2506"/>
                   <w:tcBorders>
                     <w:top w:val="single" w:color="B7C2D1" w:sz="4"/>
                     <w:left w:val="single" w:color="B7C2D1" w:sz="4"/>
@@ -1781,73 +1896,107 @@
               </w:trPr>
               <w:tc>
                 <w:tcPr>
-                  <w:tcW w:type="dxa" w:w="3342"/>
-                  <w:tcBorders>
-                    <w:top w:val="single" w:color="B7C2D1" w:sz="4"/>
-                    <w:left w:val="single" w:color="B7C2D1" w:sz="4"/>
-                    <w:bottom w:val="single" w:color="B7C2D1" w:sz="4"/>
-                    <w:right w:val="single" w:color="B7C2D1" w:sz="4"/>
-                  </w:tcBorders>
-                  <w:shd w:fill="FFFFFF" w:color="auto" w:val="clear"/>
-                  <w:tcMar>
-                    <w:top w:type="dxa" w:w="80"/>
-                    <w:left w:type="dxa" w:w="120"/>
-                    <w:bottom w:type="dxa" w:w="80"/>
-                    <w:right w:type="dxa" w:w="120"/>
-                  </w:tcMar>
-                  <w:vAlign w:val="center"/>
-                </w:tcPr>
-                <w:p>
-                  <w:pPr>
-                    <w:spacing w:after="0" w:before="0"/>
-                  </w:pPr>
-                  <w:r>
-                    <w:rPr>
-                      <w:rFonts w:ascii="Arial" w:cs="Arial" w:eastAsia="Arial" w:hAnsi="Arial"/>
-                      <w:sz w:val="21"/>
-                      <w:szCs w:val="21"/>
-                    </w:rPr>
-                    <w:t xml:space="preserve">Ask the user for a line of whole numbers separated by single spaces. Then ask for the number to find. Step through the whole list yourself, without .count(). Count how many times that number appears. Display [that count] and nothing else.</w:t>
-                  </w:r>
-                </w:p>
-              </w:tc>
-              <w:tc>
-                <w:tcPr>
-                  <w:tcW w:type="dxa" w:w="3342"/>
-                  <w:tcBorders>
-                    <w:top w:val="single" w:color="B7C2D1" w:sz="4"/>
-                    <w:left w:val="single" w:color="B7C2D1" w:sz="4"/>
-                    <w:bottom w:val="single" w:color="B7C2D1" w:sz="4"/>
-                    <w:right w:val="single" w:color="B7C2D1" w:sz="4"/>
-                  </w:tcBorders>
-                  <w:shd w:fill="FFFFFF" w:color="auto" w:val="clear"/>
-                  <w:tcMar>
-                    <w:top w:type="dxa" w:w="80"/>
-                    <w:left w:type="dxa" w:w="120"/>
-                    <w:bottom w:type="dxa" w:w="80"/>
-                    <w:right w:type="dxa" w:w="120"/>
-                  </w:tcMar>
-                  <w:vAlign w:val="center"/>
-                </w:tcPr>
-                <w:p>
-                  <w:pPr>
-                    <w:spacing w:after="0" w:before="0"/>
-                  </w:pPr>
-                  <w:r>
-                    <w:rPr>
-                      <w:rFonts w:ascii="Arial" w:cs="Arial" w:eastAsia="Arial" w:hAnsi="Arial"/>
-                      <w:b w:val="false"/>
-                      <w:bCs w:val="false"/>
-                      <w:sz w:val="21"/>
-                      <w:szCs w:val="21"/>
-                    </w:rPr>
-                    <w:t xml:space="preserve">3</w:t>
-                  </w:r>
-                </w:p>
-              </w:tc>
-              <w:tc>
-                <w:tcPr>
-                  <w:tcW w:type="dxa" w:w="3342"/>
+                  <w:tcW w:type="dxa" w:w="2506"/>
+                  <w:tcBorders>
+                    <w:top w:val="single" w:color="B7C2D1" w:sz="4"/>
+                    <w:left w:val="single" w:color="B7C2D1" w:sz="4"/>
+                    <w:bottom w:val="single" w:color="B7C2D1" w:sz="4"/>
+                    <w:right w:val="single" w:color="B7C2D1" w:sz="4"/>
+                  </w:tcBorders>
+                  <w:shd w:fill="FFFFFF" w:color="auto" w:val="clear"/>
+                  <w:tcMar>
+                    <w:top w:type="dxa" w:w="80"/>
+                    <w:left w:type="dxa" w:w="120"/>
+                    <w:bottom w:type="dxa" w:w="80"/>
+                    <w:right w:type="dxa" w:w="120"/>
+                  </w:tcMar>
+                  <w:vAlign w:val="center"/>
+                </w:tcPr>
+                <w:p>
+                  <w:pPr>
+                    <w:spacing w:after="0" w:before="0"/>
+                  </w:pPr>
+                  <w:r>
+                    <w:rPr>
+                      <w:rFonts w:ascii="Arial" w:cs="Arial" w:eastAsia="Arial" w:hAnsi="Arial"/>
+                      <w:sz w:val="21"/>
+                      <w:szCs w:val="21"/>
+                    </w:rPr>
+                    <w:t xml:space="preserve">What will this program display?</w:t>
+                  </w:r>
+                </w:p>
+              </w:tc>
+              <w:tc>
+                <w:tcPr>
+                  <w:tcW w:type="dxa" w:w="2506"/>
+                  <w:tcBorders>
+                    <w:top w:val="single" w:color="B7C2D1" w:sz="4"/>
+                    <w:left w:val="single" w:color="B7C2D1" w:sz="4"/>
+                    <w:bottom w:val="single" w:color="B7C2D1" w:sz="4"/>
+                    <w:right w:val="single" w:color="B7C2D1" w:sz="4"/>
+                  </w:tcBorders>
+                  <w:shd w:fill="FFFFFF" w:color="auto" w:val="clear"/>
+                  <w:tcMar>
+                    <w:top w:type="dxa" w:w="80"/>
+                    <w:left w:type="dxa" w:w="120"/>
+                    <w:bottom w:type="dxa" w:w="80"/>
+                    <w:right w:type="dxa" w:w="120"/>
+                  </w:tcMar>
+                  <w:vAlign w:val="center"/>
+                </w:tcPr>
+                <w:p>
+                  <w:pPr>
+                    <w:spacing w:after="0" w:before="0"/>
+                  </w:pPr>
+                  <w:r>
+                    <w:rPr>
+                      <w:rFonts w:ascii="Arial" w:cs="Arial" w:eastAsia="Arial" w:hAnsi="Arial"/>
+                      <w:b w:val="false"/>
+                      <w:bCs w:val="false"/>
+                      <w:sz w:val="21"/>
+                      <w:szCs w:val="21"/>
+                    </w:rPr>
+                    <w:t xml:space="preserve">Predict</w:t>
+                  </w:r>
+                </w:p>
+              </w:tc>
+              <w:tc>
+                <w:tcPr>
+                  <w:tcW w:type="dxa" w:w="2506"/>
+                  <w:tcBorders>
+                    <w:top w:val="single" w:color="B7C2D1" w:sz="4"/>
+                    <w:left w:val="single" w:color="B7C2D1" w:sz="4"/>
+                    <w:bottom w:val="single" w:color="B7C2D1" w:sz="4"/>
+                    <w:right w:val="single" w:color="B7C2D1" w:sz="4"/>
+                  </w:tcBorders>
+                  <w:shd w:fill="FFFFFF" w:color="auto" w:val="clear"/>
+                  <w:tcMar>
+                    <w:top w:type="dxa" w:w="80"/>
+                    <w:left w:type="dxa" w:w="120"/>
+                    <w:bottom w:type="dxa" w:w="80"/>
+                    <w:right w:type="dxa" w:w="120"/>
+                  </w:tcMar>
+                  <w:vAlign w:val="center"/>
+                </w:tcPr>
+                <w:p>
+                  <w:pPr>
+                    <w:spacing w:after="0" w:before="0"/>
+                  </w:pPr>
+                  <w:r>
+                    <w:rPr>
+                      <w:rFonts w:ascii="Arial" w:cs="Arial" w:eastAsia="Arial" w:hAnsi="Arial"/>
+                      <w:b w:val="false"/>
+                      <w:bCs w:val="false"/>
+                      <w:sz w:val="21"/>
+                      <w:szCs w:val="21"/>
+                    </w:rPr>
+                    <w:t xml:space="preserve">1</w:t>
+                  </w:r>
+                </w:p>
+              </w:tc>
+              <w:tc>
+                <w:tcPr>
+                  <w:tcW w:type="dxa" w:w="2506"/>
                   <w:tcBorders>
                     <w:top w:val="single" w:color="B7C2D1" w:sz="4"/>
                     <w:left w:val="single" w:color="B7C2D1" w:sz="4"/>
@@ -1887,73 +2036,667 @@
               </w:trPr>
               <w:tc>
                 <w:tcPr>
-                  <w:tcW w:type="dxa" w:w="3342"/>
-                  <w:tcBorders>
-                    <w:top w:val="single" w:color="B7C2D1" w:sz="4"/>
-                    <w:left w:val="single" w:color="B7C2D1" w:sz="4"/>
-                    <w:bottom w:val="single" w:color="B7C2D1" w:sz="4"/>
-                    <w:right w:val="single" w:color="B7C2D1" w:sz="4"/>
-                  </w:tcBorders>
-                  <w:shd w:fill="FFFFFF" w:color="auto" w:val="clear"/>
-                  <w:tcMar>
-                    <w:top w:type="dxa" w:w="80"/>
-                    <w:left w:type="dxa" w:w="120"/>
-                    <w:bottom w:type="dxa" w:w="80"/>
-                    <w:right w:type="dxa" w:w="120"/>
-                  </w:tcMar>
-                  <w:vAlign w:val="center"/>
-                </w:tcPr>
-                <w:p>
-                  <w:pPr>
-                    <w:spacing w:after="0" w:before="0"/>
-                  </w:pPr>
-                  <w:r>
-                    <w:rPr>
-                      <w:rFonts w:ascii="Arial" w:cs="Arial" w:eastAsia="Arial" w:hAnsi="Arial"/>
-                      <w:sz w:val="21"/>
-                      <w:szCs w:val="21"/>
-                    </w:rPr>
-                    <w:t xml:space="preserve">Ask the user for a line of words. Then ask for a line of whole numbers in the same order. Then ask for one word to find. Search the words yourself, without .index(). Display [the number at the same position]. Display no match instead when the word is not there.</w:t>
-                  </w:r>
-                </w:p>
-              </w:tc>
-              <w:tc>
-                <w:tcPr>
-                  <w:tcW w:type="dxa" w:w="3342"/>
-                  <w:tcBorders>
-                    <w:top w:val="single" w:color="B7C2D1" w:sz="4"/>
-                    <w:left w:val="single" w:color="B7C2D1" w:sz="4"/>
-                    <w:bottom w:val="single" w:color="B7C2D1" w:sz="4"/>
-                    <w:right w:val="single" w:color="B7C2D1" w:sz="4"/>
-                  </w:tcBorders>
-                  <w:shd w:fill="FFFFFF" w:color="auto" w:val="clear"/>
-                  <w:tcMar>
-                    <w:top w:type="dxa" w:w="80"/>
-                    <w:left w:type="dxa" w:w="120"/>
-                    <w:bottom w:type="dxa" w:w="80"/>
-                    <w:right w:type="dxa" w:w="120"/>
-                  </w:tcMar>
-                  <w:vAlign w:val="center"/>
-                </w:tcPr>
-                <w:p>
-                  <w:pPr>
-                    <w:spacing w:after="0" w:before="0"/>
-                  </w:pPr>
-                  <w:r>
-                    <w:rPr>
-                      <w:rFonts w:ascii="Arial" w:cs="Arial" w:eastAsia="Arial" w:hAnsi="Arial"/>
-                      <w:b w:val="false"/>
-                      <w:bCs w:val="false"/>
-                      <w:sz w:val="21"/>
-                      <w:szCs w:val="21"/>
-                    </w:rPr>
-                    <w:t xml:space="preserve">4</w:t>
-                  </w:r>
-                </w:p>
-              </w:tc>
-              <w:tc>
-                <w:tcPr>
-                  <w:tcW w:type="dxa" w:w="3342"/>
+                  <w:tcW w:type="dxa" w:w="2506"/>
+                  <w:tcBorders>
+                    <w:top w:val="single" w:color="B7C2D1" w:sz="4"/>
+                    <w:left w:val="single" w:color="B7C2D1" w:sz="4"/>
+                    <w:bottom w:val="single" w:color="B7C2D1" w:sz="4"/>
+                    <w:right w:val="single" w:color="B7C2D1" w:sz="4"/>
+                  </w:tcBorders>
+                  <w:shd w:fill="FFFFFF" w:color="auto" w:val="clear"/>
+                  <w:tcMar>
+                    <w:top w:type="dxa" w:w="80"/>
+                    <w:left w:type="dxa" w:w="120"/>
+                    <w:bottom w:type="dxa" w:w="80"/>
+                    <w:right w:type="dxa" w:w="120"/>
+                  </w:tcMar>
+                  <w:vAlign w:val="center"/>
+                </w:tcPr>
+                <w:p>
+                  <w:pPr>
+                    <w:spacing w:after="0" w:before="0"/>
+                  </w:pPr>
+                  <w:r>
+                    <w:rPr>
+                      <w:rFonts w:ascii="Arial" w:cs="Arial" w:eastAsia="Arial" w:hAnsi="Arial"/>
+                      <w:sz w:val="21"/>
+                      <w:szCs w:val="21"/>
+                    </w:rPr>
+                    <w:t xml:space="preserve">What will this program display?</w:t>
+                  </w:r>
+                </w:p>
+              </w:tc>
+              <w:tc>
+                <w:tcPr>
+                  <w:tcW w:type="dxa" w:w="2506"/>
+                  <w:tcBorders>
+                    <w:top w:val="single" w:color="B7C2D1" w:sz="4"/>
+                    <w:left w:val="single" w:color="B7C2D1" w:sz="4"/>
+                    <w:bottom w:val="single" w:color="B7C2D1" w:sz="4"/>
+                    <w:right w:val="single" w:color="B7C2D1" w:sz="4"/>
+                  </w:tcBorders>
+                  <w:shd w:fill="FFFFFF" w:color="auto" w:val="clear"/>
+                  <w:tcMar>
+                    <w:top w:type="dxa" w:w="80"/>
+                    <w:left w:type="dxa" w:w="120"/>
+                    <w:bottom w:type="dxa" w:w="80"/>
+                    <w:right w:type="dxa" w:w="120"/>
+                  </w:tcMar>
+                  <w:vAlign w:val="center"/>
+                </w:tcPr>
+                <w:p>
+                  <w:pPr>
+                    <w:spacing w:after="0" w:before="0"/>
+                  </w:pPr>
+                  <w:r>
+                    <w:rPr>
+                      <w:rFonts w:ascii="Arial" w:cs="Arial" w:eastAsia="Arial" w:hAnsi="Arial"/>
+                      <w:b w:val="false"/>
+                      <w:bCs w:val="false"/>
+                      <w:sz w:val="21"/>
+                      <w:szCs w:val="21"/>
+                    </w:rPr>
+                    <w:t xml:space="preserve">Predict</w:t>
+                  </w:r>
+                </w:p>
+              </w:tc>
+              <w:tc>
+                <w:tcPr>
+                  <w:tcW w:type="dxa" w:w="2506"/>
+                  <w:tcBorders>
+                    <w:top w:val="single" w:color="B7C2D1" w:sz="4"/>
+                    <w:left w:val="single" w:color="B7C2D1" w:sz="4"/>
+                    <w:bottom w:val="single" w:color="B7C2D1" w:sz="4"/>
+                    <w:right w:val="single" w:color="B7C2D1" w:sz="4"/>
+                  </w:tcBorders>
+                  <w:shd w:fill="FFFFFF" w:color="auto" w:val="clear"/>
+                  <w:tcMar>
+                    <w:top w:type="dxa" w:w="80"/>
+                    <w:left w:type="dxa" w:w="120"/>
+                    <w:bottom w:type="dxa" w:w="80"/>
+                    <w:right w:type="dxa" w:w="120"/>
+                  </w:tcMar>
+                  <w:vAlign w:val="center"/>
+                </w:tcPr>
+                <w:p>
+                  <w:pPr>
+                    <w:spacing w:after="0" w:before="0"/>
+                  </w:pPr>
+                  <w:r>
+                    <w:rPr>
+                      <w:rFonts w:ascii="Arial" w:cs="Arial" w:eastAsia="Arial" w:hAnsi="Arial"/>
+                      <w:b w:val="false"/>
+                      <w:bCs w:val="false"/>
+                      <w:sz w:val="21"/>
+                      <w:szCs w:val="21"/>
+                    </w:rPr>
+                    <w:t xml:space="preserve">1</w:t>
+                  </w:r>
+                </w:p>
+              </w:tc>
+              <w:tc>
+                <w:tcPr>
+                  <w:tcW w:type="dxa" w:w="2506"/>
+                  <w:tcBorders>
+                    <w:top w:val="single" w:color="B7C2D1" w:sz="4"/>
+                    <w:left w:val="single" w:color="B7C2D1" w:sz="4"/>
+                    <w:bottom w:val="single" w:color="B7C2D1" w:sz="4"/>
+                    <w:right w:val="single" w:color="B7C2D1" w:sz="4"/>
+                  </w:tcBorders>
+                  <w:shd w:fill="FFFFFF" w:color="auto" w:val="clear"/>
+                  <w:tcMar>
+                    <w:top w:type="dxa" w:w="80"/>
+                    <w:left w:type="dxa" w:w="120"/>
+                    <w:bottom w:type="dxa" w:w="80"/>
+                    <w:right w:type="dxa" w:w="120"/>
+                  </w:tcMar>
+                  <w:vAlign w:val="center"/>
+                </w:tcPr>
+                <w:p>
+                  <w:pPr>
+                    <w:spacing w:after="0" w:before="0"/>
+                  </w:pPr>
+                  <w:r>
+                    <w:rPr>
+                      <w:rFonts w:ascii="Arial" w:cs="Arial" w:eastAsia="Arial" w:hAnsi="Arial"/>
+                      <w:b w:val="false"/>
+                      <w:bCs w:val="false"/>
+                      <w:sz w:val="21"/>
+                      <w:szCs w:val="21"/>
+                    </w:rPr>
+                    <w:t xml:space="preserve"/>
+                  </w:r>
+                </w:p>
+              </w:tc>
+            </w:tr>
+            <w:tr>
+              <w:trPr>
+                <w:cantSplit/>
+                <w:trHeight w:val="360" w:hRule="atLeast"/>
+              </w:trPr>
+              <w:tc>
+                <w:tcPr>
+                  <w:tcW w:type="dxa" w:w="2506"/>
+                  <w:tcBorders>
+                    <w:top w:val="single" w:color="B7C2D1" w:sz="4"/>
+                    <w:left w:val="single" w:color="B7C2D1" w:sz="4"/>
+                    <w:bottom w:val="single" w:color="B7C2D1" w:sz="4"/>
+                    <w:right w:val="single" w:color="B7C2D1" w:sz="4"/>
+                  </w:tcBorders>
+                  <w:shd w:fill="FFFFFF" w:color="auto" w:val="clear"/>
+                  <w:tcMar>
+                    <w:top w:type="dxa" w:w="80"/>
+                    <w:left w:type="dxa" w:w="120"/>
+                    <w:bottom w:type="dxa" w:w="80"/>
+                    <w:right w:type="dxa" w:w="120"/>
+                  </w:tcMar>
+                  <w:vAlign w:val="center"/>
+                </w:tcPr>
+                <w:p>
+                  <w:pPr>
+                    <w:spacing w:after="0" w:before="0"/>
+                  </w:pPr>
+                  <w:r>
+                    <w:rPr>
+                      <w:rFonts w:ascii="Arial" w:cs="Arial" w:eastAsia="Arial" w:hAnsi="Arial"/>
+                      <w:sz w:val="21"/>
+                      <w:szCs w:val="21"/>
+                    </w:rPr>
+                    <w:t xml:space="preserve">Finish the program so it displays the position the number is at.</w:t>
+                  </w:r>
+                </w:p>
+              </w:tc>
+              <w:tc>
+                <w:tcPr>
+                  <w:tcW w:type="dxa" w:w="2506"/>
+                  <w:tcBorders>
+                    <w:top w:val="single" w:color="B7C2D1" w:sz="4"/>
+                    <w:left w:val="single" w:color="B7C2D1" w:sz="4"/>
+                    <w:bottom w:val="single" w:color="B7C2D1" w:sz="4"/>
+                    <w:right w:val="single" w:color="B7C2D1" w:sz="4"/>
+                  </w:tcBorders>
+                  <w:shd w:fill="FFFFFF" w:color="auto" w:val="clear"/>
+                  <w:tcMar>
+                    <w:top w:type="dxa" w:w="80"/>
+                    <w:left w:type="dxa" w:w="120"/>
+                    <w:bottom w:type="dxa" w:w="80"/>
+                    <w:right w:type="dxa" w:w="120"/>
+                  </w:tcMar>
+                  <w:vAlign w:val="center"/>
+                </w:tcPr>
+                <w:p>
+                  <w:pPr>
+                    <w:spacing w:after="0" w:before="0"/>
+                  </w:pPr>
+                  <w:r>
+                    <w:rPr>
+                      <w:rFonts w:ascii="Arial" w:cs="Arial" w:eastAsia="Arial" w:hAnsi="Arial"/>
+                      <w:b w:val="false"/>
+                      <w:bCs w:val="false"/>
+                      <w:sz w:val="21"/>
+                      <w:szCs w:val="21"/>
+                    </w:rPr>
+                    <w:t xml:space="preserve">Complete it</w:t>
+                  </w:r>
+                </w:p>
+              </w:tc>
+              <w:tc>
+                <w:tcPr>
+                  <w:tcW w:type="dxa" w:w="2506"/>
+                  <w:tcBorders>
+                    <w:top w:val="single" w:color="B7C2D1" w:sz="4"/>
+                    <w:left w:val="single" w:color="B7C2D1" w:sz="4"/>
+                    <w:bottom w:val="single" w:color="B7C2D1" w:sz="4"/>
+                    <w:right w:val="single" w:color="B7C2D1" w:sz="4"/>
+                  </w:tcBorders>
+                  <w:shd w:fill="FFFFFF" w:color="auto" w:val="clear"/>
+                  <w:tcMar>
+                    <w:top w:type="dxa" w:w="80"/>
+                    <w:left w:type="dxa" w:w="120"/>
+                    <w:bottom w:type="dxa" w:w="80"/>
+                    <w:right w:type="dxa" w:w="120"/>
+                  </w:tcMar>
+                  <w:vAlign w:val="center"/>
+                </w:tcPr>
+                <w:p>
+                  <w:pPr>
+                    <w:spacing w:after="0" w:before="0"/>
+                  </w:pPr>
+                  <w:r>
+                    <w:rPr>
+                      <w:rFonts w:ascii="Arial" w:cs="Arial" w:eastAsia="Arial" w:hAnsi="Arial"/>
+                      <w:b w:val="false"/>
+                      <w:bCs w:val="false"/>
+                      <w:sz w:val="21"/>
+                      <w:szCs w:val="21"/>
+                    </w:rPr>
+                    <w:t xml:space="preserve">2</w:t>
+                  </w:r>
+                </w:p>
+              </w:tc>
+              <w:tc>
+                <w:tcPr>
+                  <w:tcW w:type="dxa" w:w="2506"/>
+                  <w:tcBorders>
+                    <w:top w:val="single" w:color="B7C2D1" w:sz="4"/>
+                    <w:left w:val="single" w:color="B7C2D1" w:sz="4"/>
+                    <w:bottom w:val="single" w:color="B7C2D1" w:sz="4"/>
+                    <w:right w:val="single" w:color="B7C2D1" w:sz="4"/>
+                  </w:tcBorders>
+                  <w:shd w:fill="FFFFFF" w:color="auto" w:val="clear"/>
+                  <w:tcMar>
+                    <w:top w:type="dxa" w:w="80"/>
+                    <w:left w:type="dxa" w:w="120"/>
+                    <w:bottom w:type="dxa" w:w="80"/>
+                    <w:right w:type="dxa" w:w="120"/>
+                  </w:tcMar>
+                  <w:vAlign w:val="center"/>
+                </w:tcPr>
+                <w:p>
+                  <w:pPr>
+                    <w:spacing w:after="0" w:before="0"/>
+                  </w:pPr>
+                  <w:r>
+                    <w:rPr>
+                      <w:rFonts w:ascii="Arial" w:cs="Arial" w:eastAsia="Arial" w:hAnsi="Arial"/>
+                      <w:b w:val="false"/>
+                      <w:bCs w:val="false"/>
+                      <w:sz w:val="21"/>
+                      <w:szCs w:val="21"/>
+                    </w:rPr>
+                    <w:t xml:space="preserve"/>
+                  </w:r>
+                </w:p>
+              </w:tc>
+            </w:tr>
+            <w:tr>
+              <w:trPr>
+                <w:cantSplit/>
+                <w:trHeight w:val="360" w:hRule="atLeast"/>
+              </w:trPr>
+              <w:tc>
+                <w:tcPr>
+                  <w:tcW w:type="dxa" w:w="2506"/>
+                  <w:tcBorders>
+                    <w:top w:val="single" w:color="B7C2D1" w:sz="4"/>
+                    <w:left w:val="single" w:color="B7C2D1" w:sz="4"/>
+                    <w:bottom w:val="single" w:color="B7C2D1" w:sz="4"/>
+                    <w:right w:val="single" w:color="B7C2D1" w:sz="4"/>
+                  </w:tcBorders>
+                  <w:shd w:fill="FFFFFF" w:color="auto" w:val="clear"/>
+                  <w:tcMar>
+                    <w:top w:type="dxa" w:w="80"/>
+                    <w:left w:type="dxa" w:w="120"/>
+                    <w:bottom w:type="dxa" w:w="80"/>
+                    <w:right w:type="dxa" w:w="120"/>
+                  </w:tcMar>
+                  <w:vAlign w:val="center"/>
+                </w:tcPr>
+                <w:p>
+                  <w:pPr>
+                    <w:spacing w:after="0" w:before="0"/>
+                  </w:pPr>
+                  <w:r>
+                    <w:rPr>
+                      <w:rFonts w:ascii="Arial" w:cs="Arial" w:eastAsia="Arial" w:hAnsi="Arial"/>
+                      <w:sz w:val="21"/>
+                      <w:szCs w:val="21"/>
+                    </w:rPr>
+                    <w:t xml:space="preserve">Ask the user for the number to find. Search the list from the front, one position at a time. Display the position that number is at, counting from 0. Display not found instead when it is not in the list.</w:t>
+                  </w:r>
+                </w:p>
+              </w:tc>
+              <w:tc>
+                <w:tcPr>
+                  <w:tcW w:type="dxa" w:w="2506"/>
+                  <w:tcBorders>
+                    <w:top w:val="single" w:color="B7C2D1" w:sz="4"/>
+                    <w:left w:val="single" w:color="B7C2D1" w:sz="4"/>
+                    <w:bottom w:val="single" w:color="B7C2D1" w:sz="4"/>
+                    <w:right w:val="single" w:color="B7C2D1" w:sz="4"/>
+                  </w:tcBorders>
+                  <w:shd w:fill="FFFFFF" w:color="auto" w:val="clear"/>
+                  <w:tcMar>
+                    <w:top w:type="dxa" w:w="80"/>
+                    <w:left w:type="dxa" w:w="120"/>
+                    <w:bottom w:type="dxa" w:w="80"/>
+                    <w:right w:type="dxa" w:w="120"/>
+                  </w:tcMar>
+                  <w:vAlign w:val="center"/>
+                </w:tcPr>
+                <w:p>
+                  <w:pPr>
+                    <w:spacing w:after="0" w:before="0"/>
+                  </w:pPr>
+                  <w:r>
+                    <w:rPr>
+                      <w:rFonts w:ascii="Arial" w:cs="Arial" w:eastAsia="Arial" w:hAnsi="Arial"/>
+                      <w:b w:val="false"/>
+                      <w:bCs w:val="false"/>
+                      <w:sz w:val="21"/>
+                      <w:szCs w:val="21"/>
+                    </w:rPr>
+                    <w:t xml:space="preserve">Write it</w:t>
+                  </w:r>
+                </w:p>
+              </w:tc>
+              <w:tc>
+                <w:tcPr>
+                  <w:tcW w:type="dxa" w:w="2506"/>
+                  <w:tcBorders>
+                    <w:top w:val="single" w:color="B7C2D1" w:sz="4"/>
+                    <w:left w:val="single" w:color="B7C2D1" w:sz="4"/>
+                    <w:bottom w:val="single" w:color="B7C2D1" w:sz="4"/>
+                    <w:right w:val="single" w:color="B7C2D1" w:sz="4"/>
+                  </w:tcBorders>
+                  <w:shd w:fill="FFFFFF" w:color="auto" w:val="clear"/>
+                  <w:tcMar>
+                    <w:top w:type="dxa" w:w="80"/>
+                    <w:left w:type="dxa" w:w="120"/>
+                    <w:bottom w:type="dxa" w:w="80"/>
+                    <w:right w:type="dxa" w:w="120"/>
+                  </w:tcMar>
+                  <w:vAlign w:val="center"/>
+                </w:tcPr>
+                <w:p>
+                  <w:pPr>
+                    <w:spacing w:after="0" w:before="0"/>
+                  </w:pPr>
+                  <w:r>
+                    <w:rPr>
+                      <w:rFonts w:ascii="Arial" w:cs="Arial" w:eastAsia="Arial" w:hAnsi="Arial"/>
+                      <w:b w:val="false"/>
+                      <w:bCs w:val="false"/>
+                      <w:sz w:val="21"/>
+                      <w:szCs w:val="21"/>
+                    </w:rPr>
+                    <w:t xml:space="preserve">3</w:t>
+                  </w:r>
+                </w:p>
+              </w:tc>
+              <w:tc>
+                <w:tcPr>
+                  <w:tcW w:type="dxa" w:w="2506"/>
+                  <w:tcBorders>
+                    <w:top w:val="single" w:color="B7C2D1" w:sz="4"/>
+                    <w:left w:val="single" w:color="B7C2D1" w:sz="4"/>
+                    <w:bottom w:val="single" w:color="B7C2D1" w:sz="4"/>
+                    <w:right w:val="single" w:color="B7C2D1" w:sz="4"/>
+                  </w:tcBorders>
+                  <w:shd w:fill="FFFFFF" w:color="auto" w:val="clear"/>
+                  <w:tcMar>
+                    <w:top w:type="dxa" w:w="80"/>
+                    <w:left w:type="dxa" w:w="120"/>
+                    <w:bottom w:type="dxa" w:w="80"/>
+                    <w:right w:type="dxa" w:w="120"/>
+                  </w:tcMar>
+                  <w:vAlign w:val="center"/>
+                </w:tcPr>
+                <w:p>
+                  <w:pPr>
+                    <w:spacing w:after="0" w:before="0"/>
+                  </w:pPr>
+                  <w:r>
+                    <w:rPr>
+                      <w:rFonts w:ascii="Arial" w:cs="Arial" w:eastAsia="Arial" w:hAnsi="Arial"/>
+                      <w:b w:val="false"/>
+                      <w:bCs w:val="false"/>
+                      <w:sz w:val="21"/>
+                      <w:szCs w:val="21"/>
+                    </w:rPr>
+                    <w:t xml:space="preserve"/>
+                  </w:r>
+                </w:p>
+              </w:tc>
+            </w:tr>
+            <w:tr>
+              <w:trPr>
+                <w:cantSplit/>
+                <w:trHeight w:val="360" w:hRule="atLeast"/>
+              </w:trPr>
+              <w:tc>
+                <w:tcPr>
+                  <w:tcW w:type="dxa" w:w="2506"/>
+                  <w:tcBorders>
+                    <w:top w:val="single" w:color="B7C2D1" w:sz="4"/>
+                    <w:left w:val="single" w:color="B7C2D1" w:sz="4"/>
+                    <w:bottom w:val="single" w:color="B7C2D1" w:sz="4"/>
+                    <w:right w:val="single" w:color="B7C2D1" w:sz="4"/>
+                  </w:tcBorders>
+                  <w:shd w:fill="FFFFFF" w:color="auto" w:val="clear"/>
+                  <w:tcMar>
+                    <w:top w:type="dxa" w:w="80"/>
+                    <w:left w:type="dxa" w:w="120"/>
+                    <w:bottom w:type="dxa" w:w="80"/>
+                    <w:right w:type="dxa" w:w="120"/>
+                  </w:tcMar>
+                  <w:vAlign w:val="center"/>
+                </w:tcPr>
+                <w:p>
+                  <w:pPr>
+                    <w:spacing w:after="0" w:before="0"/>
+                  </w:pPr>
+                  <w:r>
+                    <w:rPr>
+                      <w:rFonts w:ascii="Arial" w:cs="Arial" w:eastAsia="Arial" w:hAnsi="Arial"/>
+                      <w:sz w:val="21"/>
+                      <w:szCs w:val="21"/>
+                    </w:rPr>
+                    <w:t xml:space="preserve">This program should display the position of the number typed in, or not found when it is not there. Find the mistake and put it right.</w:t>
+                  </w:r>
+                </w:p>
+              </w:tc>
+              <w:tc>
+                <w:tcPr>
+                  <w:tcW w:type="dxa" w:w="2506"/>
+                  <w:tcBorders>
+                    <w:top w:val="single" w:color="B7C2D1" w:sz="4"/>
+                    <w:left w:val="single" w:color="B7C2D1" w:sz="4"/>
+                    <w:bottom w:val="single" w:color="B7C2D1" w:sz="4"/>
+                    <w:right w:val="single" w:color="B7C2D1" w:sz="4"/>
+                  </w:tcBorders>
+                  <w:shd w:fill="FFFFFF" w:color="auto" w:val="clear"/>
+                  <w:tcMar>
+                    <w:top w:type="dxa" w:w="80"/>
+                    <w:left w:type="dxa" w:w="120"/>
+                    <w:bottom w:type="dxa" w:w="80"/>
+                    <w:right w:type="dxa" w:w="120"/>
+                  </w:tcMar>
+                  <w:vAlign w:val="center"/>
+                </w:tcPr>
+                <w:p>
+                  <w:pPr>
+                    <w:spacing w:after="0" w:before="0"/>
+                  </w:pPr>
+                  <w:r>
+                    <w:rPr>
+                      <w:rFonts w:ascii="Arial" w:cs="Arial" w:eastAsia="Arial" w:hAnsi="Arial"/>
+                      <w:b w:val="false"/>
+                      <w:bCs w:val="false"/>
+                      <w:sz w:val="21"/>
+                      <w:szCs w:val="21"/>
+                    </w:rPr>
+                    <w:t xml:space="preserve">Fix it</w:t>
+                  </w:r>
+                </w:p>
+              </w:tc>
+              <w:tc>
+                <w:tcPr>
+                  <w:tcW w:type="dxa" w:w="2506"/>
+                  <w:tcBorders>
+                    <w:top w:val="single" w:color="B7C2D1" w:sz="4"/>
+                    <w:left w:val="single" w:color="B7C2D1" w:sz="4"/>
+                    <w:bottom w:val="single" w:color="B7C2D1" w:sz="4"/>
+                    <w:right w:val="single" w:color="B7C2D1" w:sz="4"/>
+                  </w:tcBorders>
+                  <w:shd w:fill="FFFFFF" w:color="auto" w:val="clear"/>
+                  <w:tcMar>
+                    <w:top w:type="dxa" w:w="80"/>
+                    <w:left w:type="dxa" w:w="120"/>
+                    <w:bottom w:type="dxa" w:w="80"/>
+                    <w:right w:type="dxa" w:w="120"/>
+                  </w:tcMar>
+                  <w:vAlign w:val="center"/>
+                </w:tcPr>
+                <w:p>
+                  <w:pPr>
+                    <w:spacing w:after="0" w:before="0"/>
+                  </w:pPr>
+                  <w:r>
+                    <w:rPr>
+                      <w:rFonts w:ascii="Arial" w:cs="Arial" w:eastAsia="Arial" w:hAnsi="Arial"/>
+                      <w:b w:val="false"/>
+                      <w:bCs w:val="false"/>
+                      <w:sz w:val="21"/>
+                      <w:szCs w:val="21"/>
+                    </w:rPr>
+                    <w:t xml:space="preserve">2</w:t>
+                  </w:r>
+                </w:p>
+              </w:tc>
+              <w:tc>
+                <w:tcPr>
+                  <w:tcW w:type="dxa" w:w="2506"/>
+                  <w:tcBorders>
+                    <w:top w:val="single" w:color="B7C2D1" w:sz="4"/>
+                    <w:left w:val="single" w:color="B7C2D1" w:sz="4"/>
+                    <w:bottom w:val="single" w:color="B7C2D1" w:sz="4"/>
+                    <w:right w:val="single" w:color="B7C2D1" w:sz="4"/>
+                  </w:tcBorders>
+                  <w:shd w:fill="FFFFFF" w:color="auto" w:val="clear"/>
+                  <w:tcMar>
+                    <w:top w:type="dxa" w:w="80"/>
+                    <w:left w:type="dxa" w:w="120"/>
+                    <w:bottom w:type="dxa" w:w="80"/>
+                    <w:right w:type="dxa" w:w="120"/>
+                  </w:tcMar>
+                  <w:vAlign w:val="center"/>
+                </w:tcPr>
+                <w:p>
+                  <w:pPr>
+                    <w:spacing w:after="0" w:before="0"/>
+                  </w:pPr>
+                  <w:r>
+                    <w:rPr>
+                      <w:rFonts w:ascii="Arial" w:cs="Arial" w:eastAsia="Arial" w:hAnsi="Arial"/>
+                      <w:b w:val="false"/>
+                      <w:bCs w:val="false"/>
+                      <w:sz w:val="21"/>
+                      <w:szCs w:val="21"/>
+                    </w:rPr>
+                    <w:t xml:space="preserve"/>
+                  </w:r>
+                </w:p>
+              </w:tc>
+            </w:tr>
+            <w:tr>
+              <w:trPr>
+                <w:cantSplit/>
+                <w:trHeight w:val="360" w:hRule="atLeast"/>
+              </w:trPr>
+              <w:tc>
+                <w:tcPr>
+                  <w:tcW w:type="dxa" w:w="2506"/>
+                  <w:tcBorders>
+                    <w:top w:val="single" w:color="B7C2D1" w:sz="4"/>
+                    <w:left w:val="single" w:color="B7C2D1" w:sz="4"/>
+                    <w:bottom w:val="single" w:color="B7C2D1" w:sz="4"/>
+                    <w:right w:val="single" w:color="B7C2D1" w:sz="4"/>
+                  </w:tcBorders>
+                  <w:shd w:fill="FFFFFF" w:color="auto" w:val="clear"/>
+                  <w:tcMar>
+                    <w:top w:type="dxa" w:w="80"/>
+                    <w:left w:type="dxa" w:w="120"/>
+                    <w:bottom w:type="dxa" w:w="80"/>
+                    <w:right w:type="dxa" w:w="120"/>
+                  </w:tcMar>
+                  <w:vAlign w:val="center"/>
+                </w:tcPr>
+                <w:p>
+                  <w:pPr>
+                    <w:spacing w:after="0" w:before="0"/>
+                  </w:pPr>
+                  <w:r>
+                    <w:rPr>
+                      <w:rFonts w:ascii="Arial" w:cs="Arial" w:eastAsia="Arial" w:hAnsi="Arial"/>
+                      <w:sz w:val="21"/>
+                      <w:szCs w:val="21"/>
+                    </w:rPr>
+                    <w:t xml:space="preserve">Ask the user for the number to find. Count how many times that number appears in the list. Display the count and nothing else.</w:t>
+                  </w:r>
+                </w:p>
+              </w:tc>
+              <w:tc>
+                <w:tcPr>
+                  <w:tcW w:type="dxa" w:w="2506"/>
+                  <w:tcBorders>
+                    <w:top w:val="single" w:color="B7C2D1" w:sz="4"/>
+                    <w:left w:val="single" w:color="B7C2D1" w:sz="4"/>
+                    <w:bottom w:val="single" w:color="B7C2D1" w:sz="4"/>
+                    <w:right w:val="single" w:color="B7C2D1" w:sz="4"/>
+                  </w:tcBorders>
+                  <w:shd w:fill="FFFFFF" w:color="auto" w:val="clear"/>
+                  <w:tcMar>
+                    <w:top w:type="dxa" w:w="80"/>
+                    <w:left w:type="dxa" w:w="120"/>
+                    <w:bottom w:type="dxa" w:w="80"/>
+                    <w:right w:type="dxa" w:w="120"/>
+                  </w:tcMar>
+                  <w:vAlign w:val="center"/>
+                </w:tcPr>
+                <w:p>
+                  <w:pPr>
+                    <w:spacing w:after="0" w:before="0"/>
+                  </w:pPr>
+                  <w:r>
+                    <w:rPr>
+                      <w:rFonts w:ascii="Arial" w:cs="Arial" w:eastAsia="Arial" w:hAnsi="Arial"/>
+                      <w:b w:val="false"/>
+                      <w:bCs w:val="false"/>
+                      <w:sz w:val="21"/>
+                      <w:szCs w:val="21"/>
+                    </w:rPr>
+                    <w:t xml:space="preserve">Challenge (optional)</w:t>
+                  </w:r>
+                </w:p>
+              </w:tc>
+              <w:tc>
+                <w:tcPr>
+                  <w:tcW w:type="dxa" w:w="2506"/>
+                  <w:tcBorders>
+                    <w:top w:val="single" w:color="B7C2D1" w:sz="4"/>
+                    <w:left w:val="single" w:color="B7C2D1" w:sz="4"/>
+                    <w:bottom w:val="single" w:color="B7C2D1" w:sz="4"/>
+                    <w:right w:val="single" w:color="B7C2D1" w:sz="4"/>
+                  </w:tcBorders>
+                  <w:shd w:fill="FFFFFF" w:color="auto" w:val="clear"/>
+                  <w:tcMar>
+                    <w:top w:type="dxa" w:w="80"/>
+                    <w:left w:type="dxa" w:w="120"/>
+                    <w:bottom w:type="dxa" w:w="80"/>
+                    <w:right w:type="dxa" w:w="120"/>
+                  </w:tcMar>
+                  <w:vAlign w:val="center"/>
+                </w:tcPr>
+                <w:p>
+                  <w:pPr>
+                    <w:spacing w:after="0" w:before="0"/>
+                  </w:pPr>
+                  <w:r>
+                    <w:rPr>
+                      <w:rFonts w:ascii="Arial" w:cs="Arial" w:eastAsia="Arial" w:hAnsi="Arial"/>
+                      <w:b w:val="false"/>
+                      <w:bCs w:val="false"/>
+                      <w:sz w:val="21"/>
+                      <w:szCs w:val="21"/>
+                    </w:rPr>
+                    <w:t xml:space="preserve">3</w:t>
+                  </w:r>
+                </w:p>
+              </w:tc>
+              <w:tc>
+                <w:tcPr>
+                  <w:tcW w:type="dxa" w:w="2506"/>
                   <w:tcBorders>
                     <w:top w:val="single" w:color="B7C2D1" w:sz="4"/>
                     <w:left w:val="single" w:color="B7C2D1" w:sz="4"/>
@@ -2000,7 +2743,7 @@
                 <w:sz w:val="21"/>
                 <w:szCs w:val="21"/>
               </w:rPr>
-              <w:t xml:space="preserve">Plan the one you found hardest: inputs, what happens to them, what is printed.</w:t>
+              <w:t xml:space="preserve">Plan the one you found hardest: what is typed in, what happens to it, what is displayed.</w:t>
             </w:r>
           </w:p>
           <w:tbl>
@@ -2426,12 +3169,12 @@
                 <w:sz w:val="21"/>
                 <w:szCs w:val="21"/>
               </w:rPr>
-              <w:t xml:space="preserve">Tick each one off as its tests pass in the editor</w:t>
+              <w:t xml:space="preserve">Tick each one off as you finish it in the editor</w:t>
             </w:r>
           </w:p>
           <w:tbl>
             <w:tblPr>
-              <w:tblW w:type="dxa" w:w="10026"/>
+              <w:tblW w:type="dxa" w:w="10024"/>
               <w:tblBorders>
                 <w:top w:val="single" w:color="auto" w:sz="4"/>
                 <w:left w:val="single" w:color="auto" w:sz="4"/>
@@ -2442,9 +3185,10 @@
               </w:tblBorders>
             </w:tblPr>
             <w:tblGrid>
-              <w:gridCol w:w="3342"/>
-              <w:gridCol w:w="3342"/>
-              <w:gridCol w:w="3342"/>
+              <w:gridCol w:w="2506"/>
+              <w:gridCol w:w="2506"/>
+              <w:gridCol w:w="2506"/>
+              <w:gridCol w:w="2506"/>
             </w:tblGrid>
             <w:tr>
               <w:trPr>
@@ -2453,7 +3197,7 @@
               </w:trPr>
               <w:tc>
                 <w:tcPr>
-                  <w:tcW w:type="dxa" w:w="3342"/>
+                  <w:tcW w:type="dxa" w:w="2506"/>
                   <w:tcBorders>
                     <w:top w:val="single" w:color="B7C2D1" w:sz="4"/>
                     <w:left w:val="single" w:color="B7C2D1" w:sz="4"/>
@@ -2481,13 +3225,13 @@
                       <w:sz w:val="20"/>
                       <w:szCs w:val="20"/>
                     </w:rPr>
-                    <w:t xml:space="preserve">Program</w:t>
-                  </w:r>
-                </w:p>
-              </w:tc>
-              <w:tc>
-                <w:tcPr>
-                  <w:tcW w:type="dxa" w:w="3342"/>
+                    <w:t xml:space="preserve">Activity</w:t>
+                  </w:r>
+                </w:p>
+              </w:tc>
+              <w:tc>
+                <w:tcPr>
+                  <w:tcW w:type="dxa" w:w="2506"/>
                   <w:tcBorders>
                     <w:top w:val="single" w:color="B7C2D1" w:sz="4"/>
                     <w:left w:val="single" w:color="B7C2D1" w:sz="4"/>
@@ -2515,13 +3259,47 @@
                       <w:sz w:val="20"/>
                       <w:szCs w:val="20"/>
                     </w:rPr>
+                    <w:t xml:space="preserve">What to do</w:t>
+                  </w:r>
+                </w:p>
+              </w:tc>
+              <w:tc>
+                <w:tcPr>
+                  <w:tcW w:type="dxa" w:w="2506"/>
+                  <w:tcBorders>
+                    <w:top w:val="single" w:color="B7C2D1" w:sz="4"/>
+                    <w:left w:val="single" w:color="B7C2D1" w:sz="4"/>
+                    <w:bottom w:val="single" w:color="B7C2D1" w:sz="4"/>
+                    <w:right w:val="single" w:color="B7C2D1" w:sz="4"/>
+                  </w:tcBorders>
+                  <w:shd w:fill="E6ECF5" w:color="auto" w:val="clear"/>
+                  <w:tcMar>
+                    <w:top w:type="dxa" w:w="80"/>
+                    <w:left w:type="dxa" w:w="120"/>
+                    <w:bottom w:type="dxa" w:w="80"/>
+                    <w:right w:type="dxa" w:w="120"/>
+                  </w:tcMar>
+                  <w:vAlign w:val="center"/>
+                </w:tcPr>
+                <w:p>
+                  <w:pPr>
+                    <w:spacing w:after="0" w:before="0"/>
+                  </w:pPr>
+                  <w:r>
+                    <w:rPr>
+                      <w:rFonts w:ascii="Arial" w:cs="Arial" w:eastAsia="Arial" w:hAnsi="Arial"/>
+                      <w:b/>
+                      <w:bCs/>
+                      <w:sz w:val="20"/>
+                      <w:szCs w:val="20"/>
+                    </w:rPr>
                     <w:t xml:space="preserve">Marks</w:t>
                   </w:r>
                 </w:p>
               </w:tc>
               <w:tc>
                 <w:tcPr>
-                  <w:tcW w:type="dxa" w:w="3342"/>
+                  <w:tcW w:type="dxa" w:w="2506"/>
                   <w:tcBorders>
                     <w:top w:val="single" w:color="B7C2D1" w:sz="4"/>
                     <w:left w:val="single" w:color="B7C2D1" w:sz="4"/>
@@ -2561,73 +3339,107 @@
               </w:trPr>
               <w:tc>
                 <w:tcPr>
-                  <w:tcW w:type="dxa" w:w="3342"/>
-                  <w:tcBorders>
-                    <w:top w:val="single" w:color="B7C2D1" w:sz="4"/>
-                    <w:left w:val="single" w:color="B7C2D1" w:sz="4"/>
-                    <w:bottom w:val="single" w:color="B7C2D1" w:sz="4"/>
-                    <w:right w:val="single" w:color="B7C2D1" w:sz="4"/>
-                  </w:tcBorders>
-                  <w:shd w:fill="FFFFFF" w:color="auto" w:val="clear"/>
-                  <w:tcMar>
-                    <w:top w:type="dxa" w:w="80"/>
-                    <w:left w:type="dxa" w:w="120"/>
-                    <w:bottom w:type="dxa" w:w="80"/>
-                    <w:right w:type="dxa" w:w="120"/>
-                  </w:tcMar>
-                  <w:vAlign w:val="center"/>
-                </w:tcPr>
-                <w:p>
-                  <w:pPr>
-                    <w:spacing w:after="0" w:before="0"/>
-                  </w:pPr>
-                  <w:r>
-                    <w:rPr>
-                      <w:rFonts w:ascii="Arial" w:cs="Arial" w:eastAsia="Arial" w:hAnsi="Arial"/>
-                      <w:sz w:val="21"/>
-                      <w:szCs w:val="21"/>
-                    </w:rPr>
-                    <w:t xml:space="preserve">Ask the user for a line of whole numbers already in order and separated by single spaces. Then ask for the number to find. Find it with a binary search, without .index(). Display [its position], counting from 0. Display not found instead when the number is not in the list.</w:t>
-                  </w:r>
-                </w:p>
-              </w:tc>
-              <w:tc>
-                <w:tcPr>
-                  <w:tcW w:type="dxa" w:w="3342"/>
-                  <w:tcBorders>
-                    <w:top w:val="single" w:color="B7C2D1" w:sz="4"/>
-                    <w:left w:val="single" w:color="B7C2D1" w:sz="4"/>
-                    <w:bottom w:val="single" w:color="B7C2D1" w:sz="4"/>
-                    <w:right w:val="single" w:color="B7C2D1" w:sz="4"/>
-                  </w:tcBorders>
-                  <w:shd w:fill="FFFFFF" w:color="auto" w:val="clear"/>
-                  <w:tcMar>
-                    <w:top w:type="dxa" w:w="80"/>
-                    <w:left w:type="dxa" w:w="120"/>
-                    <w:bottom w:type="dxa" w:w="80"/>
-                    <w:right w:type="dxa" w:w="120"/>
-                  </w:tcMar>
-                  <w:vAlign w:val="center"/>
-                </w:tcPr>
-                <w:p>
-                  <w:pPr>
-                    <w:spacing w:after="0" w:before="0"/>
-                  </w:pPr>
-                  <w:r>
-                    <w:rPr>
-                      <w:rFonts w:ascii="Arial" w:cs="Arial" w:eastAsia="Arial" w:hAnsi="Arial"/>
-                      <w:b w:val="false"/>
-                      <w:bCs w:val="false"/>
-                      <w:sz w:val="21"/>
-                      <w:szCs w:val="21"/>
-                    </w:rPr>
-                    <w:t xml:space="preserve">4</w:t>
-                  </w:r>
-                </w:p>
-              </w:tc>
-              <w:tc>
-                <w:tcPr>
-                  <w:tcW w:type="dxa" w:w="3342"/>
+                  <w:tcW w:type="dxa" w:w="2506"/>
+                  <w:tcBorders>
+                    <w:top w:val="single" w:color="B7C2D1" w:sz="4"/>
+                    <w:left w:val="single" w:color="B7C2D1" w:sz="4"/>
+                    <w:bottom w:val="single" w:color="B7C2D1" w:sz="4"/>
+                    <w:right w:val="single" w:color="B7C2D1" w:sz="4"/>
+                  </w:tcBorders>
+                  <w:shd w:fill="FFFFFF" w:color="auto" w:val="clear"/>
+                  <w:tcMar>
+                    <w:top w:type="dxa" w:w="80"/>
+                    <w:left w:type="dxa" w:w="120"/>
+                    <w:bottom w:type="dxa" w:w="80"/>
+                    <w:right w:type="dxa" w:w="120"/>
+                  </w:tcMar>
+                  <w:vAlign w:val="center"/>
+                </w:tcPr>
+                <w:p>
+                  <w:pPr>
+                    <w:spacing w:after="0" w:before="0"/>
+                  </w:pPr>
+                  <w:r>
+                    <w:rPr>
+                      <w:rFonts w:ascii="Arial" w:cs="Arial" w:eastAsia="Arial" w:hAnsi="Arial"/>
+                      <w:sz w:val="21"/>
+                      <w:szCs w:val="21"/>
+                    </w:rPr>
+                    <w:t xml:space="preserve">Press Run. The program works out the middle of a list that is already in order.</w:t>
+                  </w:r>
+                </w:p>
+              </w:tc>
+              <w:tc>
+                <w:tcPr>
+                  <w:tcW w:type="dxa" w:w="2506"/>
+                  <w:tcBorders>
+                    <w:top w:val="single" w:color="B7C2D1" w:sz="4"/>
+                    <w:left w:val="single" w:color="B7C2D1" w:sz="4"/>
+                    <w:bottom w:val="single" w:color="B7C2D1" w:sz="4"/>
+                    <w:right w:val="single" w:color="B7C2D1" w:sz="4"/>
+                  </w:tcBorders>
+                  <w:shd w:fill="FFFFFF" w:color="auto" w:val="clear"/>
+                  <w:tcMar>
+                    <w:top w:type="dxa" w:w="80"/>
+                    <w:left w:type="dxa" w:w="120"/>
+                    <w:bottom w:type="dxa" w:w="80"/>
+                    <w:right w:type="dxa" w:w="120"/>
+                  </w:tcMar>
+                  <w:vAlign w:val="center"/>
+                </w:tcPr>
+                <w:p>
+                  <w:pPr>
+                    <w:spacing w:after="0" w:before="0"/>
+                  </w:pPr>
+                  <w:r>
+                    <w:rPr>
+                      <w:rFonts w:ascii="Arial" w:cs="Arial" w:eastAsia="Arial" w:hAnsi="Arial"/>
+                      <w:b w:val="false"/>
+                      <w:bCs w:val="false"/>
+                      <w:sz w:val="21"/>
+                      <w:szCs w:val="21"/>
+                    </w:rPr>
+                    <w:t xml:space="preserve">Run it</w:t>
+                  </w:r>
+                </w:p>
+              </w:tc>
+              <w:tc>
+                <w:tcPr>
+                  <w:tcW w:type="dxa" w:w="2506"/>
+                  <w:tcBorders>
+                    <w:top w:val="single" w:color="B7C2D1" w:sz="4"/>
+                    <w:left w:val="single" w:color="B7C2D1" w:sz="4"/>
+                    <w:bottom w:val="single" w:color="B7C2D1" w:sz="4"/>
+                    <w:right w:val="single" w:color="B7C2D1" w:sz="4"/>
+                  </w:tcBorders>
+                  <w:shd w:fill="FFFFFF" w:color="auto" w:val="clear"/>
+                  <w:tcMar>
+                    <w:top w:type="dxa" w:w="80"/>
+                    <w:left w:type="dxa" w:w="120"/>
+                    <w:bottom w:type="dxa" w:w="80"/>
+                    <w:right w:type="dxa" w:w="120"/>
+                  </w:tcMar>
+                  <w:vAlign w:val="center"/>
+                </w:tcPr>
+                <w:p>
+                  <w:pPr>
+                    <w:spacing w:after="0" w:before="0"/>
+                  </w:pPr>
+                  <w:r>
+                    <w:rPr>
+                      <w:rFonts w:ascii="Arial" w:cs="Arial" w:eastAsia="Arial" w:hAnsi="Arial"/>
+                      <w:b w:val="false"/>
+                      <w:bCs w:val="false"/>
+                      <w:sz w:val="21"/>
+                      <w:szCs w:val="21"/>
+                    </w:rPr>
+                    <w:t xml:space="preserve">1</w:t>
+                  </w:r>
+                </w:p>
+              </w:tc>
+              <w:tc>
+                <w:tcPr>
+                  <w:tcW w:type="dxa" w:w="2506"/>
                   <w:tcBorders>
                     <w:top w:val="single" w:color="B7C2D1" w:sz="4"/>
                     <w:left w:val="single" w:color="B7C2D1" w:sz="4"/>
@@ -2667,73 +3479,947 @@
               </w:trPr>
               <w:tc>
                 <w:tcPr>
-                  <w:tcW w:type="dxa" w:w="3342"/>
-                  <w:tcBorders>
-                    <w:top w:val="single" w:color="B7C2D1" w:sz="4"/>
-                    <w:left w:val="single" w:color="B7C2D1" w:sz="4"/>
-                    <w:bottom w:val="single" w:color="B7C2D1" w:sz="4"/>
-                    <w:right w:val="single" w:color="B7C2D1" w:sz="4"/>
-                  </w:tcBorders>
-                  <w:shd w:fill="FFFFFF" w:color="auto" w:val="clear"/>
-                  <w:tcMar>
-                    <w:top w:type="dxa" w:w="80"/>
-                    <w:left w:type="dxa" w:w="120"/>
-                    <w:bottom w:type="dxa" w:w="80"/>
-                    <w:right w:type="dxa" w:w="120"/>
-                  </w:tcMar>
-                  <w:vAlign w:val="center"/>
-                </w:tcPr>
-                <w:p>
-                  <w:pPr>
-                    <w:spacing w:after="0" w:before="0"/>
-                  </w:pPr>
-                  <w:r>
-                    <w:rPr>
-                      <w:rFonts w:ascii="Arial" w:cs="Arial" w:eastAsia="Arial" w:hAnsi="Arial"/>
-                      <w:sz w:val="21"/>
-                      <w:szCs w:val="21"/>
-                    </w:rPr>
-                    <w:t xml:space="preserve">Ask the user for a line of whole numbers already in order. Then ask for the number to find. Find it with a binary search. Count every middle you compare. Display [its position], counting from 0. Display not found instead when the number is not in the list. Then display checks: [that count] on the next line.</w:t>
-                  </w:r>
-                </w:p>
-              </w:tc>
-              <w:tc>
-                <w:tcPr>
-                  <w:tcW w:type="dxa" w:w="3342"/>
-                  <w:tcBorders>
-                    <w:top w:val="single" w:color="B7C2D1" w:sz="4"/>
-                    <w:left w:val="single" w:color="B7C2D1" w:sz="4"/>
-                    <w:bottom w:val="single" w:color="B7C2D1" w:sz="4"/>
-                    <w:right w:val="single" w:color="B7C2D1" w:sz="4"/>
-                  </w:tcBorders>
-                  <w:shd w:fill="FFFFFF" w:color="auto" w:val="clear"/>
-                  <w:tcMar>
-                    <w:top w:type="dxa" w:w="80"/>
-                    <w:left w:type="dxa" w:w="120"/>
-                    <w:bottom w:type="dxa" w:w="80"/>
-                    <w:right w:type="dxa" w:w="120"/>
-                  </w:tcMar>
-                  <w:vAlign w:val="center"/>
-                </w:tcPr>
-                <w:p>
-                  <w:pPr>
-                    <w:spacing w:after="0" w:before="0"/>
-                  </w:pPr>
-                  <w:r>
-                    <w:rPr>
-                      <w:rFonts w:ascii="Arial" w:cs="Arial" w:eastAsia="Arial" w:hAnsi="Arial"/>
-                      <w:b w:val="false"/>
-                      <w:bCs w:val="false"/>
-                      <w:sz w:val="21"/>
-                      <w:szCs w:val="21"/>
-                    </w:rPr>
-                    <w:t xml:space="preserve">5</w:t>
-                  </w:r>
-                </w:p>
-              </w:tc>
-              <w:tc>
-                <w:tcPr>
-                  <w:tcW w:type="dxa" w:w="3342"/>
+                  <w:tcW w:type="dxa" w:w="2506"/>
+                  <w:tcBorders>
+                    <w:top w:val="single" w:color="B7C2D1" w:sz="4"/>
+                    <w:left w:val="single" w:color="B7C2D1" w:sz="4"/>
+                    <w:bottom w:val="single" w:color="B7C2D1" w:sz="4"/>
+                    <w:right w:val="single" w:color="B7C2D1" w:sz="4"/>
+                  </w:tcBorders>
+                  <w:shd w:fill="FFFFFF" w:color="auto" w:val="clear"/>
+                  <w:tcMar>
+                    <w:top w:type="dxa" w:w="80"/>
+                    <w:left w:type="dxa" w:w="120"/>
+                    <w:bottom w:type="dxa" w:w="80"/>
+                    <w:right w:type="dxa" w:w="120"/>
+                  </w:tcMar>
+                  <w:vAlign w:val="center"/>
+                </w:tcPr>
+                <w:p>
+                  <w:pPr>
+                    <w:spacing w:after="0" w:before="0"/>
+                  </w:pPr>
+                  <w:r>
+                    <w:rPr>
+                      <w:rFonts w:ascii="Arial" w:cs="Arial" w:eastAsia="Arial" w:hAnsi="Arial"/>
+                      <w:sz w:val="21"/>
+                      <w:szCs w:val="21"/>
+                    </w:rPr>
+                    <w:t xml:space="preserve">The program is looking for 9. What will it display?</w:t>
+                  </w:r>
+                </w:p>
+              </w:tc>
+              <w:tc>
+                <w:tcPr>
+                  <w:tcW w:type="dxa" w:w="2506"/>
+                  <w:tcBorders>
+                    <w:top w:val="single" w:color="B7C2D1" w:sz="4"/>
+                    <w:left w:val="single" w:color="B7C2D1" w:sz="4"/>
+                    <w:bottom w:val="single" w:color="B7C2D1" w:sz="4"/>
+                    <w:right w:val="single" w:color="B7C2D1" w:sz="4"/>
+                  </w:tcBorders>
+                  <w:shd w:fill="FFFFFF" w:color="auto" w:val="clear"/>
+                  <w:tcMar>
+                    <w:top w:type="dxa" w:w="80"/>
+                    <w:left w:type="dxa" w:w="120"/>
+                    <w:bottom w:type="dxa" w:w="80"/>
+                    <w:right w:type="dxa" w:w="120"/>
+                  </w:tcMar>
+                  <w:vAlign w:val="center"/>
+                </w:tcPr>
+                <w:p>
+                  <w:pPr>
+                    <w:spacing w:after="0" w:before="0"/>
+                  </w:pPr>
+                  <w:r>
+                    <w:rPr>
+                      <w:rFonts w:ascii="Arial" w:cs="Arial" w:eastAsia="Arial" w:hAnsi="Arial"/>
+                      <w:b w:val="false"/>
+                      <w:bCs w:val="false"/>
+                      <w:sz w:val="21"/>
+                      <w:szCs w:val="21"/>
+                    </w:rPr>
+                    <w:t xml:space="preserve">Predict</w:t>
+                  </w:r>
+                </w:p>
+              </w:tc>
+              <w:tc>
+                <w:tcPr>
+                  <w:tcW w:type="dxa" w:w="2506"/>
+                  <w:tcBorders>
+                    <w:top w:val="single" w:color="B7C2D1" w:sz="4"/>
+                    <w:left w:val="single" w:color="B7C2D1" w:sz="4"/>
+                    <w:bottom w:val="single" w:color="B7C2D1" w:sz="4"/>
+                    <w:right w:val="single" w:color="B7C2D1" w:sz="4"/>
+                  </w:tcBorders>
+                  <w:shd w:fill="FFFFFF" w:color="auto" w:val="clear"/>
+                  <w:tcMar>
+                    <w:top w:type="dxa" w:w="80"/>
+                    <w:left w:type="dxa" w:w="120"/>
+                    <w:bottom w:type="dxa" w:w="80"/>
+                    <w:right w:type="dxa" w:w="120"/>
+                  </w:tcMar>
+                  <w:vAlign w:val="center"/>
+                </w:tcPr>
+                <w:p>
+                  <w:pPr>
+                    <w:spacing w:after="0" w:before="0"/>
+                  </w:pPr>
+                  <w:r>
+                    <w:rPr>
+                      <w:rFonts w:ascii="Arial" w:cs="Arial" w:eastAsia="Arial" w:hAnsi="Arial"/>
+                      <w:b w:val="false"/>
+                      <w:bCs w:val="false"/>
+                      <w:sz w:val="21"/>
+                      <w:szCs w:val="21"/>
+                    </w:rPr>
+                    <w:t xml:space="preserve">1</w:t>
+                  </w:r>
+                </w:p>
+              </w:tc>
+              <w:tc>
+                <w:tcPr>
+                  <w:tcW w:type="dxa" w:w="2506"/>
+                  <w:tcBorders>
+                    <w:top w:val="single" w:color="B7C2D1" w:sz="4"/>
+                    <w:left w:val="single" w:color="B7C2D1" w:sz="4"/>
+                    <w:bottom w:val="single" w:color="B7C2D1" w:sz="4"/>
+                    <w:right w:val="single" w:color="B7C2D1" w:sz="4"/>
+                  </w:tcBorders>
+                  <w:shd w:fill="FFFFFF" w:color="auto" w:val="clear"/>
+                  <w:tcMar>
+                    <w:top w:type="dxa" w:w="80"/>
+                    <w:left w:type="dxa" w:w="120"/>
+                    <w:bottom w:type="dxa" w:w="80"/>
+                    <w:right w:type="dxa" w:w="120"/>
+                  </w:tcMar>
+                  <w:vAlign w:val="center"/>
+                </w:tcPr>
+                <w:p>
+                  <w:pPr>
+                    <w:spacing w:after="0" w:before="0"/>
+                  </w:pPr>
+                  <w:r>
+                    <w:rPr>
+                      <w:rFonts w:ascii="Arial" w:cs="Arial" w:eastAsia="Arial" w:hAnsi="Arial"/>
+                      <w:b w:val="false"/>
+                      <w:bCs w:val="false"/>
+                      <w:sz w:val="21"/>
+                      <w:szCs w:val="21"/>
+                    </w:rPr>
+                    <w:t xml:space="preserve"/>
+                  </w:r>
+                </w:p>
+              </w:tc>
+            </w:tr>
+            <w:tr>
+              <w:trPr>
+                <w:cantSplit/>
+                <w:trHeight w:val="360" w:hRule="atLeast"/>
+              </w:trPr>
+              <w:tc>
+                <w:tcPr>
+                  <w:tcW w:type="dxa" w:w="2506"/>
+                  <w:tcBorders>
+                    <w:top w:val="single" w:color="B7C2D1" w:sz="4"/>
+                    <w:left w:val="single" w:color="B7C2D1" w:sz="4"/>
+                    <w:bottom w:val="single" w:color="B7C2D1" w:sz="4"/>
+                    <w:right w:val="single" w:color="B7C2D1" w:sz="4"/>
+                  </w:tcBorders>
+                  <w:shd w:fill="FFFFFF" w:color="auto" w:val="clear"/>
+                  <w:tcMar>
+                    <w:top w:type="dxa" w:w="80"/>
+                    <w:left w:type="dxa" w:w="120"/>
+                    <w:bottom w:type="dxa" w:w="80"/>
+                    <w:right w:type="dxa" w:w="120"/>
+                  </w:tcMar>
+                  <w:vAlign w:val="center"/>
+                </w:tcPr>
+                <w:p>
+                  <w:pPr>
+                    <w:spacing w:after="0" w:before="0"/>
+                  </w:pPr>
+                  <w:r>
+                    <w:rPr>
+                      <w:rFonts w:ascii="Arial" w:cs="Arial" w:eastAsia="Arial" w:hAnsi="Arial"/>
+                      <w:sz w:val="21"/>
+                      <w:szCs w:val="21"/>
+                    </w:rPr>
+                    <w:t xml:space="preserve">The program displays every middle it looks at. What will it display?</w:t>
+                  </w:r>
+                </w:p>
+              </w:tc>
+              <w:tc>
+                <w:tcPr>
+                  <w:tcW w:type="dxa" w:w="2506"/>
+                  <w:tcBorders>
+                    <w:top w:val="single" w:color="B7C2D1" w:sz="4"/>
+                    <w:left w:val="single" w:color="B7C2D1" w:sz="4"/>
+                    <w:bottom w:val="single" w:color="B7C2D1" w:sz="4"/>
+                    <w:right w:val="single" w:color="B7C2D1" w:sz="4"/>
+                  </w:tcBorders>
+                  <w:shd w:fill="FFFFFF" w:color="auto" w:val="clear"/>
+                  <w:tcMar>
+                    <w:top w:type="dxa" w:w="80"/>
+                    <w:left w:type="dxa" w:w="120"/>
+                    <w:bottom w:type="dxa" w:w="80"/>
+                    <w:right w:type="dxa" w:w="120"/>
+                  </w:tcMar>
+                  <w:vAlign w:val="center"/>
+                </w:tcPr>
+                <w:p>
+                  <w:pPr>
+                    <w:spacing w:after="0" w:before="0"/>
+                  </w:pPr>
+                  <w:r>
+                    <w:rPr>
+                      <w:rFonts w:ascii="Arial" w:cs="Arial" w:eastAsia="Arial" w:hAnsi="Arial"/>
+                      <w:b w:val="false"/>
+                      <w:bCs w:val="false"/>
+                      <w:sz w:val="21"/>
+                      <w:szCs w:val="21"/>
+                    </w:rPr>
+                    <w:t xml:space="preserve">Predict</w:t>
+                  </w:r>
+                </w:p>
+              </w:tc>
+              <w:tc>
+                <w:tcPr>
+                  <w:tcW w:type="dxa" w:w="2506"/>
+                  <w:tcBorders>
+                    <w:top w:val="single" w:color="B7C2D1" w:sz="4"/>
+                    <w:left w:val="single" w:color="B7C2D1" w:sz="4"/>
+                    <w:bottom w:val="single" w:color="B7C2D1" w:sz="4"/>
+                    <w:right w:val="single" w:color="B7C2D1" w:sz="4"/>
+                  </w:tcBorders>
+                  <w:shd w:fill="FFFFFF" w:color="auto" w:val="clear"/>
+                  <w:tcMar>
+                    <w:top w:type="dxa" w:w="80"/>
+                    <w:left w:type="dxa" w:w="120"/>
+                    <w:bottom w:type="dxa" w:w="80"/>
+                    <w:right w:type="dxa" w:w="120"/>
+                  </w:tcMar>
+                  <w:vAlign w:val="center"/>
+                </w:tcPr>
+                <w:p>
+                  <w:pPr>
+                    <w:spacing w:after="0" w:before="0"/>
+                  </w:pPr>
+                  <w:r>
+                    <w:rPr>
+                      <w:rFonts w:ascii="Arial" w:cs="Arial" w:eastAsia="Arial" w:hAnsi="Arial"/>
+                      <w:b w:val="false"/>
+                      <w:bCs w:val="false"/>
+                      <w:sz w:val="21"/>
+                      <w:szCs w:val="21"/>
+                    </w:rPr>
+                    <w:t xml:space="preserve">1</w:t>
+                  </w:r>
+                </w:p>
+              </w:tc>
+              <w:tc>
+                <w:tcPr>
+                  <w:tcW w:type="dxa" w:w="2506"/>
+                  <w:tcBorders>
+                    <w:top w:val="single" w:color="B7C2D1" w:sz="4"/>
+                    <w:left w:val="single" w:color="B7C2D1" w:sz="4"/>
+                    <w:bottom w:val="single" w:color="B7C2D1" w:sz="4"/>
+                    <w:right w:val="single" w:color="B7C2D1" w:sz="4"/>
+                  </w:tcBorders>
+                  <w:shd w:fill="FFFFFF" w:color="auto" w:val="clear"/>
+                  <w:tcMar>
+                    <w:top w:type="dxa" w:w="80"/>
+                    <w:left w:type="dxa" w:w="120"/>
+                    <w:bottom w:type="dxa" w:w="80"/>
+                    <w:right w:type="dxa" w:w="120"/>
+                  </w:tcMar>
+                  <w:vAlign w:val="center"/>
+                </w:tcPr>
+                <w:p>
+                  <w:pPr>
+                    <w:spacing w:after="0" w:before="0"/>
+                  </w:pPr>
+                  <w:r>
+                    <w:rPr>
+                      <w:rFonts w:ascii="Arial" w:cs="Arial" w:eastAsia="Arial" w:hAnsi="Arial"/>
+                      <w:b w:val="false"/>
+                      <w:bCs w:val="false"/>
+                      <w:sz w:val="21"/>
+                      <w:szCs w:val="21"/>
+                    </w:rPr>
+                    <w:t xml:space="preserve"/>
+                  </w:r>
+                </w:p>
+              </w:tc>
+            </w:tr>
+            <w:tr>
+              <w:trPr>
+                <w:cantSplit/>
+                <w:trHeight w:val="360" w:hRule="atLeast"/>
+              </w:trPr>
+              <w:tc>
+                <w:tcPr>
+                  <w:tcW w:type="dxa" w:w="2506"/>
+                  <w:tcBorders>
+                    <w:top w:val="single" w:color="B7C2D1" w:sz="4"/>
+                    <w:left w:val="single" w:color="B7C2D1" w:sz="4"/>
+                    <w:bottom w:val="single" w:color="B7C2D1" w:sz="4"/>
+                    <w:right w:val="single" w:color="B7C2D1" w:sz="4"/>
+                  </w:tcBorders>
+                  <w:shd w:fill="FFFFFF" w:color="auto" w:val="clear"/>
+                  <w:tcMar>
+                    <w:top w:type="dxa" w:w="80"/>
+                    <w:left w:type="dxa" w:w="120"/>
+                    <w:bottom w:type="dxa" w:w="80"/>
+                    <w:right w:type="dxa" w:w="120"/>
+                  </w:tcMar>
+                  <w:vAlign w:val="center"/>
+                </w:tcPr>
+                <w:p>
+                  <w:pPr>
+                    <w:spacing w:after="0" w:before="0"/>
+                  </w:pPr>
+                  <w:r>
+                    <w:rPr>
+                      <w:rFonts w:ascii="Arial" w:cs="Arial" w:eastAsia="Arial" w:hAnsi="Arial"/>
+                      <w:sz w:val="21"/>
+                      <w:szCs w:val="21"/>
+                    </w:rPr>
+                    <w:t xml:space="preserve">The program is looking for 20, which is not in the list. What will it display?</w:t>
+                  </w:r>
+                </w:p>
+              </w:tc>
+              <w:tc>
+                <w:tcPr>
+                  <w:tcW w:type="dxa" w:w="2506"/>
+                  <w:tcBorders>
+                    <w:top w:val="single" w:color="B7C2D1" w:sz="4"/>
+                    <w:left w:val="single" w:color="B7C2D1" w:sz="4"/>
+                    <w:bottom w:val="single" w:color="B7C2D1" w:sz="4"/>
+                    <w:right w:val="single" w:color="B7C2D1" w:sz="4"/>
+                  </w:tcBorders>
+                  <w:shd w:fill="FFFFFF" w:color="auto" w:val="clear"/>
+                  <w:tcMar>
+                    <w:top w:type="dxa" w:w="80"/>
+                    <w:left w:type="dxa" w:w="120"/>
+                    <w:bottom w:type="dxa" w:w="80"/>
+                    <w:right w:type="dxa" w:w="120"/>
+                  </w:tcMar>
+                  <w:vAlign w:val="center"/>
+                </w:tcPr>
+                <w:p>
+                  <w:pPr>
+                    <w:spacing w:after="0" w:before="0"/>
+                  </w:pPr>
+                  <w:r>
+                    <w:rPr>
+                      <w:rFonts w:ascii="Arial" w:cs="Arial" w:eastAsia="Arial" w:hAnsi="Arial"/>
+                      <w:b w:val="false"/>
+                      <w:bCs w:val="false"/>
+                      <w:sz w:val="21"/>
+                      <w:szCs w:val="21"/>
+                    </w:rPr>
+                    <w:t xml:space="preserve">Predict</w:t>
+                  </w:r>
+                </w:p>
+              </w:tc>
+              <w:tc>
+                <w:tcPr>
+                  <w:tcW w:type="dxa" w:w="2506"/>
+                  <w:tcBorders>
+                    <w:top w:val="single" w:color="B7C2D1" w:sz="4"/>
+                    <w:left w:val="single" w:color="B7C2D1" w:sz="4"/>
+                    <w:bottom w:val="single" w:color="B7C2D1" w:sz="4"/>
+                    <w:right w:val="single" w:color="B7C2D1" w:sz="4"/>
+                  </w:tcBorders>
+                  <w:shd w:fill="FFFFFF" w:color="auto" w:val="clear"/>
+                  <w:tcMar>
+                    <w:top w:type="dxa" w:w="80"/>
+                    <w:left w:type="dxa" w:w="120"/>
+                    <w:bottom w:type="dxa" w:w="80"/>
+                    <w:right w:type="dxa" w:w="120"/>
+                  </w:tcMar>
+                  <w:vAlign w:val="center"/>
+                </w:tcPr>
+                <w:p>
+                  <w:pPr>
+                    <w:spacing w:after="0" w:before="0"/>
+                  </w:pPr>
+                  <w:r>
+                    <w:rPr>
+                      <w:rFonts w:ascii="Arial" w:cs="Arial" w:eastAsia="Arial" w:hAnsi="Arial"/>
+                      <w:b w:val="false"/>
+                      <w:bCs w:val="false"/>
+                      <w:sz w:val="21"/>
+                      <w:szCs w:val="21"/>
+                    </w:rPr>
+                    <w:t xml:space="preserve">1</w:t>
+                  </w:r>
+                </w:p>
+              </w:tc>
+              <w:tc>
+                <w:tcPr>
+                  <w:tcW w:type="dxa" w:w="2506"/>
+                  <w:tcBorders>
+                    <w:top w:val="single" w:color="B7C2D1" w:sz="4"/>
+                    <w:left w:val="single" w:color="B7C2D1" w:sz="4"/>
+                    <w:bottom w:val="single" w:color="B7C2D1" w:sz="4"/>
+                    <w:right w:val="single" w:color="B7C2D1" w:sz="4"/>
+                  </w:tcBorders>
+                  <w:shd w:fill="FFFFFF" w:color="auto" w:val="clear"/>
+                  <w:tcMar>
+                    <w:top w:type="dxa" w:w="80"/>
+                    <w:left w:type="dxa" w:w="120"/>
+                    <w:bottom w:type="dxa" w:w="80"/>
+                    <w:right w:type="dxa" w:w="120"/>
+                  </w:tcMar>
+                  <w:vAlign w:val="center"/>
+                </w:tcPr>
+                <w:p>
+                  <w:pPr>
+                    <w:spacing w:after="0" w:before="0"/>
+                  </w:pPr>
+                  <w:r>
+                    <w:rPr>
+                      <w:rFonts w:ascii="Arial" w:cs="Arial" w:eastAsia="Arial" w:hAnsi="Arial"/>
+                      <w:b w:val="false"/>
+                      <w:bCs w:val="false"/>
+                      <w:sz w:val="21"/>
+                      <w:szCs w:val="21"/>
+                    </w:rPr>
+                    <w:t xml:space="preserve"/>
+                  </w:r>
+                </w:p>
+              </w:tc>
+            </w:tr>
+            <w:tr>
+              <w:trPr>
+                <w:cantSplit/>
+                <w:trHeight w:val="360" w:hRule="atLeast"/>
+              </w:trPr>
+              <w:tc>
+                <w:tcPr>
+                  <w:tcW w:type="dxa" w:w="2506"/>
+                  <w:tcBorders>
+                    <w:top w:val="single" w:color="B7C2D1" w:sz="4"/>
+                    <w:left w:val="single" w:color="B7C2D1" w:sz="4"/>
+                    <w:bottom w:val="single" w:color="B7C2D1" w:sz="4"/>
+                    <w:right w:val="single" w:color="B7C2D1" w:sz="4"/>
+                  </w:tcBorders>
+                  <w:shd w:fill="FFFFFF" w:color="auto" w:val="clear"/>
+                  <w:tcMar>
+                    <w:top w:type="dxa" w:w="80"/>
+                    <w:left w:type="dxa" w:w="120"/>
+                    <w:bottom w:type="dxa" w:w="80"/>
+                    <w:right w:type="dxa" w:w="120"/>
+                  </w:tcMar>
+                  <w:vAlign w:val="center"/>
+                </w:tcPr>
+                <w:p>
+                  <w:pPr>
+                    <w:spacing w:after="0" w:before="0"/>
+                  </w:pPr>
+                  <w:r>
+                    <w:rPr>
+                      <w:rFonts w:ascii="Arial" w:cs="Arial" w:eastAsia="Arial" w:hAnsi="Arial"/>
+                      <w:sz w:val="21"/>
+                      <w:szCs w:val="21"/>
+                    </w:rPr>
+                    <w:t xml:space="preserve">Finish the binary search so it displays the position the number is at.</w:t>
+                  </w:r>
+                </w:p>
+              </w:tc>
+              <w:tc>
+                <w:tcPr>
+                  <w:tcW w:type="dxa" w:w="2506"/>
+                  <w:tcBorders>
+                    <w:top w:val="single" w:color="B7C2D1" w:sz="4"/>
+                    <w:left w:val="single" w:color="B7C2D1" w:sz="4"/>
+                    <w:bottom w:val="single" w:color="B7C2D1" w:sz="4"/>
+                    <w:right w:val="single" w:color="B7C2D1" w:sz="4"/>
+                  </w:tcBorders>
+                  <w:shd w:fill="FFFFFF" w:color="auto" w:val="clear"/>
+                  <w:tcMar>
+                    <w:top w:type="dxa" w:w="80"/>
+                    <w:left w:type="dxa" w:w="120"/>
+                    <w:bottom w:type="dxa" w:w="80"/>
+                    <w:right w:type="dxa" w:w="120"/>
+                  </w:tcMar>
+                  <w:vAlign w:val="center"/>
+                </w:tcPr>
+                <w:p>
+                  <w:pPr>
+                    <w:spacing w:after="0" w:before="0"/>
+                  </w:pPr>
+                  <w:r>
+                    <w:rPr>
+                      <w:rFonts w:ascii="Arial" w:cs="Arial" w:eastAsia="Arial" w:hAnsi="Arial"/>
+                      <w:b w:val="false"/>
+                      <w:bCs w:val="false"/>
+                      <w:sz w:val="21"/>
+                      <w:szCs w:val="21"/>
+                    </w:rPr>
+                    <w:t xml:space="preserve">Complete it</w:t>
+                  </w:r>
+                </w:p>
+              </w:tc>
+              <w:tc>
+                <w:tcPr>
+                  <w:tcW w:type="dxa" w:w="2506"/>
+                  <w:tcBorders>
+                    <w:top w:val="single" w:color="B7C2D1" w:sz="4"/>
+                    <w:left w:val="single" w:color="B7C2D1" w:sz="4"/>
+                    <w:bottom w:val="single" w:color="B7C2D1" w:sz="4"/>
+                    <w:right w:val="single" w:color="B7C2D1" w:sz="4"/>
+                  </w:tcBorders>
+                  <w:shd w:fill="FFFFFF" w:color="auto" w:val="clear"/>
+                  <w:tcMar>
+                    <w:top w:type="dxa" w:w="80"/>
+                    <w:left w:type="dxa" w:w="120"/>
+                    <w:bottom w:type="dxa" w:w="80"/>
+                    <w:right w:type="dxa" w:w="120"/>
+                  </w:tcMar>
+                  <w:vAlign w:val="center"/>
+                </w:tcPr>
+                <w:p>
+                  <w:pPr>
+                    <w:spacing w:after="0" w:before="0"/>
+                  </w:pPr>
+                  <w:r>
+                    <w:rPr>
+                      <w:rFonts w:ascii="Arial" w:cs="Arial" w:eastAsia="Arial" w:hAnsi="Arial"/>
+                      <w:b w:val="false"/>
+                      <w:bCs w:val="false"/>
+                      <w:sz w:val="21"/>
+                      <w:szCs w:val="21"/>
+                    </w:rPr>
+                    <w:t xml:space="preserve">2</w:t>
+                  </w:r>
+                </w:p>
+              </w:tc>
+              <w:tc>
+                <w:tcPr>
+                  <w:tcW w:type="dxa" w:w="2506"/>
+                  <w:tcBorders>
+                    <w:top w:val="single" w:color="B7C2D1" w:sz="4"/>
+                    <w:left w:val="single" w:color="B7C2D1" w:sz="4"/>
+                    <w:bottom w:val="single" w:color="B7C2D1" w:sz="4"/>
+                    <w:right w:val="single" w:color="B7C2D1" w:sz="4"/>
+                  </w:tcBorders>
+                  <w:shd w:fill="FFFFFF" w:color="auto" w:val="clear"/>
+                  <w:tcMar>
+                    <w:top w:type="dxa" w:w="80"/>
+                    <w:left w:type="dxa" w:w="120"/>
+                    <w:bottom w:type="dxa" w:w="80"/>
+                    <w:right w:type="dxa" w:w="120"/>
+                  </w:tcMar>
+                  <w:vAlign w:val="center"/>
+                </w:tcPr>
+                <w:p>
+                  <w:pPr>
+                    <w:spacing w:after="0" w:before="0"/>
+                  </w:pPr>
+                  <w:r>
+                    <w:rPr>
+                      <w:rFonts w:ascii="Arial" w:cs="Arial" w:eastAsia="Arial" w:hAnsi="Arial"/>
+                      <w:b w:val="false"/>
+                      <w:bCs w:val="false"/>
+                      <w:sz w:val="21"/>
+                      <w:szCs w:val="21"/>
+                    </w:rPr>
+                    <w:t xml:space="preserve"/>
+                  </w:r>
+                </w:p>
+              </w:tc>
+            </w:tr>
+            <w:tr>
+              <w:trPr>
+                <w:cantSplit/>
+                <w:trHeight w:val="360" w:hRule="atLeast"/>
+              </w:trPr>
+              <w:tc>
+                <w:tcPr>
+                  <w:tcW w:type="dxa" w:w="2506"/>
+                  <w:tcBorders>
+                    <w:top w:val="single" w:color="B7C2D1" w:sz="4"/>
+                    <w:left w:val="single" w:color="B7C2D1" w:sz="4"/>
+                    <w:bottom w:val="single" w:color="B7C2D1" w:sz="4"/>
+                    <w:right w:val="single" w:color="B7C2D1" w:sz="4"/>
+                  </w:tcBorders>
+                  <w:shd w:fill="FFFFFF" w:color="auto" w:val="clear"/>
+                  <w:tcMar>
+                    <w:top w:type="dxa" w:w="80"/>
+                    <w:left w:type="dxa" w:w="120"/>
+                    <w:bottom w:type="dxa" w:w="80"/>
+                    <w:right w:type="dxa" w:w="120"/>
+                  </w:tcMar>
+                  <w:vAlign w:val="center"/>
+                </w:tcPr>
+                <w:p>
+                  <w:pPr>
+                    <w:spacing w:after="0" w:before="0"/>
+                  </w:pPr>
+                  <w:r>
+                    <w:rPr>
+                      <w:rFonts w:ascii="Arial" w:cs="Arial" w:eastAsia="Arial" w:hAnsi="Arial"/>
+                      <w:sz w:val="21"/>
+                      <w:szCs w:val="21"/>
+                    </w:rPr>
+                    <w:t xml:space="preserve">Ask the user for the number to find. Find it with a binary search of your own. Display the position it is at, counting from 0. Display not found instead when it is not in the list.</w:t>
+                  </w:r>
+                </w:p>
+              </w:tc>
+              <w:tc>
+                <w:tcPr>
+                  <w:tcW w:type="dxa" w:w="2506"/>
+                  <w:tcBorders>
+                    <w:top w:val="single" w:color="B7C2D1" w:sz="4"/>
+                    <w:left w:val="single" w:color="B7C2D1" w:sz="4"/>
+                    <w:bottom w:val="single" w:color="B7C2D1" w:sz="4"/>
+                    <w:right w:val="single" w:color="B7C2D1" w:sz="4"/>
+                  </w:tcBorders>
+                  <w:shd w:fill="FFFFFF" w:color="auto" w:val="clear"/>
+                  <w:tcMar>
+                    <w:top w:type="dxa" w:w="80"/>
+                    <w:left w:type="dxa" w:w="120"/>
+                    <w:bottom w:type="dxa" w:w="80"/>
+                    <w:right w:type="dxa" w:w="120"/>
+                  </w:tcMar>
+                  <w:vAlign w:val="center"/>
+                </w:tcPr>
+                <w:p>
+                  <w:pPr>
+                    <w:spacing w:after="0" w:before="0"/>
+                  </w:pPr>
+                  <w:r>
+                    <w:rPr>
+                      <w:rFonts w:ascii="Arial" w:cs="Arial" w:eastAsia="Arial" w:hAnsi="Arial"/>
+                      <w:b w:val="false"/>
+                      <w:bCs w:val="false"/>
+                      <w:sz w:val="21"/>
+                      <w:szCs w:val="21"/>
+                    </w:rPr>
+                    <w:t xml:space="preserve">Write it</w:t>
+                  </w:r>
+                </w:p>
+              </w:tc>
+              <w:tc>
+                <w:tcPr>
+                  <w:tcW w:type="dxa" w:w="2506"/>
+                  <w:tcBorders>
+                    <w:top w:val="single" w:color="B7C2D1" w:sz="4"/>
+                    <w:left w:val="single" w:color="B7C2D1" w:sz="4"/>
+                    <w:bottom w:val="single" w:color="B7C2D1" w:sz="4"/>
+                    <w:right w:val="single" w:color="B7C2D1" w:sz="4"/>
+                  </w:tcBorders>
+                  <w:shd w:fill="FFFFFF" w:color="auto" w:val="clear"/>
+                  <w:tcMar>
+                    <w:top w:type="dxa" w:w="80"/>
+                    <w:left w:type="dxa" w:w="120"/>
+                    <w:bottom w:type="dxa" w:w="80"/>
+                    <w:right w:type="dxa" w:w="120"/>
+                  </w:tcMar>
+                  <w:vAlign w:val="center"/>
+                </w:tcPr>
+                <w:p>
+                  <w:pPr>
+                    <w:spacing w:after="0" w:before="0"/>
+                  </w:pPr>
+                  <w:r>
+                    <w:rPr>
+                      <w:rFonts w:ascii="Arial" w:cs="Arial" w:eastAsia="Arial" w:hAnsi="Arial"/>
+                      <w:b w:val="false"/>
+                      <w:bCs w:val="false"/>
+                      <w:sz w:val="21"/>
+                      <w:szCs w:val="21"/>
+                    </w:rPr>
+                    <w:t xml:space="preserve">3</w:t>
+                  </w:r>
+                </w:p>
+              </w:tc>
+              <w:tc>
+                <w:tcPr>
+                  <w:tcW w:type="dxa" w:w="2506"/>
+                  <w:tcBorders>
+                    <w:top w:val="single" w:color="B7C2D1" w:sz="4"/>
+                    <w:left w:val="single" w:color="B7C2D1" w:sz="4"/>
+                    <w:bottom w:val="single" w:color="B7C2D1" w:sz="4"/>
+                    <w:right w:val="single" w:color="B7C2D1" w:sz="4"/>
+                  </w:tcBorders>
+                  <w:shd w:fill="FFFFFF" w:color="auto" w:val="clear"/>
+                  <w:tcMar>
+                    <w:top w:type="dxa" w:w="80"/>
+                    <w:left w:type="dxa" w:w="120"/>
+                    <w:bottom w:type="dxa" w:w="80"/>
+                    <w:right w:type="dxa" w:w="120"/>
+                  </w:tcMar>
+                  <w:vAlign w:val="center"/>
+                </w:tcPr>
+                <w:p>
+                  <w:pPr>
+                    <w:spacing w:after="0" w:before="0"/>
+                  </w:pPr>
+                  <w:r>
+                    <w:rPr>
+                      <w:rFonts w:ascii="Arial" w:cs="Arial" w:eastAsia="Arial" w:hAnsi="Arial"/>
+                      <w:b w:val="false"/>
+                      <w:bCs w:val="false"/>
+                      <w:sz w:val="21"/>
+                      <w:szCs w:val="21"/>
+                    </w:rPr>
+                    <w:t xml:space="preserve"/>
+                  </w:r>
+                </w:p>
+              </w:tc>
+            </w:tr>
+            <w:tr>
+              <w:trPr>
+                <w:cantSplit/>
+                <w:trHeight w:val="360" w:hRule="atLeast"/>
+              </w:trPr>
+              <w:tc>
+                <w:tcPr>
+                  <w:tcW w:type="dxa" w:w="2506"/>
+                  <w:tcBorders>
+                    <w:top w:val="single" w:color="B7C2D1" w:sz="4"/>
+                    <w:left w:val="single" w:color="B7C2D1" w:sz="4"/>
+                    <w:bottom w:val="single" w:color="B7C2D1" w:sz="4"/>
+                    <w:right w:val="single" w:color="B7C2D1" w:sz="4"/>
+                  </w:tcBorders>
+                  <w:shd w:fill="FFFFFF" w:color="auto" w:val="clear"/>
+                  <w:tcMar>
+                    <w:top w:type="dxa" w:w="80"/>
+                    <w:left w:type="dxa" w:w="120"/>
+                    <w:bottom w:type="dxa" w:w="80"/>
+                    <w:right w:type="dxa" w:w="120"/>
+                  </w:tcMar>
+                  <w:vAlign w:val="center"/>
+                </w:tcPr>
+                <w:p>
+                  <w:pPr>
+                    <w:spacing w:after="0" w:before="0"/>
+                  </w:pPr>
+                  <w:r>
+                    <w:rPr>
+                      <w:rFonts w:ascii="Arial" w:cs="Arial" w:eastAsia="Arial" w:hAnsi="Arial"/>
+                      <w:sz w:val="21"/>
+                      <w:szCs w:val="21"/>
+                    </w:rPr>
+                    <w:t xml:space="preserve">This binary search should display the position of the number typed in. Find the mistake and put it right.</w:t>
+                  </w:r>
+                </w:p>
+              </w:tc>
+              <w:tc>
+                <w:tcPr>
+                  <w:tcW w:type="dxa" w:w="2506"/>
+                  <w:tcBorders>
+                    <w:top w:val="single" w:color="B7C2D1" w:sz="4"/>
+                    <w:left w:val="single" w:color="B7C2D1" w:sz="4"/>
+                    <w:bottom w:val="single" w:color="B7C2D1" w:sz="4"/>
+                    <w:right w:val="single" w:color="B7C2D1" w:sz="4"/>
+                  </w:tcBorders>
+                  <w:shd w:fill="FFFFFF" w:color="auto" w:val="clear"/>
+                  <w:tcMar>
+                    <w:top w:type="dxa" w:w="80"/>
+                    <w:left w:type="dxa" w:w="120"/>
+                    <w:bottom w:type="dxa" w:w="80"/>
+                    <w:right w:type="dxa" w:w="120"/>
+                  </w:tcMar>
+                  <w:vAlign w:val="center"/>
+                </w:tcPr>
+                <w:p>
+                  <w:pPr>
+                    <w:spacing w:after="0" w:before="0"/>
+                  </w:pPr>
+                  <w:r>
+                    <w:rPr>
+                      <w:rFonts w:ascii="Arial" w:cs="Arial" w:eastAsia="Arial" w:hAnsi="Arial"/>
+                      <w:b w:val="false"/>
+                      <w:bCs w:val="false"/>
+                      <w:sz w:val="21"/>
+                      <w:szCs w:val="21"/>
+                    </w:rPr>
+                    <w:t xml:space="preserve">Fix it</w:t>
+                  </w:r>
+                </w:p>
+              </w:tc>
+              <w:tc>
+                <w:tcPr>
+                  <w:tcW w:type="dxa" w:w="2506"/>
+                  <w:tcBorders>
+                    <w:top w:val="single" w:color="B7C2D1" w:sz="4"/>
+                    <w:left w:val="single" w:color="B7C2D1" w:sz="4"/>
+                    <w:bottom w:val="single" w:color="B7C2D1" w:sz="4"/>
+                    <w:right w:val="single" w:color="B7C2D1" w:sz="4"/>
+                  </w:tcBorders>
+                  <w:shd w:fill="FFFFFF" w:color="auto" w:val="clear"/>
+                  <w:tcMar>
+                    <w:top w:type="dxa" w:w="80"/>
+                    <w:left w:type="dxa" w:w="120"/>
+                    <w:bottom w:type="dxa" w:w="80"/>
+                    <w:right w:type="dxa" w:w="120"/>
+                  </w:tcMar>
+                  <w:vAlign w:val="center"/>
+                </w:tcPr>
+                <w:p>
+                  <w:pPr>
+                    <w:spacing w:after="0" w:before="0"/>
+                  </w:pPr>
+                  <w:r>
+                    <w:rPr>
+                      <w:rFonts w:ascii="Arial" w:cs="Arial" w:eastAsia="Arial" w:hAnsi="Arial"/>
+                      <w:b w:val="false"/>
+                      <w:bCs w:val="false"/>
+                      <w:sz w:val="21"/>
+                      <w:szCs w:val="21"/>
+                    </w:rPr>
+                    <w:t xml:space="preserve">2</w:t>
+                  </w:r>
+                </w:p>
+              </w:tc>
+              <w:tc>
+                <w:tcPr>
+                  <w:tcW w:type="dxa" w:w="2506"/>
+                  <w:tcBorders>
+                    <w:top w:val="single" w:color="B7C2D1" w:sz="4"/>
+                    <w:left w:val="single" w:color="B7C2D1" w:sz="4"/>
+                    <w:bottom w:val="single" w:color="B7C2D1" w:sz="4"/>
+                    <w:right w:val="single" w:color="B7C2D1" w:sz="4"/>
+                  </w:tcBorders>
+                  <w:shd w:fill="FFFFFF" w:color="auto" w:val="clear"/>
+                  <w:tcMar>
+                    <w:top w:type="dxa" w:w="80"/>
+                    <w:left w:type="dxa" w:w="120"/>
+                    <w:bottom w:type="dxa" w:w="80"/>
+                    <w:right w:type="dxa" w:w="120"/>
+                  </w:tcMar>
+                  <w:vAlign w:val="center"/>
+                </w:tcPr>
+                <w:p>
+                  <w:pPr>
+                    <w:spacing w:after="0" w:before="0"/>
+                  </w:pPr>
+                  <w:r>
+                    <w:rPr>
+                      <w:rFonts w:ascii="Arial" w:cs="Arial" w:eastAsia="Arial" w:hAnsi="Arial"/>
+                      <w:b w:val="false"/>
+                      <w:bCs w:val="false"/>
+                      <w:sz w:val="21"/>
+                      <w:szCs w:val="21"/>
+                    </w:rPr>
+                    <w:t xml:space="preserve"/>
+                  </w:r>
+                </w:p>
+              </w:tc>
+            </w:tr>
+            <w:tr>
+              <w:trPr>
+                <w:cantSplit/>
+                <w:trHeight w:val="360" w:hRule="atLeast"/>
+              </w:trPr>
+              <w:tc>
+                <w:tcPr>
+                  <w:tcW w:type="dxa" w:w="2506"/>
+                  <w:tcBorders>
+                    <w:top w:val="single" w:color="B7C2D1" w:sz="4"/>
+                    <w:left w:val="single" w:color="B7C2D1" w:sz="4"/>
+                    <w:bottom w:val="single" w:color="B7C2D1" w:sz="4"/>
+                    <w:right w:val="single" w:color="B7C2D1" w:sz="4"/>
+                  </w:tcBorders>
+                  <w:shd w:fill="FFFFFF" w:color="auto" w:val="clear"/>
+                  <w:tcMar>
+                    <w:top w:type="dxa" w:w="80"/>
+                    <w:left w:type="dxa" w:w="120"/>
+                    <w:bottom w:type="dxa" w:w="80"/>
+                    <w:right w:type="dxa" w:w="120"/>
+                  </w:tcMar>
+                  <w:vAlign w:val="center"/>
+                </w:tcPr>
+                <w:p>
+                  <w:pPr>
+                    <w:spacing w:after="0" w:before="0"/>
+                  </w:pPr>
+                  <w:r>
+                    <w:rPr>
+                      <w:rFonts w:ascii="Arial" w:cs="Arial" w:eastAsia="Arial" w:hAnsi="Arial"/>
+                      <w:sz w:val="21"/>
+                      <w:szCs w:val="21"/>
+                    </w:rPr>
+                    <w:t xml:space="preserve">Ask the user for the number to find. Find it with a binary search of your own. Count every middle item you compare. Display the position it is at, counting from 0, or not found when it is not there. Then display checks: [the count] on the next line.</w:t>
+                  </w:r>
+                </w:p>
+              </w:tc>
+              <w:tc>
+                <w:tcPr>
+                  <w:tcW w:type="dxa" w:w="2506"/>
+                  <w:tcBorders>
+                    <w:top w:val="single" w:color="B7C2D1" w:sz="4"/>
+                    <w:left w:val="single" w:color="B7C2D1" w:sz="4"/>
+                    <w:bottom w:val="single" w:color="B7C2D1" w:sz="4"/>
+                    <w:right w:val="single" w:color="B7C2D1" w:sz="4"/>
+                  </w:tcBorders>
+                  <w:shd w:fill="FFFFFF" w:color="auto" w:val="clear"/>
+                  <w:tcMar>
+                    <w:top w:type="dxa" w:w="80"/>
+                    <w:left w:type="dxa" w:w="120"/>
+                    <w:bottom w:type="dxa" w:w="80"/>
+                    <w:right w:type="dxa" w:w="120"/>
+                  </w:tcMar>
+                  <w:vAlign w:val="center"/>
+                </w:tcPr>
+                <w:p>
+                  <w:pPr>
+                    <w:spacing w:after="0" w:before="0"/>
+                  </w:pPr>
+                  <w:r>
+                    <w:rPr>
+                      <w:rFonts w:ascii="Arial" w:cs="Arial" w:eastAsia="Arial" w:hAnsi="Arial"/>
+                      <w:b w:val="false"/>
+                      <w:bCs w:val="false"/>
+                      <w:sz w:val="21"/>
+                      <w:szCs w:val="21"/>
+                    </w:rPr>
+                    <w:t xml:space="preserve">Challenge (optional)</w:t>
+                  </w:r>
+                </w:p>
+              </w:tc>
+              <w:tc>
+                <w:tcPr>
+                  <w:tcW w:type="dxa" w:w="2506"/>
+                  <w:tcBorders>
+                    <w:top w:val="single" w:color="B7C2D1" w:sz="4"/>
+                    <w:left w:val="single" w:color="B7C2D1" w:sz="4"/>
+                    <w:bottom w:val="single" w:color="B7C2D1" w:sz="4"/>
+                    <w:right w:val="single" w:color="B7C2D1" w:sz="4"/>
+                  </w:tcBorders>
+                  <w:shd w:fill="FFFFFF" w:color="auto" w:val="clear"/>
+                  <w:tcMar>
+                    <w:top w:type="dxa" w:w="80"/>
+                    <w:left w:type="dxa" w:w="120"/>
+                    <w:bottom w:type="dxa" w:w="80"/>
+                    <w:right w:type="dxa" w:w="120"/>
+                  </w:tcMar>
+                  <w:vAlign w:val="center"/>
+                </w:tcPr>
+                <w:p>
+                  <w:pPr>
+                    <w:spacing w:after="0" w:before="0"/>
+                  </w:pPr>
+                  <w:r>
+                    <w:rPr>
+                      <w:rFonts w:ascii="Arial" w:cs="Arial" w:eastAsia="Arial" w:hAnsi="Arial"/>
+                      <w:b w:val="false"/>
+                      <w:bCs w:val="false"/>
+                      <w:sz w:val="21"/>
+                      <w:szCs w:val="21"/>
+                    </w:rPr>
+                    <w:t xml:space="preserve">3</w:t>
+                  </w:r>
+                </w:p>
+              </w:tc>
+              <w:tc>
+                <w:tcPr>
+                  <w:tcW w:type="dxa" w:w="2506"/>
                   <w:tcBorders>
                     <w:top w:val="single" w:color="B7C2D1" w:sz="4"/>
                     <w:left w:val="single" w:color="B7C2D1" w:sz="4"/>
@@ -2780,7 +4466,7 @@
                 <w:sz w:val="21"/>
                 <w:szCs w:val="21"/>
               </w:rPr>
-              <w:t xml:space="preserve">Plan the one you found hardest: inputs, what happens to them, what is printed.</w:t>
+              <w:t xml:space="preserve">Plan the one you found hardest: what is typed in, what happens to it, what is displayed.</w:t>
             </w:r>
           </w:p>
           <w:tbl>
@@ -3206,12 +4892,12 @@
                 <w:sz w:val="21"/>
                 <w:szCs w:val="21"/>
               </w:rPr>
-              <w:t xml:space="preserve">Tick each one off as its tests pass in the editor</w:t>
+              <w:t xml:space="preserve">Tick each one off as you finish it in the editor</w:t>
             </w:r>
           </w:p>
           <w:tbl>
             <w:tblPr>
-              <w:tblW w:type="dxa" w:w="10026"/>
+              <w:tblW w:type="dxa" w:w="10024"/>
               <w:tblBorders>
                 <w:top w:val="single" w:color="auto" w:sz="4"/>
                 <w:left w:val="single" w:color="auto" w:sz="4"/>
@@ -3222,9 +4908,10 @@
               </w:tblBorders>
             </w:tblPr>
             <w:tblGrid>
-              <w:gridCol w:w="3342"/>
-              <w:gridCol w:w="3342"/>
-              <w:gridCol w:w="3342"/>
+              <w:gridCol w:w="2506"/>
+              <w:gridCol w:w="2506"/>
+              <w:gridCol w:w="2506"/>
+              <w:gridCol w:w="2506"/>
             </w:tblGrid>
             <w:tr>
               <w:trPr>
@@ -3233,7 +4920,7 @@
               </w:trPr>
               <w:tc>
                 <w:tcPr>
-                  <w:tcW w:type="dxa" w:w="3342"/>
+                  <w:tcW w:type="dxa" w:w="2506"/>
                   <w:tcBorders>
                     <w:top w:val="single" w:color="B7C2D1" w:sz="4"/>
                     <w:left w:val="single" w:color="B7C2D1" w:sz="4"/>
@@ -3261,13 +4948,13 @@
                       <w:sz w:val="20"/>
                       <w:szCs w:val="20"/>
                     </w:rPr>
-                    <w:t xml:space="preserve">Program</w:t>
-                  </w:r>
-                </w:p>
-              </w:tc>
-              <w:tc>
-                <w:tcPr>
-                  <w:tcW w:type="dxa" w:w="3342"/>
+                    <w:t xml:space="preserve">Activity</w:t>
+                  </w:r>
+                </w:p>
+              </w:tc>
+              <w:tc>
+                <w:tcPr>
+                  <w:tcW w:type="dxa" w:w="2506"/>
                   <w:tcBorders>
                     <w:top w:val="single" w:color="B7C2D1" w:sz="4"/>
                     <w:left w:val="single" w:color="B7C2D1" w:sz="4"/>
@@ -3295,13 +4982,47 @@
                       <w:sz w:val="20"/>
                       <w:szCs w:val="20"/>
                     </w:rPr>
+                    <w:t xml:space="preserve">What to do</w:t>
+                  </w:r>
+                </w:p>
+              </w:tc>
+              <w:tc>
+                <w:tcPr>
+                  <w:tcW w:type="dxa" w:w="2506"/>
+                  <w:tcBorders>
+                    <w:top w:val="single" w:color="B7C2D1" w:sz="4"/>
+                    <w:left w:val="single" w:color="B7C2D1" w:sz="4"/>
+                    <w:bottom w:val="single" w:color="B7C2D1" w:sz="4"/>
+                    <w:right w:val="single" w:color="B7C2D1" w:sz="4"/>
+                  </w:tcBorders>
+                  <w:shd w:fill="E6ECF5" w:color="auto" w:val="clear"/>
+                  <w:tcMar>
+                    <w:top w:type="dxa" w:w="80"/>
+                    <w:left w:type="dxa" w:w="120"/>
+                    <w:bottom w:type="dxa" w:w="80"/>
+                    <w:right w:type="dxa" w:w="120"/>
+                  </w:tcMar>
+                  <w:vAlign w:val="center"/>
+                </w:tcPr>
+                <w:p>
+                  <w:pPr>
+                    <w:spacing w:after="0" w:before="0"/>
+                  </w:pPr>
+                  <w:r>
+                    <w:rPr>
+                      <w:rFonts w:ascii="Arial" w:cs="Arial" w:eastAsia="Arial" w:hAnsi="Arial"/>
+                      <w:b/>
+                      <w:bCs/>
+                      <w:sz w:val="20"/>
+                      <w:szCs w:val="20"/>
+                    </w:rPr>
                     <w:t xml:space="preserve">Marks</w:t>
                   </w:r>
                 </w:p>
               </w:tc>
               <w:tc>
                 <w:tcPr>
-                  <w:tcW w:type="dxa" w:w="3342"/>
+                  <w:tcW w:type="dxa" w:w="2506"/>
                   <w:tcBorders>
                     <w:top w:val="single" w:color="B7C2D1" w:sz="4"/>
                     <w:left w:val="single" w:color="B7C2D1" w:sz="4"/>
@@ -3341,73 +5062,107 @@
               </w:trPr>
               <w:tc>
                 <w:tcPr>
-                  <w:tcW w:type="dxa" w:w="3342"/>
-                  <w:tcBorders>
-                    <w:top w:val="single" w:color="B7C2D1" w:sz="4"/>
-                    <w:left w:val="single" w:color="B7C2D1" w:sz="4"/>
-                    <w:bottom w:val="single" w:color="B7C2D1" w:sz="4"/>
-                    <w:right w:val="single" w:color="B7C2D1" w:sz="4"/>
-                  </w:tcBorders>
-                  <w:shd w:fill="FFFFFF" w:color="auto" w:val="clear"/>
-                  <w:tcMar>
-                    <w:top w:type="dxa" w:w="80"/>
-                    <w:left w:type="dxa" w:w="120"/>
-                    <w:bottom w:type="dxa" w:w="80"/>
-                    <w:right w:type="dxa" w:w="120"/>
-                  </w:tcMar>
-                  <w:vAlign w:val="center"/>
-                </w:tcPr>
-                <w:p>
-                  <w:pPr>
-                    <w:spacing w:after="0" w:before="0"/>
-                  </w:pPr>
-                  <w:r>
-                    <w:rPr>
-                      <w:rFonts w:ascii="Arial" w:cs="Arial" w:eastAsia="Arial" w:hAnsi="Arial"/>
-                      <w:sz w:val="21"/>
-                      <w:szCs w:val="21"/>
-                    </w:rPr>
-                    <w:t xml:space="preserve">Ask the user for a line of whole numbers separated by single spaces. Sort them smallest first by swapping neighbouring pairs. Write the sort yourself rather than using sorted() or .sort(). Display [the sorted numbers] on one line.</w:t>
-                  </w:r>
-                </w:p>
-              </w:tc>
-              <w:tc>
-                <w:tcPr>
-                  <w:tcW w:type="dxa" w:w="3342"/>
-                  <w:tcBorders>
-                    <w:top w:val="single" w:color="B7C2D1" w:sz="4"/>
-                    <w:left w:val="single" w:color="B7C2D1" w:sz="4"/>
-                    <w:bottom w:val="single" w:color="B7C2D1" w:sz="4"/>
-                    <w:right w:val="single" w:color="B7C2D1" w:sz="4"/>
-                  </w:tcBorders>
-                  <w:shd w:fill="FFFFFF" w:color="auto" w:val="clear"/>
-                  <w:tcMar>
-                    <w:top w:type="dxa" w:w="80"/>
-                    <w:left w:type="dxa" w:w="120"/>
-                    <w:bottom w:type="dxa" w:w="80"/>
-                    <w:right w:type="dxa" w:w="120"/>
-                  </w:tcMar>
-                  <w:vAlign w:val="center"/>
-                </w:tcPr>
-                <w:p>
-                  <w:pPr>
-                    <w:spacing w:after="0" w:before="0"/>
-                  </w:pPr>
-                  <w:r>
-                    <w:rPr>
-                      <w:rFonts w:ascii="Arial" w:cs="Arial" w:eastAsia="Arial" w:hAnsi="Arial"/>
-                      <w:b w:val="false"/>
-                      <w:bCs w:val="false"/>
-                      <w:sz w:val="21"/>
-                      <w:szCs w:val="21"/>
-                    </w:rPr>
-                    <w:t xml:space="preserve">5</w:t>
-                  </w:r>
-                </w:p>
-              </w:tc>
-              <w:tc>
-                <w:tcPr>
-                  <w:tcW w:type="dxa" w:w="3342"/>
+                  <w:tcW w:type="dxa" w:w="2506"/>
+                  <w:tcBorders>
+                    <w:top w:val="single" w:color="B7C2D1" w:sz="4"/>
+                    <w:left w:val="single" w:color="B7C2D1" w:sz="4"/>
+                    <w:bottom w:val="single" w:color="B7C2D1" w:sz="4"/>
+                    <w:right w:val="single" w:color="B7C2D1" w:sz="4"/>
+                  </w:tcBorders>
+                  <w:shd w:fill="FFFFFF" w:color="auto" w:val="clear"/>
+                  <w:tcMar>
+                    <w:top w:type="dxa" w:w="80"/>
+                    <w:left w:type="dxa" w:w="120"/>
+                    <w:bottom w:type="dxa" w:w="80"/>
+                    <w:right w:type="dxa" w:w="120"/>
+                  </w:tcMar>
+                  <w:vAlign w:val="center"/>
+                </w:tcPr>
+                <w:p>
+                  <w:pPr>
+                    <w:spacing w:after="0" w:before="0"/>
+                  </w:pPr>
+                  <w:r>
+                    <w:rPr>
+                      <w:rFonts w:ascii="Arial" w:cs="Arial" w:eastAsia="Arial" w:hAnsi="Arial"/>
+                      <w:sz w:val="21"/>
+                      <w:szCs w:val="21"/>
+                    </w:rPr>
+                    <w:t xml:space="preserve">Press Run. The program swaps two numbers over and then shows the list on one line.</w:t>
+                  </w:r>
+                </w:p>
+              </w:tc>
+              <w:tc>
+                <w:tcPr>
+                  <w:tcW w:type="dxa" w:w="2506"/>
+                  <w:tcBorders>
+                    <w:top w:val="single" w:color="B7C2D1" w:sz="4"/>
+                    <w:left w:val="single" w:color="B7C2D1" w:sz="4"/>
+                    <w:bottom w:val="single" w:color="B7C2D1" w:sz="4"/>
+                    <w:right w:val="single" w:color="B7C2D1" w:sz="4"/>
+                  </w:tcBorders>
+                  <w:shd w:fill="FFFFFF" w:color="auto" w:val="clear"/>
+                  <w:tcMar>
+                    <w:top w:type="dxa" w:w="80"/>
+                    <w:left w:type="dxa" w:w="120"/>
+                    <w:bottom w:type="dxa" w:w="80"/>
+                    <w:right w:type="dxa" w:w="120"/>
+                  </w:tcMar>
+                  <w:vAlign w:val="center"/>
+                </w:tcPr>
+                <w:p>
+                  <w:pPr>
+                    <w:spacing w:after="0" w:before="0"/>
+                  </w:pPr>
+                  <w:r>
+                    <w:rPr>
+                      <w:rFonts w:ascii="Arial" w:cs="Arial" w:eastAsia="Arial" w:hAnsi="Arial"/>
+                      <w:b w:val="false"/>
+                      <w:bCs w:val="false"/>
+                      <w:sz w:val="21"/>
+                      <w:szCs w:val="21"/>
+                    </w:rPr>
+                    <w:t xml:space="preserve">Run it</w:t>
+                  </w:r>
+                </w:p>
+              </w:tc>
+              <w:tc>
+                <w:tcPr>
+                  <w:tcW w:type="dxa" w:w="2506"/>
+                  <w:tcBorders>
+                    <w:top w:val="single" w:color="B7C2D1" w:sz="4"/>
+                    <w:left w:val="single" w:color="B7C2D1" w:sz="4"/>
+                    <w:bottom w:val="single" w:color="B7C2D1" w:sz="4"/>
+                    <w:right w:val="single" w:color="B7C2D1" w:sz="4"/>
+                  </w:tcBorders>
+                  <w:shd w:fill="FFFFFF" w:color="auto" w:val="clear"/>
+                  <w:tcMar>
+                    <w:top w:type="dxa" w:w="80"/>
+                    <w:left w:type="dxa" w:w="120"/>
+                    <w:bottom w:type="dxa" w:w="80"/>
+                    <w:right w:type="dxa" w:w="120"/>
+                  </w:tcMar>
+                  <w:vAlign w:val="center"/>
+                </w:tcPr>
+                <w:p>
+                  <w:pPr>
+                    <w:spacing w:after="0" w:before="0"/>
+                  </w:pPr>
+                  <w:r>
+                    <w:rPr>
+                      <w:rFonts w:ascii="Arial" w:cs="Arial" w:eastAsia="Arial" w:hAnsi="Arial"/>
+                      <w:b w:val="false"/>
+                      <w:bCs w:val="false"/>
+                      <w:sz w:val="21"/>
+                      <w:szCs w:val="21"/>
+                    </w:rPr>
+                    <w:t xml:space="preserve">1</w:t>
+                  </w:r>
+                </w:p>
+              </w:tc>
+              <w:tc>
+                <w:tcPr>
+                  <w:tcW w:type="dxa" w:w="2506"/>
                   <w:tcBorders>
                     <w:top w:val="single" w:color="B7C2D1" w:sz="4"/>
                     <w:left w:val="single" w:color="B7C2D1" w:sz="4"/>
@@ -3447,73 +5202,107 @@
               </w:trPr>
               <w:tc>
                 <w:tcPr>
-                  <w:tcW w:type="dxa" w:w="3342"/>
-                  <w:tcBorders>
-                    <w:top w:val="single" w:color="B7C2D1" w:sz="4"/>
-                    <w:left w:val="single" w:color="B7C2D1" w:sz="4"/>
-                    <w:bottom w:val="single" w:color="B7C2D1" w:sz="4"/>
-                    <w:right w:val="single" w:color="B7C2D1" w:sz="4"/>
-                  </w:tcBorders>
-                  <w:shd w:fill="FFFFFF" w:color="auto" w:val="clear"/>
-                  <w:tcMar>
-                    <w:top w:type="dxa" w:w="80"/>
-                    <w:left w:type="dxa" w:w="120"/>
-                    <w:bottom w:type="dxa" w:w="80"/>
-                    <w:right w:type="dxa" w:w="120"/>
-                  </w:tcMar>
-                  <w:vAlign w:val="center"/>
-                </w:tcPr>
-                <w:p>
-                  <w:pPr>
-                    <w:spacing w:after="0" w:before="0"/>
-                  </w:pPr>
-                  <w:r>
-                    <w:rPr>
-                      <w:rFonts w:ascii="Arial" w:cs="Arial" w:eastAsia="Arial" w:hAnsi="Arial"/>
-                      <w:sz w:val="21"/>
-                      <w:szCs w:val="21"/>
-                    </w:rPr>
-                    <w:t xml:space="preserve">Ask the user for a line of whole numbers separated by single spaces. Sort them smallest first by swapping neighbouring pairs. Write the sort yourself rather than using sorted() or .sort(). Stop after a pass that makes no swaps. Count how many passes you make. Display [the sorted numbers] on one line. Then display passes: [how many] on the next line.</w:t>
-                  </w:r>
-                </w:p>
-              </w:tc>
-              <w:tc>
-                <w:tcPr>
-                  <w:tcW w:type="dxa" w:w="3342"/>
-                  <w:tcBorders>
-                    <w:top w:val="single" w:color="B7C2D1" w:sz="4"/>
-                    <w:left w:val="single" w:color="B7C2D1" w:sz="4"/>
-                    <w:bottom w:val="single" w:color="B7C2D1" w:sz="4"/>
-                    <w:right w:val="single" w:color="B7C2D1" w:sz="4"/>
-                  </w:tcBorders>
-                  <w:shd w:fill="FFFFFF" w:color="auto" w:val="clear"/>
-                  <w:tcMar>
-                    <w:top w:type="dxa" w:w="80"/>
-                    <w:left w:type="dxa" w:w="120"/>
-                    <w:bottom w:type="dxa" w:w="80"/>
-                    <w:right w:type="dxa" w:w="120"/>
-                  </w:tcMar>
-                  <w:vAlign w:val="center"/>
-                </w:tcPr>
-                <w:p>
-                  <w:pPr>
-                    <w:spacing w:after="0" w:before="0"/>
-                  </w:pPr>
-                  <w:r>
-                    <w:rPr>
-                      <w:rFonts w:ascii="Arial" w:cs="Arial" w:eastAsia="Arial" w:hAnsi="Arial"/>
-                      <w:b w:val="false"/>
-                      <w:bCs w:val="false"/>
-                      <w:sz w:val="21"/>
-                      <w:szCs w:val="21"/>
-                    </w:rPr>
-                    <w:t xml:space="preserve">6</w:t>
-                  </w:r>
-                </w:p>
-              </w:tc>
-              <w:tc>
-                <w:tcPr>
-                  <w:tcW w:type="dxa" w:w="3342"/>
+                  <w:tcW w:type="dxa" w:w="2506"/>
+                  <w:tcBorders>
+                    <w:top w:val="single" w:color="B7C2D1" w:sz="4"/>
+                    <w:left w:val="single" w:color="B7C2D1" w:sz="4"/>
+                    <w:bottom w:val="single" w:color="B7C2D1" w:sz="4"/>
+                    <w:right w:val="single" w:color="B7C2D1" w:sz="4"/>
+                  </w:tcBorders>
+                  <w:shd w:fill="FFFFFF" w:color="auto" w:val="clear"/>
+                  <w:tcMar>
+                    <w:top w:type="dxa" w:w="80"/>
+                    <w:left w:type="dxa" w:w="120"/>
+                    <w:bottom w:type="dxa" w:w="80"/>
+                    <w:right w:type="dxa" w:w="120"/>
+                  </w:tcMar>
+                  <w:vAlign w:val="center"/>
+                </w:tcPr>
+                <w:p>
+                  <w:pPr>
+                    <w:spacing w:after="0" w:before="0"/>
+                  </w:pPr>
+                  <w:r>
+                    <w:rPr>
+                      <w:rFonts w:ascii="Arial" w:cs="Arial" w:eastAsia="Arial" w:hAnsi="Arial"/>
+                      <w:sz w:val="21"/>
+                      <w:szCs w:val="21"/>
+                    </w:rPr>
+                    <w:t xml:space="preserve">What will this program display?</w:t>
+                  </w:r>
+                </w:p>
+              </w:tc>
+              <w:tc>
+                <w:tcPr>
+                  <w:tcW w:type="dxa" w:w="2506"/>
+                  <w:tcBorders>
+                    <w:top w:val="single" w:color="B7C2D1" w:sz="4"/>
+                    <w:left w:val="single" w:color="B7C2D1" w:sz="4"/>
+                    <w:bottom w:val="single" w:color="B7C2D1" w:sz="4"/>
+                    <w:right w:val="single" w:color="B7C2D1" w:sz="4"/>
+                  </w:tcBorders>
+                  <w:shd w:fill="FFFFFF" w:color="auto" w:val="clear"/>
+                  <w:tcMar>
+                    <w:top w:type="dxa" w:w="80"/>
+                    <w:left w:type="dxa" w:w="120"/>
+                    <w:bottom w:type="dxa" w:w="80"/>
+                    <w:right w:type="dxa" w:w="120"/>
+                  </w:tcMar>
+                  <w:vAlign w:val="center"/>
+                </w:tcPr>
+                <w:p>
+                  <w:pPr>
+                    <w:spacing w:after="0" w:before="0"/>
+                  </w:pPr>
+                  <w:r>
+                    <w:rPr>
+                      <w:rFonts w:ascii="Arial" w:cs="Arial" w:eastAsia="Arial" w:hAnsi="Arial"/>
+                      <w:b w:val="false"/>
+                      <w:bCs w:val="false"/>
+                      <w:sz w:val="21"/>
+                      <w:szCs w:val="21"/>
+                    </w:rPr>
+                    <w:t xml:space="preserve">Predict</w:t>
+                  </w:r>
+                </w:p>
+              </w:tc>
+              <w:tc>
+                <w:tcPr>
+                  <w:tcW w:type="dxa" w:w="2506"/>
+                  <w:tcBorders>
+                    <w:top w:val="single" w:color="B7C2D1" w:sz="4"/>
+                    <w:left w:val="single" w:color="B7C2D1" w:sz="4"/>
+                    <w:bottom w:val="single" w:color="B7C2D1" w:sz="4"/>
+                    <w:right w:val="single" w:color="B7C2D1" w:sz="4"/>
+                  </w:tcBorders>
+                  <w:shd w:fill="FFFFFF" w:color="auto" w:val="clear"/>
+                  <w:tcMar>
+                    <w:top w:type="dxa" w:w="80"/>
+                    <w:left w:type="dxa" w:w="120"/>
+                    <w:bottom w:type="dxa" w:w="80"/>
+                    <w:right w:type="dxa" w:w="120"/>
+                  </w:tcMar>
+                  <w:vAlign w:val="center"/>
+                </w:tcPr>
+                <w:p>
+                  <w:pPr>
+                    <w:spacing w:after="0" w:before="0"/>
+                  </w:pPr>
+                  <w:r>
+                    <w:rPr>
+                      <w:rFonts w:ascii="Arial" w:cs="Arial" w:eastAsia="Arial" w:hAnsi="Arial"/>
+                      <w:b w:val="false"/>
+                      <w:bCs w:val="false"/>
+                      <w:sz w:val="21"/>
+                      <w:szCs w:val="21"/>
+                    </w:rPr>
+                    <w:t xml:space="preserve">1</w:t>
+                  </w:r>
+                </w:p>
+              </w:tc>
+              <w:tc>
+                <w:tcPr>
+                  <w:tcW w:type="dxa" w:w="2506"/>
                   <w:tcBorders>
                     <w:top w:val="single" w:color="B7C2D1" w:sz="4"/>
                     <w:left w:val="single" w:color="B7C2D1" w:sz="4"/>
@@ -3553,73 +5342,667 @@
               </w:trPr>
               <w:tc>
                 <w:tcPr>
-                  <w:tcW w:type="dxa" w:w="3342"/>
-                  <w:tcBorders>
-                    <w:top w:val="single" w:color="B7C2D1" w:sz="4"/>
-                    <w:left w:val="single" w:color="B7C2D1" w:sz="4"/>
-                    <w:bottom w:val="single" w:color="B7C2D1" w:sz="4"/>
-                    <w:right w:val="single" w:color="B7C2D1" w:sz="4"/>
-                  </w:tcBorders>
-                  <w:shd w:fill="FFFFFF" w:color="auto" w:val="clear"/>
-                  <w:tcMar>
-                    <w:top w:type="dxa" w:w="80"/>
-                    <w:left w:type="dxa" w:w="120"/>
-                    <w:bottom w:type="dxa" w:w="80"/>
-                    <w:right w:type="dxa" w:w="120"/>
-                  </w:tcMar>
-                  <w:vAlign w:val="center"/>
-                </w:tcPr>
-                <w:p>
-                  <w:pPr>
-                    <w:spacing w:after="0" w:before="0"/>
-                  </w:pPr>
-                  <w:r>
-                    <w:rPr>
-                      <w:rFonts w:ascii="Arial" w:cs="Arial" w:eastAsia="Arial" w:hAnsi="Arial"/>
-                      <w:sz w:val="21"/>
-                      <w:szCs w:val="21"/>
-                    </w:rPr>
-                    <w:t xml:space="preserve">Ask the user for a line of whole numbers separated by single spaces. Sort them smallest first by swapping neighbouring pairs. Write the sort yourself rather than using sorted() or .sort(). Display [the whole list] after each pass, one list per line.</w:t>
-                  </w:r>
-                </w:p>
-              </w:tc>
-              <w:tc>
-                <w:tcPr>
-                  <w:tcW w:type="dxa" w:w="3342"/>
-                  <w:tcBorders>
-                    <w:top w:val="single" w:color="B7C2D1" w:sz="4"/>
-                    <w:left w:val="single" w:color="B7C2D1" w:sz="4"/>
-                    <w:bottom w:val="single" w:color="B7C2D1" w:sz="4"/>
-                    <w:right w:val="single" w:color="B7C2D1" w:sz="4"/>
-                  </w:tcBorders>
-                  <w:shd w:fill="FFFFFF" w:color="auto" w:val="clear"/>
-                  <w:tcMar>
-                    <w:top w:type="dxa" w:w="80"/>
-                    <w:left w:type="dxa" w:w="120"/>
-                    <w:bottom w:type="dxa" w:w="80"/>
-                    <w:right w:type="dxa" w:w="120"/>
-                  </w:tcMar>
-                  <w:vAlign w:val="center"/>
-                </w:tcPr>
-                <w:p>
-                  <w:pPr>
-                    <w:spacing w:after="0" w:before="0"/>
-                  </w:pPr>
-                  <w:r>
-                    <w:rPr>
-                      <w:rFonts w:ascii="Arial" w:cs="Arial" w:eastAsia="Arial" w:hAnsi="Arial"/>
-                      <w:b w:val="false"/>
-                      <w:bCs w:val="false"/>
-                      <w:sz w:val="21"/>
-                      <w:szCs w:val="21"/>
-                    </w:rPr>
-                    <w:t xml:space="preserve">6</w:t>
-                  </w:r>
-                </w:p>
-              </w:tc>
-              <w:tc>
-                <w:tcPr>
-                  <w:tcW w:type="dxa" w:w="3342"/>
+                  <w:tcW w:type="dxa" w:w="2506"/>
+                  <w:tcBorders>
+                    <w:top w:val="single" w:color="B7C2D1" w:sz="4"/>
+                    <w:left w:val="single" w:color="B7C2D1" w:sz="4"/>
+                    <w:bottom w:val="single" w:color="B7C2D1" w:sz="4"/>
+                    <w:right w:val="single" w:color="B7C2D1" w:sz="4"/>
+                  </w:tcBorders>
+                  <w:shd w:fill="FFFFFF" w:color="auto" w:val="clear"/>
+                  <w:tcMar>
+                    <w:top w:type="dxa" w:w="80"/>
+                    <w:left w:type="dxa" w:w="120"/>
+                    <w:bottom w:type="dxa" w:w="80"/>
+                    <w:right w:type="dxa" w:w="120"/>
+                  </w:tcMar>
+                  <w:vAlign w:val="center"/>
+                </w:tcPr>
+                <w:p>
+                  <w:pPr>
+                    <w:spacing w:after="0" w:before="0"/>
+                  </w:pPr>
+                  <w:r>
+                    <w:rPr>
+                      <w:rFonts w:ascii="Arial" w:cs="Arial" w:eastAsia="Arial" w:hAnsi="Arial"/>
+                      <w:sz w:val="21"/>
+                      <w:szCs w:val="21"/>
+                    </w:rPr>
+                    <w:t xml:space="preserve">What will this program display?</w:t>
+                  </w:r>
+                </w:p>
+              </w:tc>
+              <w:tc>
+                <w:tcPr>
+                  <w:tcW w:type="dxa" w:w="2506"/>
+                  <w:tcBorders>
+                    <w:top w:val="single" w:color="B7C2D1" w:sz="4"/>
+                    <w:left w:val="single" w:color="B7C2D1" w:sz="4"/>
+                    <w:bottom w:val="single" w:color="B7C2D1" w:sz="4"/>
+                    <w:right w:val="single" w:color="B7C2D1" w:sz="4"/>
+                  </w:tcBorders>
+                  <w:shd w:fill="FFFFFF" w:color="auto" w:val="clear"/>
+                  <w:tcMar>
+                    <w:top w:type="dxa" w:w="80"/>
+                    <w:left w:type="dxa" w:w="120"/>
+                    <w:bottom w:type="dxa" w:w="80"/>
+                    <w:right w:type="dxa" w:w="120"/>
+                  </w:tcMar>
+                  <w:vAlign w:val="center"/>
+                </w:tcPr>
+                <w:p>
+                  <w:pPr>
+                    <w:spacing w:after="0" w:before="0"/>
+                  </w:pPr>
+                  <w:r>
+                    <w:rPr>
+                      <w:rFonts w:ascii="Arial" w:cs="Arial" w:eastAsia="Arial" w:hAnsi="Arial"/>
+                      <w:b w:val="false"/>
+                      <w:bCs w:val="false"/>
+                      <w:sz w:val="21"/>
+                      <w:szCs w:val="21"/>
+                    </w:rPr>
+                    <w:t xml:space="preserve">Predict</w:t>
+                  </w:r>
+                </w:p>
+              </w:tc>
+              <w:tc>
+                <w:tcPr>
+                  <w:tcW w:type="dxa" w:w="2506"/>
+                  <w:tcBorders>
+                    <w:top w:val="single" w:color="B7C2D1" w:sz="4"/>
+                    <w:left w:val="single" w:color="B7C2D1" w:sz="4"/>
+                    <w:bottom w:val="single" w:color="B7C2D1" w:sz="4"/>
+                    <w:right w:val="single" w:color="B7C2D1" w:sz="4"/>
+                  </w:tcBorders>
+                  <w:shd w:fill="FFFFFF" w:color="auto" w:val="clear"/>
+                  <w:tcMar>
+                    <w:top w:type="dxa" w:w="80"/>
+                    <w:left w:type="dxa" w:w="120"/>
+                    <w:bottom w:type="dxa" w:w="80"/>
+                    <w:right w:type="dxa" w:w="120"/>
+                  </w:tcMar>
+                  <w:vAlign w:val="center"/>
+                </w:tcPr>
+                <w:p>
+                  <w:pPr>
+                    <w:spacing w:after="0" w:before="0"/>
+                  </w:pPr>
+                  <w:r>
+                    <w:rPr>
+                      <w:rFonts w:ascii="Arial" w:cs="Arial" w:eastAsia="Arial" w:hAnsi="Arial"/>
+                      <w:b w:val="false"/>
+                      <w:bCs w:val="false"/>
+                      <w:sz w:val="21"/>
+                      <w:szCs w:val="21"/>
+                    </w:rPr>
+                    <w:t xml:space="preserve">1</w:t>
+                  </w:r>
+                </w:p>
+              </w:tc>
+              <w:tc>
+                <w:tcPr>
+                  <w:tcW w:type="dxa" w:w="2506"/>
+                  <w:tcBorders>
+                    <w:top w:val="single" w:color="B7C2D1" w:sz="4"/>
+                    <w:left w:val="single" w:color="B7C2D1" w:sz="4"/>
+                    <w:bottom w:val="single" w:color="B7C2D1" w:sz="4"/>
+                    <w:right w:val="single" w:color="B7C2D1" w:sz="4"/>
+                  </w:tcBorders>
+                  <w:shd w:fill="FFFFFF" w:color="auto" w:val="clear"/>
+                  <w:tcMar>
+                    <w:top w:type="dxa" w:w="80"/>
+                    <w:left w:type="dxa" w:w="120"/>
+                    <w:bottom w:type="dxa" w:w="80"/>
+                    <w:right w:type="dxa" w:w="120"/>
+                  </w:tcMar>
+                  <w:vAlign w:val="center"/>
+                </w:tcPr>
+                <w:p>
+                  <w:pPr>
+                    <w:spacing w:after="0" w:before="0"/>
+                  </w:pPr>
+                  <w:r>
+                    <w:rPr>
+                      <w:rFonts w:ascii="Arial" w:cs="Arial" w:eastAsia="Arial" w:hAnsi="Arial"/>
+                      <w:b w:val="false"/>
+                      <w:bCs w:val="false"/>
+                      <w:sz w:val="21"/>
+                      <w:szCs w:val="21"/>
+                    </w:rPr>
+                    <w:t xml:space="preserve"/>
+                  </w:r>
+                </w:p>
+              </w:tc>
+            </w:tr>
+            <w:tr>
+              <w:trPr>
+                <w:cantSplit/>
+                <w:trHeight w:val="360" w:hRule="atLeast"/>
+              </w:trPr>
+              <w:tc>
+                <w:tcPr>
+                  <w:tcW w:type="dxa" w:w="2506"/>
+                  <w:tcBorders>
+                    <w:top w:val="single" w:color="B7C2D1" w:sz="4"/>
+                    <w:left w:val="single" w:color="B7C2D1" w:sz="4"/>
+                    <w:bottom w:val="single" w:color="B7C2D1" w:sz="4"/>
+                    <w:right w:val="single" w:color="B7C2D1" w:sz="4"/>
+                  </w:tcBorders>
+                  <w:shd w:fill="FFFFFF" w:color="auto" w:val="clear"/>
+                  <w:tcMar>
+                    <w:top w:type="dxa" w:w="80"/>
+                    <w:left w:type="dxa" w:w="120"/>
+                    <w:bottom w:type="dxa" w:w="80"/>
+                    <w:right w:type="dxa" w:w="120"/>
+                  </w:tcMar>
+                  <w:vAlign w:val="center"/>
+                </w:tcPr>
+                <w:p>
+                  <w:pPr>
+                    <w:spacing w:after="0" w:before="0"/>
+                  </w:pPr>
+                  <w:r>
+                    <w:rPr>
+                      <w:rFonts w:ascii="Arial" w:cs="Arial" w:eastAsia="Arial" w:hAnsi="Arial"/>
+                      <w:sz w:val="21"/>
+                      <w:szCs w:val="21"/>
+                    </w:rPr>
+                    <w:t xml:space="preserve">Finish the program so it sorts the numbers smallest first.</w:t>
+                  </w:r>
+                </w:p>
+              </w:tc>
+              <w:tc>
+                <w:tcPr>
+                  <w:tcW w:type="dxa" w:w="2506"/>
+                  <w:tcBorders>
+                    <w:top w:val="single" w:color="B7C2D1" w:sz="4"/>
+                    <w:left w:val="single" w:color="B7C2D1" w:sz="4"/>
+                    <w:bottom w:val="single" w:color="B7C2D1" w:sz="4"/>
+                    <w:right w:val="single" w:color="B7C2D1" w:sz="4"/>
+                  </w:tcBorders>
+                  <w:shd w:fill="FFFFFF" w:color="auto" w:val="clear"/>
+                  <w:tcMar>
+                    <w:top w:type="dxa" w:w="80"/>
+                    <w:left w:type="dxa" w:w="120"/>
+                    <w:bottom w:type="dxa" w:w="80"/>
+                    <w:right w:type="dxa" w:w="120"/>
+                  </w:tcMar>
+                  <w:vAlign w:val="center"/>
+                </w:tcPr>
+                <w:p>
+                  <w:pPr>
+                    <w:spacing w:after="0" w:before="0"/>
+                  </w:pPr>
+                  <w:r>
+                    <w:rPr>
+                      <w:rFonts w:ascii="Arial" w:cs="Arial" w:eastAsia="Arial" w:hAnsi="Arial"/>
+                      <w:b w:val="false"/>
+                      <w:bCs w:val="false"/>
+                      <w:sz w:val="21"/>
+                      <w:szCs w:val="21"/>
+                    </w:rPr>
+                    <w:t xml:space="preserve">Complete it</w:t>
+                  </w:r>
+                </w:p>
+              </w:tc>
+              <w:tc>
+                <w:tcPr>
+                  <w:tcW w:type="dxa" w:w="2506"/>
+                  <w:tcBorders>
+                    <w:top w:val="single" w:color="B7C2D1" w:sz="4"/>
+                    <w:left w:val="single" w:color="B7C2D1" w:sz="4"/>
+                    <w:bottom w:val="single" w:color="B7C2D1" w:sz="4"/>
+                    <w:right w:val="single" w:color="B7C2D1" w:sz="4"/>
+                  </w:tcBorders>
+                  <w:shd w:fill="FFFFFF" w:color="auto" w:val="clear"/>
+                  <w:tcMar>
+                    <w:top w:type="dxa" w:w="80"/>
+                    <w:left w:type="dxa" w:w="120"/>
+                    <w:bottom w:type="dxa" w:w="80"/>
+                    <w:right w:type="dxa" w:w="120"/>
+                  </w:tcMar>
+                  <w:vAlign w:val="center"/>
+                </w:tcPr>
+                <w:p>
+                  <w:pPr>
+                    <w:spacing w:after="0" w:before="0"/>
+                  </w:pPr>
+                  <w:r>
+                    <w:rPr>
+                      <w:rFonts w:ascii="Arial" w:cs="Arial" w:eastAsia="Arial" w:hAnsi="Arial"/>
+                      <w:b w:val="false"/>
+                      <w:bCs w:val="false"/>
+                      <w:sz w:val="21"/>
+                      <w:szCs w:val="21"/>
+                    </w:rPr>
+                    <w:t xml:space="preserve">2</w:t>
+                  </w:r>
+                </w:p>
+              </w:tc>
+              <w:tc>
+                <w:tcPr>
+                  <w:tcW w:type="dxa" w:w="2506"/>
+                  <w:tcBorders>
+                    <w:top w:val="single" w:color="B7C2D1" w:sz="4"/>
+                    <w:left w:val="single" w:color="B7C2D1" w:sz="4"/>
+                    <w:bottom w:val="single" w:color="B7C2D1" w:sz="4"/>
+                    <w:right w:val="single" w:color="B7C2D1" w:sz="4"/>
+                  </w:tcBorders>
+                  <w:shd w:fill="FFFFFF" w:color="auto" w:val="clear"/>
+                  <w:tcMar>
+                    <w:top w:type="dxa" w:w="80"/>
+                    <w:left w:type="dxa" w:w="120"/>
+                    <w:bottom w:type="dxa" w:w="80"/>
+                    <w:right w:type="dxa" w:w="120"/>
+                  </w:tcMar>
+                  <w:vAlign w:val="center"/>
+                </w:tcPr>
+                <w:p>
+                  <w:pPr>
+                    <w:spacing w:after="0" w:before="0"/>
+                  </w:pPr>
+                  <w:r>
+                    <w:rPr>
+                      <w:rFonts w:ascii="Arial" w:cs="Arial" w:eastAsia="Arial" w:hAnsi="Arial"/>
+                      <w:b w:val="false"/>
+                      <w:bCs w:val="false"/>
+                      <w:sz w:val="21"/>
+                      <w:szCs w:val="21"/>
+                    </w:rPr>
+                    <w:t xml:space="preserve"/>
+                  </w:r>
+                </w:p>
+              </w:tc>
+            </w:tr>
+            <w:tr>
+              <w:trPr>
+                <w:cantSplit/>
+                <w:trHeight w:val="360" w:hRule="atLeast"/>
+              </w:trPr>
+              <w:tc>
+                <w:tcPr>
+                  <w:tcW w:type="dxa" w:w="2506"/>
+                  <w:tcBorders>
+                    <w:top w:val="single" w:color="B7C2D1" w:sz="4"/>
+                    <w:left w:val="single" w:color="B7C2D1" w:sz="4"/>
+                    <w:bottom w:val="single" w:color="B7C2D1" w:sz="4"/>
+                    <w:right w:val="single" w:color="B7C2D1" w:sz="4"/>
+                  </w:tcBorders>
+                  <w:shd w:fill="FFFFFF" w:color="auto" w:val="clear"/>
+                  <w:tcMar>
+                    <w:top w:type="dxa" w:w="80"/>
+                    <w:left w:type="dxa" w:w="120"/>
+                    <w:bottom w:type="dxa" w:w="80"/>
+                    <w:right w:type="dxa" w:w="120"/>
+                  </w:tcMar>
+                  <w:vAlign w:val="center"/>
+                </w:tcPr>
+                <w:p>
+                  <w:pPr>
+                    <w:spacing w:after="0" w:before="0"/>
+                  </w:pPr>
+                  <w:r>
+                    <w:rPr>
+                      <w:rFonts w:ascii="Arial" w:cs="Arial" w:eastAsia="Arial" w:hAnsi="Arial"/>
+                      <w:sz w:val="21"/>
+                      <w:szCs w:val="21"/>
+                    </w:rPr>
+                    <w:t xml:space="preserve">Sort the numbers smallest first by swapping neighbouring pairs that are the wrong way round. Display the sorted numbers on one line, separated by single spaces.</w:t>
+                  </w:r>
+                </w:p>
+              </w:tc>
+              <w:tc>
+                <w:tcPr>
+                  <w:tcW w:type="dxa" w:w="2506"/>
+                  <w:tcBorders>
+                    <w:top w:val="single" w:color="B7C2D1" w:sz="4"/>
+                    <w:left w:val="single" w:color="B7C2D1" w:sz="4"/>
+                    <w:bottom w:val="single" w:color="B7C2D1" w:sz="4"/>
+                    <w:right w:val="single" w:color="B7C2D1" w:sz="4"/>
+                  </w:tcBorders>
+                  <w:shd w:fill="FFFFFF" w:color="auto" w:val="clear"/>
+                  <w:tcMar>
+                    <w:top w:type="dxa" w:w="80"/>
+                    <w:left w:type="dxa" w:w="120"/>
+                    <w:bottom w:type="dxa" w:w="80"/>
+                    <w:right w:type="dxa" w:w="120"/>
+                  </w:tcMar>
+                  <w:vAlign w:val="center"/>
+                </w:tcPr>
+                <w:p>
+                  <w:pPr>
+                    <w:spacing w:after="0" w:before="0"/>
+                  </w:pPr>
+                  <w:r>
+                    <w:rPr>
+                      <w:rFonts w:ascii="Arial" w:cs="Arial" w:eastAsia="Arial" w:hAnsi="Arial"/>
+                      <w:b w:val="false"/>
+                      <w:bCs w:val="false"/>
+                      <w:sz w:val="21"/>
+                      <w:szCs w:val="21"/>
+                    </w:rPr>
+                    <w:t xml:space="preserve">Write it</w:t>
+                  </w:r>
+                </w:p>
+              </w:tc>
+              <w:tc>
+                <w:tcPr>
+                  <w:tcW w:type="dxa" w:w="2506"/>
+                  <w:tcBorders>
+                    <w:top w:val="single" w:color="B7C2D1" w:sz="4"/>
+                    <w:left w:val="single" w:color="B7C2D1" w:sz="4"/>
+                    <w:bottom w:val="single" w:color="B7C2D1" w:sz="4"/>
+                    <w:right w:val="single" w:color="B7C2D1" w:sz="4"/>
+                  </w:tcBorders>
+                  <w:shd w:fill="FFFFFF" w:color="auto" w:val="clear"/>
+                  <w:tcMar>
+                    <w:top w:type="dxa" w:w="80"/>
+                    <w:left w:type="dxa" w:w="120"/>
+                    <w:bottom w:type="dxa" w:w="80"/>
+                    <w:right w:type="dxa" w:w="120"/>
+                  </w:tcMar>
+                  <w:vAlign w:val="center"/>
+                </w:tcPr>
+                <w:p>
+                  <w:pPr>
+                    <w:spacing w:after="0" w:before="0"/>
+                  </w:pPr>
+                  <w:r>
+                    <w:rPr>
+                      <w:rFonts w:ascii="Arial" w:cs="Arial" w:eastAsia="Arial" w:hAnsi="Arial"/>
+                      <w:b w:val="false"/>
+                      <w:bCs w:val="false"/>
+                      <w:sz w:val="21"/>
+                      <w:szCs w:val="21"/>
+                    </w:rPr>
+                    <w:t xml:space="preserve">3</w:t>
+                  </w:r>
+                </w:p>
+              </w:tc>
+              <w:tc>
+                <w:tcPr>
+                  <w:tcW w:type="dxa" w:w="2506"/>
+                  <w:tcBorders>
+                    <w:top w:val="single" w:color="B7C2D1" w:sz="4"/>
+                    <w:left w:val="single" w:color="B7C2D1" w:sz="4"/>
+                    <w:bottom w:val="single" w:color="B7C2D1" w:sz="4"/>
+                    <w:right w:val="single" w:color="B7C2D1" w:sz="4"/>
+                  </w:tcBorders>
+                  <w:shd w:fill="FFFFFF" w:color="auto" w:val="clear"/>
+                  <w:tcMar>
+                    <w:top w:type="dxa" w:w="80"/>
+                    <w:left w:type="dxa" w:w="120"/>
+                    <w:bottom w:type="dxa" w:w="80"/>
+                    <w:right w:type="dxa" w:w="120"/>
+                  </w:tcMar>
+                  <w:vAlign w:val="center"/>
+                </w:tcPr>
+                <w:p>
+                  <w:pPr>
+                    <w:spacing w:after="0" w:before="0"/>
+                  </w:pPr>
+                  <w:r>
+                    <w:rPr>
+                      <w:rFonts w:ascii="Arial" w:cs="Arial" w:eastAsia="Arial" w:hAnsi="Arial"/>
+                      <w:b w:val="false"/>
+                      <w:bCs w:val="false"/>
+                      <w:sz w:val="21"/>
+                      <w:szCs w:val="21"/>
+                    </w:rPr>
+                    <w:t xml:space="preserve"/>
+                  </w:r>
+                </w:p>
+              </w:tc>
+            </w:tr>
+            <w:tr>
+              <w:trPr>
+                <w:cantSplit/>
+                <w:trHeight w:val="360" w:hRule="atLeast"/>
+              </w:trPr>
+              <w:tc>
+                <w:tcPr>
+                  <w:tcW w:type="dxa" w:w="2506"/>
+                  <w:tcBorders>
+                    <w:top w:val="single" w:color="B7C2D1" w:sz="4"/>
+                    <w:left w:val="single" w:color="B7C2D1" w:sz="4"/>
+                    <w:bottom w:val="single" w:color="B7C2D1" w:sz="4"/>
+                    <w:right w:val="single" w:color="B7C2D1" w:sz="4"/>
+                  </w:tcBorders>
+                  <w:shd w:fill="FFFFFF" w:color="auto" w:val="clear"/>
+                  <w:tcMar>
+                    <w:top w:type="dxa" w:w="80"/>
+                    <w:left w:type="dxa" w:w="120"/>
+                    <w:bottom w:type="dxa" w:w="80"/>
+                    <w:right w:type="dxa" w:w="120"/>
+                  </w:tcMar>
+                  <w:vAlign w:val="center"/>
+                </w:tcPr>
+                <w:p>
+                  <w:pPr>
+                    <w:spacing w:after="0" w:before="0"/>
+                  </w:pPr>
+                  <w:r>
+                    <w:rPr>
+                      <w:rFonts w:ascii="Arial" w:cs="Arial" w:eastAsia="Arial" w:hAnsi="Arial"/>
+                      <w:sz w:val="21"/>
+                      <w:szCs w:val="21"/>
+                    </w:rPr>
+                    <w:t xml:space="preserve">This program should sort the numbers smallest first. Find the mistake and put it right.</w:t>
+                  </w:r>
+                </w:p>
+              </w:tc>
+              <w:tc>
+                <w:tcPr>
+                  <w:tcW w:type="dxa" w:w="2506"/>
+                  <w:tcBorders>
+                    <w:top w:val="single" w:color="B7C2D1" w:sz="4"/>
+                    <w:left w:val="single" w:color="B7C2D1" w:sz="4"/>
+                    <w:bottom w:val="single" w:color="B7C2D1" w:sz="4"/>
+                    <w:right w:val="single" w:color="B7C2D1" w:sz="4"/>
+                  </w:tcBorders>
+                  <w:shd w:fill="FFFFFF" w:color="auto" w:val="clear"/>
+                  <w:tcMar>
+                    <w:top w:type="dxa" w:w="80"/>
+                    <w:left w:type="dxa" w:w="120"/>
+                    <w:bottom w:type="dxa" w:w="80"/>
+                    <w:right w:type="dxa" w:w="120"/>
+                  </w:tcMar>
+                  <w:vAlign w:val="center"/>
+                </w:tcPr>
+                <w:p>
+                  <w:pPr>
+                    <w:spacing w:after="0" w:before="0"/>
+                  </w:pPr>
+                  <w:r>
+                    <w:rPr>
+                      <w:rFonts w:ascii="Arial" w:cs="Arial" w:eastAsia="Arial" w:hAnsi="Arial"/>
+                      <w:b w:val="false"/>
+                      <w:bCs w:val="false"/>
+                      <w:sz w:val="21"/>
+                      <w:szCs w:val="21"/>
+                    </w:rPr>
+                    <w:t xml:space="preserve">Fix it</w:t>
+                  </w:r>
+                </w:p>
+              </w:tc>
+              <w:tc>
+                <w:tcPr>
+                  <w:tcW w:type="dxa" w:w="2506"/>
+                  <w:tcBorders>
+                    <w:top w:val="single" w:color="B7C2D1" w:sz="4"/>
+                    <w:left w:val="single" w:color="B7C2D1" w:sz="4"/>
+                    <w:bottom w:val="single" w:color="B7C2D1" w:sz="4"/>
+                    <w:right w:val="single" w:color="B7C2D1" w:sz="4"/>
+                  </w:tcBorders>
+                  <w:shd w:fill="FFFFFF" w:color="auto" w:val="clear"/>
+                  <w:tcMar>
+                    <w:top w:type="dxa" w:w="80"/>
+                    <w:left w:type="dxa" w:w="120"/>
+                    <w:bottom w:type="dxa" w:w="80"/>
+                    <w:right w:type="dxa" w:w="120"/>
+                  </w:tcMar>
+                  <w:vAlign w:val="center"/>
+                </w:tcPr>
+                <w:p>
+                  <w:pPr>
+                    <w:spacing w:after="0" w:before="0"/>
+                  </w:pPr>
+                  <w:r>
+                    <w:rPr>
+                      <w:rFonts w:ascii="Arial" w:cs="Arial" w:eastAsia="Arial" w:hAnsi="Arial"/>
+                      <w:b w:val="false"/>
+                      <w:bCs w:val="false"/>
+                      <w:sz w:val="21"/>
+                      <w:szCs w:val="21"/>
+                    </w:rPr>
+                    <w:t xml:space="preserve">2</w:t>
+                  </w:r>
+                </w:p>
+              </w:tc>
+              <w:tc>
+                <w:tcPr>
+                  <w:tcW w:type="dxa" w:w="2506"/>
+                  <w:tcBorders>
+                    <w:top w:val="single" w:color="B7C2D1" w:sz="4"/>
+                    <w:left w:val="single" w:color="B7C2D1" w:sz="4"/>
+                    <w:bottom w:val="single" w:color="B7C2D1" w:sz="4"/>
+                    <w:right w:val="single" w:color="B7C2D1" w:sz="4"/>
+                  </w:tcBorders>
+                  <w:shd w:fill="FFFFFF" w:color="auto" w:val="clear"/>
+                  <w:tcMar>
+                    <w:top w:type="dxa" w:w="80"/>
+                    <w:left w:type="dxa" w:w="120"/>
+                    <w:bottom w:type="dxa" w:w="80"/>
+                    <w:right w:type="dxa" w:w="120"/>
+                  </w:tcMar>
+                  <w:vAlign w:val="center"/>
+                </w:tcPr>
+                <w:p>
+                  <w:pPr>
+                    <w:spacing w:after="0" w:before="0"/>
+                  </w:pPr>
+                  <w:r>
+                    <w:rPr>
+                      <w:rFonts w:ascii="Arial" w:cs="Arial" w:eastAsia="Arial" w:hAnsi="Arial"/>
+                      <w:b w:val="false"/>
+                      <w:bCs w:val="false"/>
+                      <w:sz w:val="21"/>
+                      <w:szCs w:val="21"/>
+                    </w:rPr>
+                    <w:t xml:space="preserve"/>
+                  </w:r>
+                </w:p>
+              </w:tc>
+            </w:tr>
+            <w:tr>
+              <w:trPr>
+                <w:cantSplit/>
+                <w:trHeight w:val="360" w:hRule="atLeast"/>
+              </w:trPr>
+              <w:tc>
+                <w:tcPr>
+                  <w:tcW w:type="dxa" w:w="2506"/>
+                  <w:tcBorders>
+                    <w:top w:val="single" w:color="B7C2D1" w:sz="4"/>
+                    <w:left w:val="single" w:color="B7C2D1" w:sz="4"/>
+                    <w:bottom w:val="single" w:color="B7C2D1" w:sz="4"/>
+                    <w:right w:val="single" w:color="B7C2D1" w:sz="4"/>
+                  </w:tcBorders>
+                  <w:shd w:fill="FFFFFF" w:color="auto" w:val="clear"/>
+                  <w:tcMar>
+                    <w:top w:type="dxa" w:w="80"/>
+                    <w:left w:type="dxa" w:w="120"/>
+                    <w:bottom w:type="dxa" w:w="80"/>
+                    <w:right w:type="dxa" w:w="120"/>
+                  </w:tcMar>
+                  <w:vAlign w:val="center"/>
+                </w:tcPr>
+                <w:p>
+                  <w:pPr>
+                    <w:spacing w:after="0" w:before="0"/>
+                  </w:pPr>
+                  <w:r>
+                    <w:rPr>
+                      <w:rFonts w:ascii="Arial" w:cs="Arial" w:eastAsia="Arial" w:hAnsi="Arial"/>
+                      <w:sz w:val="21"/>
+                      <w:szCs w:val="21"/>
+                    </w:rPr>
+                    <w:t xml:space="preserve">Sort the numbers smallest first by swapping neighbouring pairs. Display the whole list on one line after each pass has finished, one line for each pass. Make exactly one pass fewer than there are numbers, however soon the list comes into order.</w:t>
+                  </w:r>
+                </w:p>
+              </w:tc>
+              <w:tc>
+                <w:tcPr>
+                  <w:tcW w:type="dxa" w:w="2506"/>
+                  <w:tcBorders>
+                    <w:top w:val="single" w:color="B7C2D1" w:sz="4"/>
+                    <w:left w:val="single" w:color="B7C2D1" w:sz="4"/>
+                    <w:bottom w:val="single" w:color="B7C2D1" w:sz="4"/>
+                    <w:right w:val="single" w:color="B7C2D1" w:sz="4"/>
+                  </w:tcBorders>
+                  <w:shd w:fill="FFFFFF" w:color="auto" w:val="clear"/>
+                  <w:tcMar>
+                    <w:top w:type="dxa" w:w="80"/>
+                    <w:left w:type="dxa" w:w="120"/>
+                    <w:bottom w:type="dxa" w:w="80"/>
+                    <w:right w:type="dxa" w:w="120"/>
+                  </w:tcMar>
+                  <w:vAlign w:val="center"/>
+                </w:tcPr>
+                <w:p>
+                  <w:pPr>
+                    <w:spacing w:after="0" w:before="0"/>
+                  </w:pPr>
+                  <w:r>
+                    <w:rPr>
+                      <w:rFonts w:ascii="Arial" w:cs="Arial" w:eastAsia="Arial" w:hAnsi="Arial"/>
+                      <w:b w:val="false"/>
+                      <w:bCs w:val="false"/>
+                      <w:sz w:val="21"/>
+                      <w:szCs w:val="21"/>
+                    </w:rPr>
+                    <w:t xml:space="preserve">Challenge (optional)</w:t>
+                  </w:r>
+                </w:p>
+              </w:tc>
+              <w:tc>
+                <w:tcPr>
+                  <w:tcW w:type="dxa" w:w="2506"/>
+                  <w:tcBorders>
+                    <w:top w:val="single" w:color="B7C2D1" w:sz="4"/>
+                    <w:left w:val="single" w:color="B7C2D1" w:sz="4"/>
+                    <w:bottom w:val="single" w:color="B7C2D1" w:sz="4"/>
+                    <w:right w:val="single" w:color="B7C2D1" w:sz="4"/>
+                  </w:tcBorders>
+                  <w:shd w:fill="FFFFFF" w:color="auto" w:val="clear"/>
+                  <w:tcMar>
+                    <w:top w:type="dxa" w:w="80"/>
+                    <w:left w:type="dxa" w:w="120"/>
+                    <w:bottom w:type="dxa" w:w="80"/>
+                    <w:right w:type="dxa" w:w="120"/>
+                  </w:tcMar>
+                  <w:vAlign w:val="center"/>
+                </w:tcPr>
+                <w:p>
+                  <w:pPr>
+                    <w:spacing w:after="0" w:before="0"/>
+                  </w:pPr>
+                  <w:r>
+                    <w:rPr>
+                      <w:rFonts w:ascii="Arial" w:cs="Arial" w:eastAsia="Arial" w:hAnsi="Arial"/>
+                      <w:b w:val="false"/>
+                      <w:bCs w:val="false"/>
+                      <w:sz w:val="21"/>
+                      <w:szCs w:val="21"/>
+                    </w:rPr>
+                    <w:t xml:space="preserve">3</w:t>
+                  </w:r>
+                </w:p>
+              </w:tc>
+              <w:tc>
+                <w:tcPr>
+                  <w:tcW w:type="dxa" w:w="2506"/>
                   <w:tcBorders>
                     <w:top w:val="single" w:color="B7C2D1" w:sz="4"/>
                     <w:left w:val="single" w:color="B7C2D1" w:sz="4"/>
@@ -3666,7 +6049,7 @@
                 <w:sz w:val="21"/>
                 <w:szCs w:val="21"/>
               </w:rPr>
-              <w:t xml:space="preserve">Plan the one you found hardest: inputs, what happens to them, what is printed.</w:t>
+              <w:t xml:space="preserve">Plan the one you found hardest: what is typed in, what happens to it, what is displayed.</w:t>
             </w:r>
           </w:p>
           <w:tbl>
@@ -4092,12 +6475,12 @@
                 <w:sz w:val="21"/>
                 <w:szCs w:val="21"/>
               </w:rPr>
-              <w:t xml:space="preserve">Tick each one off as its tests pass in the editor</w:t>
+              <w:t xml:space="preserve">Tick each one off as you finish it in the editor</w:t>
             </w:r>
           </w:p>
           <w:tbl>
             <w:tblPr>
-              <w:tblW w:type="dxa" w:w="10026"/>
+              <w:tblW w:type="dxa" w:w="10024"/>
               <w:tblBorders>
                 <w:top w:val="single" w:color="auto" w:sz="4"/>
                 <w:left w:val="single" w:color="auto" w:sz="4"/>
@@ -4108,9 +6491,10 @@
               </w:tblBorders>
             </w:tblPr>
             <w:tblGrid>
-              <w:gridCol w:w="3342"/>
-              <w:gridCol w:w="3342"/>
-              <w:gridCol w:w="3342"/>
+              <w:gridCol w:w="2506"/>
+              <w:gridCol w:w="2506"/>
+              <w:gridCol w:w="2506"/>
+              <w:gridCol w:w="2506"/>
             </w:tblGrid>
             <w:tr>
               <w:trPr>
@@ -4119,7 +6503,7 @@
               </w:trPr>
               <w:tc>
                 <w:tcPr>
-                  <w:tcW w:type="dxa" w:w="3342"/>
+                  <w:tcW w:type="dxa" w:w="2506"/>
                   <w:tcBorders>
                     <w:top w:val="single" w:color="B7C2D1" w:sz="4"/>
                     <w:left w:val="single" w:color="B7C2D1" w:sz="4"/>
@@ -4147,13 +6531,13 @@
                       <w:sz w:val="20"/>
                       <w:szCs w:val="20"/>
                     </w:rPr>
-                    <w:t xml:space="preserve">Program</w:t>
-                  </w:r>
-                </w:p>
-              </w:tc>
-              <w:tc>
-                <w:tcPr>
-                  <w:tcW w:type="dxa" w:w="3342"/>
+                    <w:t xml:space="preserve">Activity</w:t>
+                  </w:r>
+                </w:p>
+              </w:tc>
+              <w:tc>
+                <w:tcPr>
+                  <w:tcW w:type="dxa" w:w="2506"/>
                   <w:tcBorders>
                     <w:top w:val="single" w:color="B7C2D1" w:sz="4"/>
                     <w:left w:val="single" w:color="B7C2D1" w:sz="4"/>
@@ -4181,13 +6565,47 @@
                       <w:sz w:val="20"/>
                       <w:szCs w:val="20"/>
                     </w:rPr>
+                    <w:t xml:space="preserve">What to do</w:t>
+                  </w:r>
+                </w:p>
+              </w:tc>
+              <w:tc>
+                <w:tcPr>
+                  <w:tcW w:type="dxa" w:w="2506"/>
+                  <w:tcBorders>
+                    <w:top w:val="single" w:color="B7C2D1" w:sz="4"/>
+                    <w:left w:val="single" w:color="B7C2D1" w:sz="4"/>
+                    <w:bottom w:val="single" w:color="B7C2D1" w:sz="4"/>
+                    <w:right w:val="single" w:color="B7C2D1" w:sz="4"/>
+                  </w:tcBorders>
+                  <w:shd w:fill="E6ECF5" w:color="auto" w:val="clear"/>
+                  <w:tcMar>
+                    <w:top w:type="dxa" w:w="80"/>
+                    <w:left w:type="dxa" w:w="120"/>
+                    <w:bottom w:type="dxa" w:w="80"/>
+                    <w:right w:type="dxa" w:w="120"/>
+                  </w:tcMar>
+                  <w:vAlign w:val="center"/>
+                </w:tcPr>
+                <w:p>
+                  <w:pPr>
+                    <w:spacing w:after="0" w:before="0"/>
+                  </w:pPr>
+                  <w:r>
+                    <w:rPr>
+                      <w:rFonts w:ascii="Arial" w:cs="Arial" w:eastAsia="Arial" w:hAnsi="Arial"/>
+                      <w:b/>
+                      <w:bCs/>
+                      <w:sz w:val="20"/>
+                      <w:szCs w:val="20"/>
+                    </w:rPr>
                     <w:t xml:space="preserve">Marks</w:t>
                   </w:r>
                 </w:p>
               </w:tc>
               <w:tc>
                 <w:tcPr>
-                  <w:tcW w:type="dxa" w:w="3342"/>
+                  <w:tcW w:type="dxa" w:w="2506"/>
                   <w:tcBorders>
                     <w:top w:val="single" w:color="B7C2D1" w:sz="4"/>
                     <w:left w:val="single" w:color="B7C2D1" w:sz="4"/>
@@ -4227,73 +6645,107 @@
               </w:trPr>
               <w:tc>
                 <w:tcPr>
-                  <w:tcW w:type="dxa" w:w="3342"/>
-                  <w:tcBorders>
-                    <w:top w:val="single" w:color="B7C2D1" w:sz="4"/>
-                    <w:left w:val="single" w:color="B7C2D1" w:sz="4"/>
-                    <w:bottom w:val="single" w:color="B7C2D1" w:sz="4"/>
-                    <w:right w:val="single" w:color="B7C2D1" w:sz="4"/>
-                  </w:tcBorders>
-                  <w:shd w:fill="FFFFFF" w:color="auto" w:val="clear"/>
-                  <w:tcMar>
-                    <w:top w:type="dxa" w:w="80"/>
-                    <w:left w:type="dxa" w:w="120"/>
-                    <w:bottom w:type="dxa" w:w="80"/>
-                    <w:right w:type="dxa" w:w="120"/>
-                  </w:tcMar>
-                  <w:vAlign w:val="center"/>
-                </w:tcPr>
-                <w:p>
-                  <w:pPr>
-                    <w:spacing w:after="0" w:before="0"/>
-                  </w:pPr>
-                  <w:r>
-                    <w:rPr>
-                      <w:rFonts w:ascii="Arial" w:cs="Arial" w:eastAsia="Arial" w:hAnsi="Arial"/>
-                      <w:sz w:val="21"/>
-                      <w:szCs w:val="21"/>
-                    </w:rPr>
-                    <w:t xml:space="preserve">Ask the user for a line of whole numbers separated by single spaces. Sort them smallest first with an insertion sort of your own, moving each item back among the items before it. Display [the sorted numbers] on one line.</w:t>
-                  </w:r>
-                </w:p>
-              </w:tc>
-              <w:tc>
-                <w:tcPr>
-                  <w:tcW w:type="dxa" w:w="3342"/>
-                  <w:tcBorders>
-                    <w:top w:val="single" w:color="B7C2D1" w:sz="4"/>
-                    <w:left w:val="single" w:color="B7C2D1" w:sz="4"/>
-                    <w:bottom w:val="single" w:color="B7C2D1" w:sz="4"/>
-                    <w:right w:val="single" w:color="B7C2D1" w:sz="4"/>
-                  </w:tcBorders>
-                  <w:shd w:fill="FFFFFF" w:color="auto" w:val="clear"/>
-                  <w:tcMar>
-                    <w:top w:type="dxa" w:w="80"/>
-                    <w:left w:type="dxa" w:w="120"/>
-                    <w:bottom w:type="dxa" w:w="80"/>
-                    <w:right w:type="dxa" w:w="120"/>
-                  </w:tcMar>
-                  <w:vAlign w:val="center"/>
-                </w:tcPr>
-                <w:p>
-                  <w:pPr>
-                    <w:spacing w:after="0" w:before="0"/>
-                  </w:pPr>
-                  <w:r>
-                    <w:rPr>
-                      <w:rFonts w:ascii="Arial" w:cs="Arial" w:eastAsia="Arial" w:hAnsi="Arial"/>
-                      <w:b w:val="false"/>
-                      <w:bCs w:val="false"/>
-                      <w:sz w:val="21"/>
-                      <w:szCs w:val="21"/>
-                    </w:rPr>
-                    <w:t xml:space="preserve">6</w:t>
-                  </w:r>
-                </w:p>
-              </w:tc>
-              <w:tc>
-                <w:tcPr>
-                  <w:tcW w:type="dxa" w:w="3342"/>
+                  <w:tcW w:type="dxa" w:w="2506"/>
+                  <w:tcBorders>
+                    <w:top w:val="single" w:color="B7C2D1" w:sz="4"/>
+                    <w:left w:val="single" w:color="B7C2D1" w:sz="4"/>
+                    <w:bottom w:val="single" w:color="B7C2D1" w:sz="4"/>
+                    <w:right w:val="single" w:color="B7C2D1" w:sz="4"/>
+                  </w:tcBorders>
+                  <w:shd w:fill="FFFFFF" w:color="auto" w:val="clear"/>
+                  <w:tcMar>
+                    <w:top w:type="dxa" w:w="80"/>
+                    <w:left w:type="dxa" w:w="120"/>
+                    <w:bottom w:type="dxa" w:w="80"/>
+                    <w:right w:type="dxa" w:w="120"/>
+                  </w:tcMar>
+                  <w:vAlign w:val="center"/>
+                </w:tcPr>
+                <w:p>
+                  <w:pPr>
+                    <w:spacing w:after="0" w:before="0"/>
+                  </w:pPr>
+                  <w:r>
+                    <w:rPr>
+                      <w:rFonts w:ascii="Arial" w:cs="Arial" w:eastAsia="Arial" w:hAnsi="Arial"/>
+                      <w:sz w:val="21"/>
+                      <w:szCs w:val="21"/>
+                    </w:rPr>
+                    <w:t xml:space="preserve">Press Run. The program moves one number back into its place.</w:t>
+                  </w:r>
+                </w:p>
+              </w:tc>
+              <w:tc>
+                <w:tcPr>
+                  <w:tcW w:type="dxa" w:w="2506"/>
+                  <w:tcBorders>
+                    <w:top w:val="single" w:color="B7C2D1" w:sz="4"/>
+                    <w:left w:val="single" w:color="B7C2D1" w:sz="4"/>
+                    <w:bottom w:val="single" w:color="B7C2D1" w:sz="4"/>
+                    <w:right w:val="single" w:color="B7C2D1" w:sz="4"/>
+                  </w:tcBorders>
+                  <w:shd w:fill="FFFFFF" w:color="auto" w:val="clear"/>
+                  <w:tcMar>
+                    <w:top w:type="dxa" w:w="80"/>
+                    <w:left w:type="dxa" w:w="120"/>
+                    <w:bottom w:type="dxa" w:w="80"/>
+                    <w:right w:type="dxa" w:w="120"/>
+                  </w:tcMar>
+                  <w:vAlign w:val="center"/>
+                </w:tcPr>
+                <w:p>
+                  <w:pPr>
+                    <w:spacing w:after="0" w:before="0"/>
+                  </w:pPr>
+                  <w:r>
+                    <w:rPr>
+                      <w:rFonts w:ascii="Arial" w:cs="Arial" w:eastAsia="Arial" w:hAnsi="Arial"/>
+                      <w:b w:val="false"/>
+                      <w:bCs w:val="false"/>
+                      <w:sz w:val="21"/>
+                      <w:szCs w:val="21"/>
+                    </w:rPr>
+                    <w:t xml:space="preserve">Run it</w:t>
+                  </w:r>
+                </w:p>
+              </w:tc>
+              <w:tc>
+                <w:tcPr>
+                  <w:tcW w:type="dxa" w:w="2506"/>
+                  <w:tcBorders>
+                    <w:top w:val="single" w:color="B7C2D1" w:sz="4"/>
+                    <w:left w:val="single" w:color="B7C2D1" w:sz="4"/>
+                    <w:bottom w:val="single" w:color="B7C2D1" w:sz="4"/>
+                    <w:right w:val="single" w:color="B7C2D1" w:sz="4"/>
+                  </w:tcBorders>
+                  <w:shd w:fill="FFFFFF" w:color="auto" w:val="clear"/>
+                  <w:tcMar>
+                    <w:top w:type="dxa" w:w="80"/>
+                    <w:left w:type="dxa" w:w="120"/>
+                    <w:bottom w:type="dxa" w:w="80"/>
+                    <w:right w:type="dxa" w:w="120"/>
+                  </w:tcMar>
+                  <w:vAlign w:val="center"/>
+                </w:tcPr>
+                <w:p>
+                  <w:pPr>
+                    <w:spacing w:after="0" w:before="0"/>
+                  </w:pPr>
+                  <w:r>
+                    <w:rPr>
+                      <w:rFonts w:ascii="Arial" w:cs="Arial" w:eastAsia="Arial" w:hAnsi="Arial"/>
+                      <w:b w:val="false"/>
+                      <w:bCs w:val="false"/>
+                      <w:sz w:val="21"/>
+                      <w:szCs w:val="21"/>
+                    </w:rPr>
+                    <w:t xml:space="preserve">1</w:t>
+                  </w:r>
+                </w:p>
+              </w:tc>
+              <w:tc>
+                <w:tcPr>
+                  <w:tcW w:type="dxa" w:w="2506"/>
                   <w:tcBorders>
                     <w:top w:val="single" w:color="B7C2D1" w:sz="4"/>
                     <w:left w:val="single" w:color="B7C2D1" w:sz="4"/>
@@ -4333,73 +6785,807 @@
               </w:trPr>
               <w:tc>
                 <w:tcPr>
-                  <w:tcW w:type="dxa" w:w="3342"/>
-                  <w:tcBorders>
-                    <w:top w:val="single" w:color="B7C2D1" w:sz="4"/>
-                    <w:left w:val="single" w:color="B7C2D1" w:sz="4"/>
-                    <w:bottom w:val="single" w:color="B7C2D1" w:sz="4"/>
-                    <w:right w:val="single" w:color="B7C2D1" w:sz="4"/>
-                  </w:tcBorders>
-                  <w:shd w:fill="FFFFFF" w:color="auto" w:val="clear"/>
-                  <w:tcMar>
-                    <w:top w:type="dxa" w:w="80"/>
-                    <w:left w:type="dxa" w:w="120"/>
-                    <w:bottom w:type="dxa" w:w="80"/>
-                    <w:right w:type="dxa" w:w="120"/>
-                  </w:tcMar>
-                  <w:vAlign w:val="center"/>
-                </w:tcPr>
-                <w:p>
-                  <w:pPr>
-                    <w:spacing w:after="0" w:before="0"/>
-                  </w:pPr>
-                  <w:r>
-                    <w:rPr>
-                      <w:rFonts w:ascii="Arial" w:cs="Arial" w:eastAsia="Arial" w:hAnsi="Arial"/>
-                      <w:sz w:val="21"/>
-                      <w:szCs w:val="21"/>
-                    </w:rPr>
-                    <w:t xml:space="preserve">Ask the user for a line of five words separated by single spaces. Insertion sort them into alphabetical order. Write the sort yourself rather than using sorted() or .sort(). Display [the whole list] after each word from the second onwards, one list per line.</w:t>
-                  </w:r>
-                </w:p>
-              </w:tc>
-              <w:tc>
-                <w:tcPr>
-                  <w:tcW w:type="dxa" w:w="3342"/>
-                  <w:tcBorders>
-                    <w:top w:val="single" w:color="B7C2D1" w:sz="4"/>
-                    <w:left w:val="single" w:color="B7C2D1" w:sz="4"/>
-                    <w:bottom w:val="single" w:color="B7C2D1" w:sz="4"/>
-                    <w:right w:val="single" w:color="B7C2D1" w:sz="4"/>
-                  </w:tcBorders>
-                  <w:shd w:fill="FFFFFF" w:color="auto" w:val="clear"/>
-                  <w:tcMar>
-                    <w:top w:type="dxa" w:w="80"/>
-                    <w:left w:type="dxa" w:w="120"/>
-                    <w:bottom w:type="dxa" w:w="80"/>
-                    <w:right w:type="dxa" w:w="120"/>
-                  </w:tcMar>
-                  <w:vAlign w:val="center"/>
-                </w:tcPr>
-                <w:p>
-                  <w:pPr>
-                    <w:spacing w:after="0" w:before="0"/>
-                  </w:pPr>
-                  <w:r>
-                    <w:rPr>
-                      <w:rFonts w:ascii="Arial" w:cs="Arial" w:eastAsia="Arial" w:hAnsi="Arial"/>
-                      <w:b w:val="false"/>
-                      <w:bCs w:val="false"/>
-                      <w:sz w:val="21"/>
-                      <w:szCs w:val="21"/>
-                    </w:rPr>
-                    <w:t xml:space="preserve">6</w:t>
-                  </w:r>
-                </w:p>
-              </w:tc>
-              <w:tc>
-                <w:tcPr>
-                  <w:tcW w:type="dxa" w:w="3342"/>
+                  <w:tcW w:type="dxa" w:w="2506"/>
+                  <w:tcBorders>
+                    <w:top w:val="single" w:color="B7C2D1" w:sz="4"/>
+                    <w:left w:val="single" w:color="B7C2D1" w:sz="4"/>
+                    <w:bottom w:val="single" w:color="B7C2D1" w:sz="4"/>
+                    <w:right w:val="single" w:color="B7C2D1" w:sz="4"/>
+                  </w:tcBorders>
+                  <w:shd w:fill="FFFFFF" w:color="auto" w:val="clear"/>
+                  <w:tcMar>
+                    <w:top w:type="dxa" w:w="80"/>
+                    <w:left w:type="dxa" w:w="120"/>
+                    <w:bottom w:type="dxa" w:w="80"/>
+                    <w:right w:type="dxa" w:w="120"/>
+                  </w:tcMar>
+                  <w:vAlign w:val="center"/>
+                </w:tcPr>
+                <w:p>
+                  <w:pPr>
+                    <w:spacing w:after="0" w:before="0"/>
+                  </w:pPr>
+                  <w:r>
+                    <w:rPr>
+                      <w:rFonts w:ascii="Arial" w:cs="Arial" w:eastAsia="Arial" w:hAnsi="Arial"/>
+                      <w:sz w:val="21"/>
+                      <w:szCs w:val="21"/>
+                    </w:rPr>
+                    <w:t xml:space="preserve">What will this program display?</w:t>
+                  </w:r>
+                </w:p>
+              </w:tc>
+              <w:tc>
+                <w:tcPr>
+                  <w:tcW w:type="dxa" w:w="2506"/>
+                  <w:tcBorders>
+                    <w:top w:val="single" w:color="B7C2D1" w:sz="4"/>
+                    <w:left w:val="single" w:color="B7C2D1" w:sz="4"/>
+                    <w:bottom w:val="single" w:color="B7C2D1" w:sz="4"/>
+                    <w:right w:val="single" w:color="B7C2D1" w:sz="4"/>
+                  </w:tcBorders>
+                  <w:shd w:fill="FFFFFF" w:color="auto" w:val="clear"/>
+                  <w:tcMar>
+                    <w:top w:type="dxa" w:w="80"/>
+                    <w:left w:type="dxa" w:w="120"/>
+                    <w:bottom w:type="dxa" w:w="80"/>
+                    <w:right w:type="dxa" w:w="120"/>
+                  </w:tcMar>
+                  <w:vAlign w:val="center"/>
+                </w:tcPr>
+                <w:p>
+                  <w:pPr>
+                    <w:spacing w:after="0" w:before="0"/>
+                  </w:pPr>
+                  <w:r>
+                    <w:rPr>
+                      <w:rFonts w:ascii="Arial" w:cs="Arial" w:eastAsia="Arial" w:hAnsi="Arial"/>
+                      <w:b w:val="false"/>
+                      <w:bCs w:val="false"/>
+                      <w:sz w:val="21"/>
+                      <w:szCs w:val="21"/>
+                    </w:rPr>
+                    <w:t xml:space="preserve">Predict</w:t>
+                  </w:r>
+                </w:p>
+              </w:tc>
+              <w:tc>
+                <w:tcPr>
+                  <w:tcW w:type="dxa" w:w="2506"/>
+                  <w:tcBorders>
+                    <w:top w:val="single" w:color="B7C2D1" w:sz="4"/>
+                    <w:left w:val="single" w:color="B7C2D1" w:sz="4"/>
+                    <w:bottom w:val="single" w:color="B7C2D1" w:sz="4"/>
+                    <w:right w:val="single" w:color="B7C2D1" w:sz="4"/>
+                  </w:tcBorders>
+                  <w:shd w:fill="FFFFFF" w:color="auto" w:val="clear"/>
+                  <w:tcMar>
+                    <w:top w:type="dxa" w:w="80"/>
+                    <w:left w:type="dxa" w:w="120"/>
+                    <w:bottom w:type="dxa" w:w="80"/>
+                    <w:right w:type="dxa" w:w="120"/>
+                  </w:tcMar>
+                  <w:vAlign w:val="center"/>
+                </w:tcPr>
+                <w:p>
+                  <w:pPr>
+                    <w:spacing w:after="0" w:before="0"/>
+                  </w:pPr>
+                  <w:r>
+                    <w:rPr>
+                      <w:rFonts w:ascii="Arial" w:cs="Arial" w:eastAsia="Arial" w:hAnsi="Arial"/>
+                      <w:b w:val="false"/>
+                      <w:bCs w:val="false"/>
+                      <w:sz w:val="21"/>
+                      <w:szCs w:val="21"/>
+                    </w:rPr>
+                    <w:t xml:space="preserve">1</w:t>
+                  </w:r>
+                </w:p>
+              </w:tc>
+              <w:tc>
+                <w:tcPr>
+                  <w:tcW w:type="dxa" w:w="2506"/>
+                  <w:tcBorders>
+                    <w:top w:val="single" w:color="B7C2D1" w:sz="4"/>
+                    <w:left w:val="single" w:color="B7C2D1" w:sz="4"/>
+                    <w:bottom w:val="single" w:color="B7C2D1" w:sz="4"/>
+                    <w:right w:val="single" w:color="B7C2D1" w:sz="4"/>
+                  </w:tcBorders>
+                  <w:shd w:fill="FFFFFF" w:color="auto" w:val="clear"/>
+                  <w:tcMar>
+                    <w:top w:type="dxa" w:w="80"/>
+                    <w:left w:type="dxa" w:w="120"/>
+                    <w:bottom w:type="dxa" w:w="80"/>
+                    <w:right w:type="dxa" w:w="120"/>
+                  </w:tcMar>
+                  <w:vAlign w:val="center"/>
+                </w:tcPr>
+                <w:p>
+                  <w:pPr>
+                    <w:spacing w:after="0" w:before="0"/>
+                  </w:pPr>
+                  <w:r>
+                    <w:rPr>
+                      <w:rFonts w:ascii="Arial" w:cs="Arial" w:eastAsia="Arial" w:hAnsi="Arial"/>
+                      <w:b w:val="false"/>
+                      <w:bCs w:val="false"/>
+                      <w:sz w:val="21"/>
+                      <w:szCs w:val="21"/>
+                    </w:rPr>
+                    <w:t xml:space="preserve"/>
+                  </w:r>
+                </w:p>
+              </w:tc>
+            </w:tr>
+            <w:tr>
+              <w:trPr>
+                <w:cantSplit/>
+                <w:trHeight w:val="360" w:hRule="atLeast"/>
+              </w:trPr>
+              <w:tc>
+                <w:tcPr>
+                  <w:tcW w:type="dxa" w:w="2506"/>
+                  <w:tcBorders>
+                    <w:top w:val="single" w:color="B7C2D1" w:sz="4"/>
+                    <w:left w:val="single" w:color="B7C2D1" w:sz="4"/>
+                    <w:bottom w:val="single" w:color="B7C2D1" w:sz="4"/>
+                    <w:right w:val="single" w:color="B7C2D1" w:sz="4"/>
+                  </w:tcBorders>
+                  <w:shd w:fill="FFFFFF" w:color="auto" w:val="clear"/>
+                  <w:tcMar>
+                    <w:top w:type="dxa" w:w="80"/>
+                    <w:left w:type="dxa" w:w="120"/>
+                    <w:bottom w:type="dxa" w:w="80"/>
+                    <w:right w:type="dxa" w:w="120"/>
+                  </w:tcMar>
+                  <w:vAlign w:val="center"/>
+                </w:tcPr>
+                <w:p>
+                  <w:pPr>
+                    <w:spacing w:after="0" w:before="0"/>
+                  </w:pPr>
+                  <w:r>
+                    <w:rPr>
+                      <w:rFonts w:ascii="Arial" w:cs="Arial" w:eastAsia="Arial" w:hAnsi="Arial"/>
+                      <w:sz w:val="21"/>
+                      <w:szCs w:val="21"/>
+                    </w:rPr>
+                    <w:t xml:space="preserve">What will this program display?</w:t>
+                  </w:r>
+                </w:p>
+              </w:tc>
+              <w:tc>
+                <w:tcPr>
+                  <w:tcW w:type="dxa" w:w="2506"/>
+                  <w:tcBorders>
+                    <w:top w:val="single" w:color="B7C2D1" w:sz="4"/>
+                    <w:left w:val="single" w:color="B7C2D1" w:sz="4"/>
+                    <w:bottom w:val="single" w:color="B7C2D1" w:sz="4"/>
+                    <w:right w:val="single" w:color="B7C2D1" w:sz="4"/>
+                  </w:tcBorders>
+                  <w:shd w:fill="FFFFFF" w:color="auto" w:val="clear"/>
+                  <w:tcMar>
+                    <w:top w:type="dxa" w:w="80"/>
+                    <w:left w:type="dxa" w:w="120"/>
+                    <w:bottom w:type="dxa" w:w="80"/>
+                    <w:right w:type="dxa" w:w="120"/>
+                  </w:tcMar>
+                  <w:vAlign w:val="center"/>
+                </w:tcPr>
+                <w:p>
+                  <w:pPr>
+                    <w:spacing w:after="0" w:before="0"/>
+                  </w:pPr>
+                  <w:r>
+                    <w:rPr>
+                      <w:rFonts w:ascii="Arial" w:cs="Arial" w:eastAsia="Arial" w:hAnsi="Arial"/>
+                      <w:b w:val="false"/>
+                      <w:bCs w:val="false"/>
+                      <w:sz w:val="21"/>
+                      <w:szCs w:val="21"/>
+                    </w:rPr>
+                    <w:t xml:space="preserve">Predict</w:t>
+                  </w:r>
+                </w:p>
+              </w:tc>
+              <w:tc>
+                <w:tcPr>
+                  <w:tcW w:type="dxa" w:w="2506"/>
+                  <w:tcBorders>
+                    <w:top w:val="single" w:color="B7C2D1" w:sz="4"/>
+                    <w:left w:val="single" w:color="B7C2D1" w:sz="4"/>
+                    <w:bottom w:val="single" w:color="B7C2D1" w:sz="4"/>
+                    <w:right w:val="single" w:color="B7C2D1" w:sz="4"/>
+                  </w:tcBorders>
+                  <w:shd w:fill="FFFFFF" w:color="auto" w:val="clear"/>
+                  <w:tcMar>
+                    <w:top w:type="dxa" w:w="80"/>
+                    <w:left w:type="dxa" w:w="120"/>
+                    <w:bottom w:type="dxa" w:w="80"/>
+                    <w:right w:type="dxa" w:w="120"/>
+                  </w:tcMar>
+                  <w:vAlign w:val="center"/>
+                </w:tcPr>
+                <w:p>
+                  <w:pPr>
+                    <w:spacing w:after="0" w:before="0"/>
+                  </w:pPr>
+                  <w:r>
+                    <w:rPr>
+                      <w:rFonts w:ascii="Arial" w:cs="Arial" w:eastAsia="Arial" w:hAnsi="Arial"/>
+                      <w:b w:val="false"/>
+                      <w:bCs w:val="false"/>
+                      <w:sz w:val="21"/>
+                      <w:szCs w:val="21"/>
+                    </w:rPr>
+                    <w:t xml:space="preserve">1</w:t>
+                  </w:r>
+                </w:p>
+              </w:tc>
+              <w:tc>
+                <w:tcPr>
+                  <w:tcW w:type="dxa" w:w="2506"/>
+                  <w:tcBorders>
+                    <w:top w:val="single" w:color="B7C2D1" w:sz="4"/>
+                    <w:left w:val="single" w:color="B7C2D1" w:sz="4"/>
+                    <w:bottom w:val="single" w:color="B7C2D1" w:sz="4"/>
+                    <w:right w:val="single" w:color="B7C2D1" w:sz="4"/>
+                  </w:tcBorders>
+                  <w:shd w:fill="FFFFFF" w:color="auto" w:val="clear"/>
+                  <w:tcMar>
+                    <w:top w:type="dxa" w:w="80"/>
+                    <w:left w:type="dxa" w:w="120"/>
+                    <w:bottom w:type="dxa" w:w="80"/>
+                    <w:right w:type="dxa" w:w="120"/>
+                  </w:tcMar>
+                  <w:vAlign w:val="center"/>
+                </w:tcPr>
+                <w:p>
+                  <w:pPr>
+                    <w:spacing w:after="0" w:before="0"/>
+                  </w:pPr>
+                  <w:r>
+                    <w:rPr>
+                      <w:rFonts w:ascii="Arial" w:cs="Arial" w:eastAsia="Arial" w:hAnsi="Arial"/>
+                      <w:b w:val="false"/>
+                      <w:bCs w:val="false"/>
+                      <w:sz w:val="21"/>
+                      <w:szCs w:val="21"/>
+                    </w:rPr>
+                    <w:t xml:space="preserve"/>
+                  </w:r>
+                </w:p>
+              </w:tc>
+            </w:tr>
+            <w:tr>
+              <w:trPr>
+                <w:cantSplit/>
+                <w:trHeight w:val="360" w:hRule="atLeast"/>
+              </w:trPr>
+              <w:tc>
+                <w:tcPr>
+                  <w:tcW w:type="dxa" w:w="2506"/>
+                  <w:tcBorders>
+                    <w:top w:val="single" w:color="B7C2D1" w:sz="4"/>
+                    <w:left w:val="single" w:color="B7C2D1" w:sz="4"/>
+                    <w:bottom w:val="single" w:color="B7C2D1" w:sz="4"/>
+                    <w:right w:val="single" w:color="B7C2D1" w:sz="4"/>
+                  </w:tcBorders>
+                  <w:shd w:fill="FFFFFF" w:color="auto" w:val="clear"/>
+                  <w:tcMar>
+                    <w:top w:type="dxa" w:w="80"/>
+                    <w:left w:type="dxa" w:w="120"/>
+                    <w:bottom w:type="dxa" w:w="80"/>
+                    <w:right w:type="dxa" w:w="120"/>
+                  </w:tcMar>
+                  <w:vAlign w:val="center"/>
+                </w:tcPr>
+                <w:p>
+                  <w:pPr>
+                    <w:spacing w:after="0" w:before="0"/>
+                  </w:pPr>
+                  <w:r>
+                    <w:rPr>
+                      <w:rFonts w:ascii="Arial" w:cs="Arial" w:eastAsia="Arial" w:hAnsi="Arial"/>
+                      <w:sz w:val="21"/>
+                      <w:szCs w:val="21"/>
+                    </w:rPr>
+                    <w:t xml:space="preserve">Finish the program so it sorts the numbers smallest first.</w:t>
+                  </w:r>
+                </w:p>
+              </w:tc>
+              <w:tc>
+                <w:tcPr>
+                  <w:tcW w:type="dxa" w:w="2506"/>
+                  <w:tcBorders>
+                    <w:top w:val="single" w:color="B7C2D1" w:sz="4"/>
+                    <w:left w:val="single" w:color="B7C2D1" w:sz="4"/>
+                    <w:bottom w:val="single" w:color="B7C2D1" w:sz="4"/>
+                    <w:right w:val="single" w:color="B7C2D1" w:sz="4"/>
+                  </w:tcBorders>
+                  <w:shd w:fill="FFFFFF" w:color="auto" w:val="clear"/>
+                  <w:tcMar>
+                    <w:top w:type="dxa" w:w="80"/>
+                    <w:left w:type="dxa" w:w="120"/>
+                    <w:bottom w:type="dxa" w:w="80"/>
+                    <w:right w:type="dxa" w:w="120"/>
+                  </w:tcMar>
+                  <w:vAlign w:val="center"/>
+                </w:tcPr>
+                <w:p>
+                  <w:pPr>
+                    <w:spacing w:after="0" w:before="0"/>
+                  </w:pPr>
+                  <w:r>
+                    <w:rPr>
+                      <w:rFonts w:ascii="Arial" w:cs="Arial" w:eastAsia="Arial" w:hAnsi="Arial"/>
+                      <w:b w:val="false"/>
+                      <w:bCs w:val="false"/>
+                      <w:sz w:val="21"/>
+                      <w:szCs w:val="21"/>
+                    </w:rPr>
+                    <w:t xml:space="preserve">Complete it</w:t>
+                  </w:r>
+                </w:p>
+              </w:tc>
+              <w:tc>
+                <w:tcPr>
+                  <w:tcW w:type="dxa" w:w="2506"/>
+                  <w:tcBorders>
+                    <w:top w:val="single" w:color="B7C2D1" w:sz="4"/>
+                    <w:left w:val="single" w:color="B7C2D1" w:sz="4"/>
+                    <w:bottom w:val="single" w:color="B7C2D1" w:sz="4"/>
+                    <w:right w:val="single" w:color="B7C2D1" w:sz="4"/>
+                  </w:tcBorders>
+                  <w:shd w:fill="FFFFFF" w:color="auto" w:val="clear"/>
+                  <w:tcMar>
+                    <w:top w:type="dxa" w:w="80"/>
+                    <w:left w:type="dxa" w:w="120"/>
+                    <w:bottom w:type="dxa" w:w="80"/>
+                    <w:right w:type="dxa" w:w="120"/>
+                  </w:tcMar>
+                  <w:vAlign w:val="center"/>
+                </w:tcPr>
+                <w:p>
+                  <w:pPr>
+                    <w:spacing w:after="0" w:before="0"/>
+                  </w:pPr>
+                  <w:r>
+                    <w:rPr>
+                      <w:rFonts w:ascii="Arial" w:cs="Arial" w:eastAsia="Arial" w:hAnsi="Arial"/>
+                      <w:b w:val="false"/>
+                      <w:bCs w:val="false"/>
+                      <w:sz w:val="21"/>
+                      <w:szCs w:val="21"/>
+                    </w:rPr>
+                    <w:t xml:space="preserve">2</w:t>
+                  </w:r>
+                </w:p>
+              </w:tc>
+              <w:tc>
+                <w:tcPr>
+                  <w:tcW w:type="dxa" w:w="2506"/>
+                  <w:tcBorders>
+                    <w:top w:val="single" w:color="B7C2D1" w:sz="4"/>
+                    <w:left w:val="single" w:color="B7C2D1" w:sz="4"/>
+                    <w:bottom w:val="single" w:color="B7C2D1" w:sz="4"/>
+                    <w:right w:val="single" w:color="B7C2D1" w:sz="4"/>
+                  </w:tcBorders>
+                  <w:shd w:fill="FFFFFF" w:color="auto" w:val="clear"/>
+                  <w:tcMar>
+                    <w:top w:type="dxa" w:w="80"/>
+                    <w:left w:type="dxa" w:w="120"/>
+                    <w:bottom w:type="dxa" w:w="80"/>
+                    <w:right w:type="dxa" w:w="120"/>
+                  </w:tcMar>
+                  <w:vAlign w:val="center"/>
+                </w:tcPr>
+                <w:p>
+                  <w:pPr>
+                    <w:spacing w:after="0" w:before="0"/>
+                  </w:pPr>
+                  <w:r>
+                    <w:rPr>
+                      <w:rFonts w:ascii="Arial" w:cs="Arial" w:eastAsia="Arial" w:hAnsi="Arial"/>
+                      <w:b w:val="false"/>
+                      <w:bCs w:val="false"/>
+                      <w:sz w:val="21"/>
+                      <w:szCs w:val="21"/>
+                    </w:rPr>
+                    <w:t xml:space="preserve"/>
+                  </w:r>
+                </w:p>
+              </w:tc>
+            </w:tr>
+            <w:tr>
+              <w:trPr>
+                <w:cantSplit/>
+                <w:trHeight w:val="360" w:hRule="atLeast"/>
+              </w:trPr>
+              <w:tc>
+                <w:tcPr>
+                  <w:tcW w:type="dxa" w:w="2506"/>
+                  <w:tcBorders>
+                    <w:top w:val="single" w:color="B7C2D1" w:sz="4"/>
+                    <w:left w:val="single" w:color="B7C2D1" w:sz="4"/>
+                    <w:bottom w:val="single" w:color="B7C2D1" w:sz="4"/>
+                    <w:right w:val="single" w:color="B7C2D1" w:sz="4"/>
+                  </w:tcBorders>
+                  <w:shd w:fill="FFFFFF" w:color="auto" w:val="clear"/>
+                  <w:tcMar>
+                    <w:top w:type="dxa" w:w="80"/>
+                    <w:left w:type="dxa" w:w="120"/>
+                    <w:bottom w:type="dxa" w:w="80"/>
+                    <w:right w:type="dxa" w:w="120"/>
+                  </w:tcMar>
+                  <w:vAlign w:val="center"/>
+                </w:tcPr>
+                <w:p>
+                  <w:pPr>
+                    <w:spacing w:after="0" w:before="0"/>
+                  </w:pPr>
+                  <w:r>
+                    <w:rPr>
+                      <w:rFonts w:ascii="Arial" w:cs="Arial" w:eastAsia="Arial" w:hAnsi="Arial"/>
+                      <w:sz w:val="21"/>
+                      <w:szCs w:val="21"/>
+                    </w:rPr>
+                    <w:t xml:space="preserve">Sort the numbers smallest first by moving each number back to its place among the numbers before it. Display the sorted numbers on one line, separated by single spaces.</w:t>
+                  </w:r>
+                </w:p>
+              </w:tc>
+              <w:tc>
+                <w:tcPr>
+                  <w:tcW w:type="dxa" w:w="2506"/>
+                  <w:tcBorders>
+                    <w:top w:val="single" w:color="B7C2D1" w:sz="4"/>
+                    <w:left w:val="single" w:color="B7C2D1" w:sz="4"/>
+                    <w:bottom w:val="single" w:color="B7C2D1" w:sz="4"/>
+                    <w:right w:val="single" w:color="B7C2D1" w:sz="4"/>
+                  </w:tcBorders>
+                  <w:shd w:fill="FFFFFF" w:color="auto" w:val="clear"/>
+                  <w:tcMar>
+                    <w:top w:type="dxa" w:w="80"/>
+                    <w:left w:type="dxa" w:w="120"/>
+                    <w:bottom w:type="dxa" w:w="80"/>
+                    <w:right w:type="dxa" w:w="120"/>
+                  </w:tcMar>
+                  <w:vAlign w:val="center"/>
+                </w:tcPr>
+                <w:p>
+                  <w:pPr>
+                    <w:spacing w:after="0" w:before="0"/>
+                  </w:pPr>
+                  <w:r>
+                    <w:rPr>
+                      <w:rFonts w:ascii="Arial" w:cs="Arial" w:eastAsia="Arial" w:hAnsi="Arial"/>
+                      <w:b w:val="false"/>
+                      <w:bCs w:val="false"/>
+                      <w:sz w:val="21"/>
+                      <w:szCs w:val="21"/>
+                    </w:rPr>
+                    <w:t xml:space="preserve">Write it</w:t>
+                  </w:r>
+                </w:p>
+              </w:tc>
+              <w:tc>
+                <w:tcPr>
+                  <w:tcW w:type="dxa" w:w="2506"/>
+                  <w:tcBorders>
+                    <w:top w:val="single" w:color="B7C2D1" w:sz="4"/>
+                    <w:left w:val="single" w:color="B7C2D1" w:sz="4"/>
+                    <w:bottom w:val="single" w:color="B7C2D1" w:sz="4"/>
+                    <w:right w:val="single" w:color="B7C2D1" w:sz="4"/>
+                  </w:tcBorders>
+                  <w:shd w:fill="FFFFFF" w:color="auto" w:val="clear"/>
+                  <w:tcMar>
+                    <w:top w:type="dxa" w:w="80"/>
+                    <w:left w:type="dxa" w:w="120"/>
+                    <w:bottom w:type="dxa" w:w="80"/>
+                    <w:right w:type="dxa" w:w="120"/>
+                  </w:tcMar>
+                  <w:vAlign w:val="center"/>
+                </w:tcPr>
+                <w:p>
+                  <w:pPr>
+                    <w:spacing w:after="0" w:before="0"/>
+                  </w:pPr>
+                  <w:r>
+                    <w:rPr>
+                      <w:rFonts w:ascii="Arial" w:cs="Arial" w:eastAsia="Arial" w:hAnsi="Arial"/>
+                      <w:b w:val="false"/>
+                      <w:bCs w:val="false"/>
+                      <w:sz w:val="21"/>
+                      <w:szCs w:val="21"/>
+                    </w:rPr>
+                    <w:t xml:space="preserve">3</w:t>
+                  </w:r>
+                </w:p>
+              </w:tc>
+              <w:tc>
+                <w:tcPr>
+                  <w:tcW w:type="dxa" w:w="2506"/>
+                  <w:tcBorders>
+                    <w:top w:val="single" w:color="B7C2D1" w:sz="4"/>
+                    <w:left w:val="single" w:color="B7C2D1" w:sz="4"/>
+                    <w:bottom w:val="single" w:color="B7C2D1" w:sz="4"/>
+                    <w:right w:val="single" w:color="B7C2D1" w:sz="4"/>
+                  </w:tcBorders>
+                  <w:shd w:fill="FFFFFF" w:color="auto" w:val="clear"/>
+                  <w:tcMar>
+                    <w:top w:type="dxa" w:w="80"/>
+                    <w:left w:type="dxa" w:w="120"/>
+                    <w:bottom w:type="dxa" w:w="80"/>
+                    <w:right w:type="dxa" w:w="120"/>
+                  </w:tcMar>
+                  <w:vAlign w:val="center"/>
+                </w:tcPr>
+                <w:p>
+                  <w:pPr>
+                    <w:spacing w:after="0" w:before="0"/>
+                  </w:pPr>
+                  <w:r>
+                    <w:rPr>
+                      <w:rFonts w:ascii="Arial" w:cs="Arial" w:eastAsia="Arial" w:hAnsi="Arial"/>
+                      <w:b w:val="false"/>
+                      <w:bCs w:val="false"/>
+                      <w:sz w:val="21"/>
+                      <w:szCs w:val="21"/>
+                    </w:rPr>
+                    <w:t xml:space="preserve"/>
+                  </w:r>
+                </w:p>
+              </w:tc>
+            </w:tr>
+            <w:tr>
+              <w:trPr>
+                <w:cantSplit/>
+                <w:trHeight w:val="360" w:hRule="atLeast"/>
+              </w:trPr>
+              <w:tc>
+                <w:tcPr>
+                  <w:tcW w:type="dxa" w:w="2506"/>
+                  <w:tcBorders>
+                    <w:top w:val="single" w:color="B7C2D1" w:sz="4"/>
+                    <w:left w:val="single" w:color="B7C2D1" w:sz="4"/>
+                    <w:bottom w:val="single" w:color="B7C2D1" w:sz="4"/>
+                    <w:right w:val="single" w:color="B7C2D1" w:sz="4"/>
+                  </w:tcBorders>
+                  <w:shd w:fill="FFFFFF" w:color="auto" w:val="clear"/>
+                  <w:tcMar>
+                    <w:top w:type="dxa" w:w="80"/>
+                    <w:left w:type="dxa" w:w="120"/>
+                    <w:bottom w:type="dxa" w:w="80"/>
+                    <w:right w:type="dxa" w:w="120"/>
+                  </w:tcMar>
+                  <w:vAlign w:val="center"/>
+                </w:tcPr>
+                <w:p>
+                  <w:pPr>
+                    <w:spacing w:after="0" w:before="0"/>
+                  </w:pPr>
+                  <w:r>
+                    <w:rPr>
+                      <w:rFonts w:ascii="Arial" w:cs="Arial" w:eastAsia="Arial" w:hAnsi="Arial"/>
+                      <w:sz w:val="21"/>
+                      <w:szCs w:val="21"/>
+                    </w:rPr>
+                    <w:t xml:space="preserve">This program should sort the numbers smallest first. Find the mistake and put it right.</w:t>
+                  </w:r>
+                </w:p>
+              </w:tc>
+              <w:tc>
+                <w:tcPr>
+                  <w:tcW w:type="dxa" w:w="2506"/>
+                  <w:tcBorders>
+                    <w:top w:val="single" w:color="B7C2D1" w:sz="4"/>
+                    <w:left w:val="single" w:color="B7C2D1" w:sz="4"/>
+                    <w:bottom w:val="single" w:color="B7C2D1" w:sz="4"/>
+                    <w:right w:val="single" w:color="B7C2D1" w:sz="4"/>
+                  </w:tcBorders>
+                  <w:shd w:fill="FFFFFF" w:color="auto" w:val="clear"/>
+                  <w:tcMar>
+                    <w:top w:type="dxa" w:w="80"/>
+                    <w:left w:type="dxa" w:w="120"/>
+                    <w:bottom w:type="dxa" w:w="80"/>
+                    <w:right w:type="dxa" w:w="120"/>
+                  </w:tcMar>
+                  <w:vAlign w:val="center"/>
+                </w:tcPr>
+                <w:p>
+                  <w:pPr>
+                    <w:spacing w:after="0" w:before="0"/>
+                  </w:pPr>
+                  <w:r>
+                    <w:rPr>
+                      <w:rFonts w:ascii="Arial" w:cs="Arial" w:eastAsia="Arial" w:hAnsi="Arial"/>
+                      <w:b w:val="false"/>
+                      <w:bCs w:val="false"/>
+                      <w:sz w:val="21"/>
+                      <w:szCs w:val="21"/>
+                    </w:rPr>
+                    <w:t xml:space="preserve">Fix it</w:t>
+                  </w:r>
+                </w:p>
+              </w:tc>
+              <w:tc>
+                <w:tcPr>
+                  <w:tcW w:type="dxa" w:w="2506"/>
+                  <w:tcBorders>
+                    <w:top w:val="single" w:color="B7C2D1" w:sz="4"/>
+                    <w:left w:val="single" w:color="B7C2D1" w:sz="4"/>
+                    <w:bottom w:val="single" w:color="B7C2D1" w:sz="4"/>
+                    <w:right w:val="single" w:color="B7C2D1" w:sz="4"/>
+                  </w:tcBorders>
+                  <w:shd w:fill="FFFFFF" w:color="auto" w:val="clear"/>
+                  <w:tcMar>
+                    <w:top w:type="dxa" w:w="80"/>
+                    <w:left w:type="dxa" w:w="120"/>
+                    <w:bottom w:type="dxa" w:w="80"/>
+                    <w:right w:type="dxa" w:w="120"/>
+                  </w:tcMar>
+                  <w:vAlign w:val="center"/>
+                </w:tcPr>
+                <w:p>
+                  <w:pPr>
+                    <w:spacing w:after="0" w:before="0"/>
+                  </w:pPr>
+                  <w:r>
+                    <w:rPr>
+                      <w:rFonts w:ascii="Arial" w:cs="Arial" w:eastAsia="Arial" w:hAnsi="Arial"/>
+                      <w:b w:val="false"/>
+                      <w:bCs w:val="false"/>
+                      <w:sz w:val="21"/>
+                      <w:szCs w:val="21"/>
+                    </w:rPr>
+                    <w:t xml:space="preserve">2</w:t>
+                  </w:r>
+                </w:p>
+              </w:tc>
+              <w:tc>
+                <w:tcPr>
+                  <w:tcW w:type="dxa" w:w="2506"/>
+                  <w:tcBorders>
+                    <w:top w:val="single" w:color="B7C2D1" w:sz="4"/>
+                    <w:left w:val="single" w:color="B7C2D1" w:sz="4"/>
+                    <w:bottom w:val="single" w:color="B7C2D1" w:sz="4"/>
+                    <w:right w:val="single" w:color="B7C2D1" w:sz="4"/>
+                  </w:tcBorders>
+                  <w:shd w:fill="FFFFFF" w:color="auto" w:val="clear"/>
+                  <w:tcMar>
+                    <w:top w:type="dxa" w:w="80"/>
+                    <w:left w:type="dxa" w:w="120"/>
+                    <w:bottom w:type="dxa" w:w="80"/>
+                    <w:right w:type="dxa" w:w="120"/>
+                  </w:tcMar>
+                  <w:vAlign w:val="center"/>
+                </w:tcPr>
+                <w:p>
+                  <w:pPr>
+                    <w:spacing w:after="0" w:before="0"/>
+                  </w:pPr>
+                  <w:r>
+                    <w:rPr>
+                      <w:rFonts w:ascii="Arial" w:cs="Arial" w:eastAsia="Arial" w:hAnsi="Arial"/>
+                      <w:b w:val="false"/>
+                      <w:bCs w:val="false"/>
+                      <w:sz w:val="21"/>
+                      <w:szCs w:val="21"/>
+                    </w:rPr>
+                    <w:t xml:space="preserve"/>
+                  </w:r>
+                </w:p>
+              </w:tc>
+            </w:tr>
+            <w:tr>
+              <w:trPr>
+                <w:cantSplit/>
+                <w:trHeight w:val="360" w:hRule="atLeast"/>
+              </w:trPr>
+              <w:tc>
+                <w:tcPr>
+                  <w:tcW w:type="dxa" w:w="2506"/>
+                  <w:tcBorders>
+                    <w:top w:val="single" w:color="B7C2D1" w:sz="4"/>
+                    <w:left w:val="single" w:color="B7C2D1" w:sz="4"/>
+                    <w:bottom w:val="single" w:color="B7C2D1" w:sz="4"/>
+                    <w:right w:val="single" w:color="B7C2D1" w:sz="4"/>
+                  </w:tcBorders>
+                  <w:shd w:fill="FFFFFF" w:color="auto" w:val="clear"/>
+                  <w:tcMar>
+                    <w:top w:type="dxa" w:w="80"/>
+                    <w:left w:type="dxa" w:w="120"/>
+                    <w:bottom w:type="dxa" w:w="80"/>
+                    <w:right w:type="dxa" w:w="120"/>
+                  </w:tcMar>
+                  <w:vAlign w:val="center"/>
+                </w:tcPr>
+                <w:p>
+                  <w:pPr>
+                    <w:spacing w:after="0" w:before="0"/>
+                  </w:pPr>
+                  <w:r>
+                    <w:rPr>
+                      <w:rFonts w:ascii="Arial" w:cs="Arial" w:eastAsia="Arial" w:hAnsi="Arial"/>
+                      <w:sz w:val="21"/>
+                      <w:szCs w:val="21"/>
+                    </w:rPr>
+                    <w:t xml:space="preserve">Ask the user for a line of five words separated by single spaces. Sort them into alphabetical order by moving each word back to its place among the words before it. Display the words on one line after each word has been put in place.</w:t>
+                  </w:r>
+                </w:p>
+              </w:tc>
+              <w:tc>
+                <w:tcPr>
+                  <w:tcW w:type="dxa" w:w="2506"/>
+                  <w:tcBorders>
+                    <w:top w:val="single" w:color="B7C2D1" w:sz="4"/>
+                    <w:left w:val="single" w:color="B7C2D1" w:sz="4"/>
+                    <w:bottom w:val="single" w:color="B7C2D1" w:sz="4"/>
+                    <w:right w:val="single" w:color="B7C2D1" w:sz="4"/>
+                  </w:tcBorders>
+                  <w:shd w:fill="FFFFFF" w:color="auto" w:val="clear"/>
+                  <w:tcMar>
+                    <w:top w:type="dxa" w:w="80"/>
+                    <w:left w:type="dxa" w:w="120"/>
+                    <w:bottom w:type="dxa" w:w="80"/>
+                    <w:right w:type="dxa" w:w="120"/>
+                  </w:tcMar>
+                  <w:vAlign w:val="center"/>
+                </w:tcPr>
+                <w:p>
+                  <w:pPr>
+                    <w:spacing w:after="0" w:before="0"/>
+                  </w:pPr>
+                  <w:r>
+                    <w:rPr>
+                      <w:rFonts w:ascii="Arial" w:cs="Arial" w:eastAsia="Arial" w:hAnsi="Arial"/>
+                      <w:b w:val="false"/>
+                      <w:bCs w:val="false"/>
+                      <w:sz w:val="21"/>
+                      <w:szCs w:val="21"/>
+                    </w:rPr>
+                    <w:t xml:space="preserve">Challenge (optional)</w:t>
+                  </w:r>
+                </w:p>
+              </w:tc>
+              <w:tc>
+                <w:tcPr>
+                  <w:tcW w:type="dxa" w:w="2506"/>
+                  <w:tcBorders>
+                    <w:top w:val="single" w:color="B7C2D1" w:sz="4"/>
+                    <w:left w:val="single" w:color="B7C2D1" w:sz="4"/>
+                    <w:bottom w:val="single" w:color="B7C2D1" w:sz="4"/>
+                    <w:right w:val="single" w:color="B7C2D1" w:sz="4"/>
+                  </w:tcBorders>
+                  <w:shd w:fill="FFFFFF" w:color="auto" w:val="clear"/>
+                  <w:tcMar>
+                    <w:top w:type="dxa" w:w="80"/>
+                    <w:left w:type="dxa" w:w="120"/>
+                    <w:bottom w:type="dxa" w:w="80"/>
+                    <w:right w:type="dxa" w:w="120"/>
+                  </w:tcMar>
+                  <w:vAlign w:val="center"/>
+                </w:tcPr>
+                <w:p>
+                  <w:pPr>
+                    <w:spacing w:after="0" w:before="0"/>
+                  </w:pPr>
+                  <w:r>
+                    <w:rPr>
+                      <w:rFonts w:ascii="Arial" w:cs="Arial" w:eastAsia="Arial" w:hAnsi="Arial"/>
+                      <w:b w:val="false"/>
+                      <w:bCs w:val="false"/>
+                      <w:sz w:val="21"/>
+                      <w:szCs w:val="21"/>
+                    </w:rPr>
+                    <w:t xml:space="preserve">3</w:t>
+                  </w:r>
+                </w:p>
+              </w:tc>
+              <w:tc>
+                <w:tcPr>
+                  <w:tcW w:type="dxa" w:w="2506"/>
                   <w:tcBorders>
                     <w:top w:val="single" w:color="B7C2D1" w:sz="4"/>
                     <w:left w:val="single" w:color="B7C2D1" w:sz="4"/>
@@ -4446,7 +7632,7 @@
                 <w:sz w:val="21"/>
                 <w:szCs w:val="21"/>
               </w:rPr>
-              <w:t xml:space="preserve">Plan the one you found hardest: inputs, what happens to them, what is printed.</w:t>
+              <w:t xml:space="preserve">Plan the one you found hardest: what is typed in, what happens to it, what is displayed.</w:t>
             </w:r>
           </w:p>
           <w:tbl>
@@ -4872,12 +8058,12 @@
                 <w:sz w:val="21"/>
                 <w:szCs w:val="21"/>
               </w:rPr>
-              <w:t xml:space="preserve">Tick each one off as its tests pass in the editor</w:t>
+              <w:t xml:space="preserve">Tick each one off as you finish it in the editor</w:t>
             </w:r>
           </w:p>
           <w:tbl>
             <w:tblPr>
-              <w:tblW w:type="dxa" w:w="10026"/>
+              <w:tblW w:type="dxa" w:w="10024"/>
               <w:tblBorders>
                 <w:top w:val="single" w:color="auto" w:sz="4"/>
                 <w:left w:val="single" w:color="auto" w:sz="4"/>
@@ -4888,9 +8074,10 @@
               </w:tblBorders>
             </w:tblPr>
             <w:tblGrid>
-              <w:gridCol w:w="3342"/>
-              <w:gridCol w:w="3342"/>
-              <w:gridCol w:w="3342"/>
+              <w:gridCol w:w="2506"/>
+              <w:gridCol w:w="2506"/>
+              <w:gridCol w:w="2506"/>
+              <w:gridCol w:w="2506"/>
             </w:tblGrid>
             <w:tr>
               <w:trPr>
@@ -4899,7 +8086,7 @@
               </w:trPr>
               <w:tc>
                 <w:tcPr>
-                  <w:tcW w:type="dxa" w:w="3342"/>
+                  <w:tcW w:type="dxa" w:w="2506"/>
                   <w:tcBorders>
                     <w:top w:val="single" w:color="B7C2D1" w:sz="4"/>
                     <w:left w:val="single" w:color="B7C2D1" w:sz="4"/>
@@ -4927,13 +8114,13 @@
                       <w:sz w:val="20"/>
                       <w:szCs w:val="20"/>
                     </w:rPr>
-                    <w:t xml:space="preserve">Program</w:t>
-                  </w:r>
-                </w:p>
-              </w:tc>
-              <w:tc>
-                <w:tcPr>
-                  <w:tcW w:type="dxa" w:w="3342"/>
+                    <w:t xml:space="preserve">Activity</w:t>
+                  </w:r>
+                </w:p>
+              </w:tc>
+              <w:tc>
+                <w:tcPr>
+                  <w:tcW w:type="dxa" w:w="2506"/>
                   <w:tcBorders>
                     <w:top w:val="single" w:color="B7C2D1" w:sz="4"/>
                     <w:left w:val="single" w:color="B7C2D1" w:sz="4"/>
@@ -4961,13 +8148,47 @@
                       <w:sz w:val="20"/>
                       <w:szCs w:val="20"/>
                     </w:rPr>
+                    <w:t xml:space="preserve">What to do</w:t>
+                  </w:r>
+                </w:p>
+              </w:tc>
+              <w:tc>
+                <w:tcPr>
+                  <w:tcW w:type="dxa" w:w="2506"/>
+                  <w:tcBorders>
+                    <w:top w:val="single" w:color="B7C2D1" w:sz="4"/>
+                    <w:left w:val="single" w:color="B7C2D1" w:sz="4"/>
+                    <w:bottom w:val="single" w:color="B7C2D1" w:sz="4"/>
+                    <w:right w:val="single" w:color="B7C2D1" w:sz="4"/>
+                  </w:tcBorders>
+                  <w:shd w:fill="E6ECF5" w:color="auto" w:val="clear"/>
+                  <w:tcMar>
+                    <w:top w:type="dxa" w:w="80"/>
+                    <w:left w:type="dxa" w:w="120"/>
+                    <w:bottom w:type="dxa" w:w="80"/>
+                    <w:right w:type="dxa" w:w="120"/>
+                  </w:tcMar>
+                  <w:vAlign w:val="center"/>
+                </w:tcPr>
+                <w:p>
+                  <w:pPr>
+                    <w:spacing w:after="0" w:before="0"/>
+                  </w:pPr>
+                  <w:r>
+                    <w:rPr>
+                      <w:rFonts w:ascii="Arial" w:cs="Arial" w:eastAsia="Arial" w:hAnsi="Arial"/>
+                      <w:b/>
+                      <w:bCs/>
+                      <w:sz w:val="20"/>
+                      <w:szCs w:val="20"/>
+                    </w:rPr>
                     <w:t xml:space="preserve">Marks</w:t>
                   </w:r>
                 </w:p>
               </w:tc>
               <w:tc>
                 <w:tcPr>
-                  <w:tcW w:type="dxa" w:w="3342"/>
+                  <w:tcW w:type="dxa" w:w="2506"/>
                   <w:tcBorders>
                     <w:top w:val="single" w:color="B7C2D1" w:sz="4"/>
                     <w:left w:val="single" w:color="B7C2D1" w:sz="4"/>
@@ -5007,73 +8228,107 @@
               </w:trPr>
               <w:tc>
                 <w:tcPr>
-                  <w:tcW w:type="dxa" w:w="3342"/>
-                  <w:tcBorders>
-                    <w:top w:val="single" w:color="B7C2D1" w:sz="4"/>
-                    <w:left w:val="single" w:color="B7C2D1" w:sz="4"/>
-                    <w:bottom w:val="single" w:color="B7C2D1" w:sz="4"/>
-                    <w:right w:val="single" w:color="B7C2D1" w:sz="4"/>
-                  </w:tcBorders>
-                  <w:shd w:fill="FFFFFF" w:color="auto" w:val="clear"/>
-                  <w:tcMar>
-                    <w:top w:type="dxa" w:w="80"/>
-                    <w:left w:type="dxa" w:w="120"/>
-                    <w:bottom w:type="dxa" w:w="80"/>
-                    <w:right w:type="dxa" w:w="120"/>
-                  </w:tcMar>
-                  <w:vAlign w:val="center"/>
-                </w:tcPr>
-                <w:p>
-                  <w:pPr>
-                    <w:spacing w:after="0" w:before="0"/>
-                  </w:pPr>
-                  <w:r>
-                    <w:rPr>
-                      <w:rFonts w:ascii="Arial" w:cs="Arial" w:eastAsia="Arial" w:hAnsi="Arial"/>
-                      <w:sz w:val="21"/>
-                      <w:szCs w:val="21"/>
-                    </w:rPr>
-                    <w:t xml:space="preserve">Ask the user for a line of whole numbers already in order and separated by single spaces. Then ask for a second line of whole numbers, also already in order. Merge the two into one list by taking the smaller front value each time. Write the merge yourself. Display [the merged list] on one line.</w:t>
-                  </w:r>
-                </w:p>
-              </w:tc>
-              <w:tc>
-                <w:tcPr>
-                  <w:tcW w:type="dxa" w:w="3342"/>
-                  <w:tcBorders>
-                    <w:top w:val="single" w:color="B7C2D1" w:sz="4"/>
-                    <w:left w:val="single" w:color="B7C2D1" w:sz="4"/>
-                    <w:bottom w:val="single" w:color="B7C2D1" w:sz="4"/>
-                    <w:right w:val="single" w:color="B7C2D1" w:sz="4"/>
-                  </w:tcBorders>
-                  <w:shd w:fill="FFFFFF" w:color="auto" w:val="clear"/>
-                  <w:tcMar>
-                    <w:top w:type="dxa" w:w="80"/>
-                    <w:left w:type="dxa" w:w="120"/>
-                    <w:bottom w:type="dxa" w:w="80"/>
-                    <w:right w:type="dxa" w:w="120"/>
-                  </w:tcMar>
-                  <w:vAlign w:val="center"/>
-                </w:tcPr>
-                <w:p>
-                  <w:pPr>
-                    <w:spacing w:after="0" w:before="0"/>
-                  </w:pPr>
-                  <w:r>
-                    <w:rPr>
-                      <w:rFonts w:ascii="Arial" w:cs="Arial" w:eastAsia="Arial" w:hAnsi="Arial"/>
-                      <w:b w:val="false"/>
-                      <w:bCs w:val="false"/>
-                      <w:sz w:val="21"/>
-                      <w:szCs w:val="21"/>
-                    </w:rPr>
-                    <w:t xml:space="preserve">6</w:t>
-                  </w:r>
-                </w:p>
-              </w:tc>
-              <w:tc>
-                <w:tcPr>
-                  <w:tcW w:type="dxa" w:w="3342"/>
+                  <w:tcW w:type="dxa" w:w="2506"/>
+                  <w:tcBorders>
+                    <w:top w:val="single" w:color="B7C2D1" w:sz="4"/>
+                    <w:left w:val="single" w:color="B7C2D1" w:sz="4"/>
+                    <w:bottom w:val="single" w:color="B7C2D1" w:sz="4"/>
+                    <w:right w:val="single" w:color="B7C2D1" w:sz="4"/>
+                  </w:tcBorders>
+                  <w:shd w:fill="FFFFFF" w:color="auto" w:val="clear"/>
+                  <w:tcMar>
+                    <w:top w:type="dxa" w:w="80"/>
+                    <w:left w:type="dxa" w:w="120"/>
+                    <w:bottom w:type="dxa" w:w="80"/>
+                    <w:right w:type="dxa" w:w="120"/>
+                  </w:tcMar>
+                  <w:vAlign w:val="center"/>
+                </w:tcPr>
+                <w:p>
+                  <w:pPr>
+                    <w:spacing w:after="0" w:before="0"/>
+                  </w:pPr>
+                  <w:r>
+                    <w:rPr>
+                      <w:rFonts w:ascii="Arial" w:cs="Arial" w:eastAsia="Arial" w:hAnsi="Arial"/>
+                      <w:sz w:val="21"/>
+                      <w:szCs w:val="21"/>
+                    </w:rPr>
+                    <w:t xml:space="preserve">Press Run. The program cuts one list into two halves.</w:t>
+                  </w:r>
+                </w:p>
+              </w:tc>
+              <w:tc>
+                <w:tcPr>
+                  <w:tcW w:type="dxa" w:w="2506"/>
+                  <w:tcBorders>
+                    <w:top w:val="single" w:color="B7C2D1" w:sz="4"/>
+                    <w:left w:val="single" w:color="B7C2D1" w:sz="4"/>
+                    <w:bottom w:val="single" w:color="B7C2D1" w:sz="4"/>
+                    <w:right w:val="single" w:color="B7C2D1" w:sz="4"/>
+                  </w:tcBorders>
+                  <w:shd w:fill="FFFFFF" w:color="auto" w:val="clear"/>
+                  <w:tcMar>
+                    <w:top w:type="dxa" w:w="80"/>
+                    <w:left w:type="dxa" w:w="120"/>
+                    <w:bottom w:type="dxa" w:w="80"/>
+                    <w:right w:type="dxa" w:w="120"/>
+                  </w:tcMar>
+                  <w:vAlign w:val="center"/>
+                </w:tcPr>
+                <w:p>
+                  <w:pPr>
+                    <w:spacing w:after="0" w:before="0"/>
+                  </w:pPr>
+                  <w:r>
+                    <w:rPr>
+                      <w:rFonts w:ascii="Arial" w:cs="Arial" w:eastAsia="Arial" w:hAnsi="Arial"/>
+                      <w:b w:val="false"/>
+                      <w:bCs w:val="false"/>
+                      <w:sz w:val="21"/>
+                      <w:szCs w:val="21"/>
+                    </w:rPr>
+                    <w:t xml:space="preserve">Run it</w:t>
+                  </w:r>
+                </w:p>
+              </w:tc>
+              <w:tc>
+                <w:tcPr>
+                  <w:tcW w:type="dxa" w:w="2506"/>
+                  <w:tcBorders>
+                    <w:top w:val="single" w:color="B7C2D1" w:sz="4"/>
+                    <w:left w:val="single" w:color="B7C2D1" w:sz="4"/>
+                    <w:bottom w:val="single" w:color="B7C2D1" w:sz="4"/>
+                    <w:right w:val="single" w:color="B7C2D1" w:sz="4"/>
+                  </w:tcBorders>
+                  <w:shd w:fill="FFFFFF" w:color="auto" w:val="clear"/>
+                  <w:tcMar>
+                    <w:top w:type="dxa" w:w="80"/>
+                    <w:left w:type="dxa" w:w="120"/>
+                    <w:bottom w:type="dxa" w:w="80"/>
+                    <w:right w:type="dxa" w:w="120"/>
+                  </w:tcMar>
+                  <w:vAlign w:val="center"/>
+                </w:tcPr>
+                <w:p>
+                  <w:pPr>
+                    <w:spacing w:after="0" w:before="0"/>
+                  </w:pPr>
+                  <w:r>
+                    <w:rPr>
+                      <w:rFonts w:ascii="Arial" w:cs="Arial" w:eastAsia="Arial" w:hAnsi="Arial"/>
+                      <w:b w:val="false"/>
+                      <w:bCs w:val="false"/>
+                      <w:sz w:val="21"/>
+                      <w:szCs w:val="21"/>
+                    </w:rPr>
+                    <w:t xml:space="preserve">1</w:t>
+                  </w:r>
+                </w:p>
+              </w:tc>
+              <w:tc>
+                <w:tcPr>
+                  <w:tcW w:type="dxa" w:w="2506"/>
                   <w:tcBorders>
                     <w:top w:val="single" w:color="B7C2D1" w:sz="4"/>
                     <w:left w:val="single" w:color="B7C2D1" w:sz="4"/>
@@ -5113,73 +8368,947 @@
               </w:trPr>
               <w:tc>
                 <w:tcPr>
-                  <w:tcW w:type="dxa" w:w="3342"/>
-                  <w:tcBorders>
-                    <w:top w:val="single" w:color="B7C2D1" w:sz="4"/>
-                    <w:left w:val="single" w:color="B7C2D1" w:sz="4"/>
-                    <w:bottom w:val="single" w:color="B7C2D1" w:sz="4"/>
-                    <w:right w:val="single" w:color="B7C2D1" w:sz="4"/>
-                  </w:tcBorders>
-                  <w:shd w:fill="FFFFFF" w:color="auto" w:val="clear"/>
-                  <w:tcMar>
-                    <w:top w:type="dxa" w:w="80"/>
-                    <w:left w:type="dxa" w:w="120"/>
-                    <w:bottom w:type="dxa" w:w="80"/>
-                    <w:right w:type="dxa" w:w="120"/>
-                  </w:tcMar>
-                  <w:vAlign w:val="center"/>
-                </w:tcPr>
-                <w:p>
-                  <w:pPr>
-                    <w:spacing w:after="0" w:before="0"/>
-                  </w:pPr>
-                  <w:r>
-                    <w:rPr>
-                      <w:rFonts w:ascii="Arial" w:cs="Arial" w:eastAsia="Arial" w:hAnsi="Arial"/>
-                      <w:sz w:val="21"/>
-                      <w:szCs w:val="21"/>
-                    </w:rPr>
-                    <w:t xml:space="preserve">Ask the user for a line of whole numbers separated by single spaces. Sort them smallest first by splitting the list in half, sorting each half the same way and merging the two. Write the sort yourself rather than using sorted() or .sort(). Display [the sorted numbers] on one line.</w:t>
-                  </w:r>
-                </w:p>
-              </w:tc>
-              <w:tc>
-                <w:tcPr>
-                  <w:tcW w:type="dxa" w:w="3342"/>
-                  <w:tcBorders>
-                    <w:top w:val="single" w:color="B7C2D1" w:sz="4"/>
-                    <w:left w:val="single" w:color="B7C2D1" w:sz="4"/>
-                    <w:bottom w:val="single" w:color="B7C2D1" w:sz="4"/>
-                    <w:right w:val="single" w:color="B7C2D1" w:sz="4"/>
-                  </w:tcBorders>
-                  <w:shd w:fill="FFFFFF" w:color="auto" w:val="clear"/>
-                  <w:tcMar>
-                    <w:top w:type="dxa" w:w="80"/>
-                    <w:left w:type="dxa" w:w="120"/>
-                    <w:bottom w:type="dxa" w:w="80"/>
-                    <w:right w:type="dxa" w:w="120"/>
-                  </w:tcMar>
-                  <w:vAlign w:val="center"/>
-                </w:tcPr>
-                <w:p>
-                  <w:pPr>
-                    <w:spacing w:after="0" w:before="0"/>
-                  </w:pPr>
-                  <w:r>
-                    <w:rPr>
-                      <w:rFonts w:ascii="Arial" w:cs="Arial" w:eastAsia="Arial" w:hAnsi="Arial"/>
-                      <w:b w:val="false"/>
-                      <w:bCs w:val="false"/>
-                      <w:sz w:val="21"/>
-                      <w:szCs w:val="21"/>
-                    </w:rPr>
-                    <w:t xml:space="preserve">7</w:t>
-                  </w:r>
-                </w:p>
-              </w:tc>
-              <w:tc>
-                <w:tcPr>
-                  <w:tcW w:type="dxa" w:w="3342"/>
+                  <w:tcW w:type="dxa" w:w="2506"/>
+                  <w:tcBorders>
+                    <w:top w:val="single" w:color="B7C2D1" w:sz="4"/>
+                    <w:left w:val="single" w:color="B7C2D1" w:sz="4"/>
+                    <w:bottom w:val="single" w:color="B7C2D1" w:sz="4"/>
+                    <w:right w:val="single" w:color="B7C2D1" w:sz="4"/>
+                  </w:tcBorders>
+                  <w:shd w:fill="FFFFFF" w:color="auto" w:val="clear"/>
+                  <w:tcMar>
+                    <w:top w:type="dxa" w:w="80"/>
+                    <w:left w:type="dxa" w:w="120"/>
+                    <w:bottom w:type="dxa" w:w="80"/>
+                    <w:right w:type="dxa" w:w="120"/>
+                  </w:tcMar>
+                  <w:vAlign w:val="center"/>
+                </w:tcPr>
+                <w:p>
+                  <w:pPr>
+                    <w:spacing w:after="0" w:before="0"/>
+                  </w:pPr>
+                  <w:r>
+                    <w:rPr>
+                      <w:rFonts w:ascii="Arial" w:cs="Arial" w:eastAsia="Arial" w:hAnsi="Arial"/>
+                      <w:sz w:val="21"/>
+                      <w:szCs w:val="21"/>
+                    </w:rPr>
+                    <w:t xml:space="preserve">Press Run. The subprogram calls itself.</w:t>
+                  </w:r>
+                </w:p>
+              </w:tc>
+              <w:tc>
+                <w:tcPr>
+                  <w:tcW w:type="dxa" w:w="2506"/>
+                  <w:tcBorders>
+                    <w:top w:val="single" w:color="B7C2D1" w:sz="4"/>
+                    <w:left w:val="single" w:color="B7C2D1" w:sz="4"/>
+                    <w:bottom w:val="single" w:color="B7C2D1" w:sz="4"/>
+                    <w:right w:val="single" w:color="B7C2D1" w:sz="4"/>
+                  </w:tcBorders>
+                  <w:shd w:fill="FFFFFF" w:color="auto" w:val="clear"/>
+                  <w:tcMar>
+                    <w:top w:type="dxa" w:w="80"/>
+                    <w:left w:type="dxa" w:w="120"/>
+                    <w:bottom w:type="dxa" w:w="80"/>
+                    <w:right w:type="dxa" w:w="120"/>
+                  </w:tcMar>
+                  <w:vAlign w:val="center"/>
+                </w:tcPr>
+                <w:p>
+                  <w:pPr>
+                    <w:spacing w:after="0" w:before="0"/>
+                  </w:pPr>
+                  <w:r>
+                    <w:rPr>
+                      <w:rFonts w:ascii="Arial" w:cs="Arial" w:eastAsia="Arial" w:hAnsi="Arial"/>
+                      <w:b w:val="false"/>
+                      <w:bCs w:val="false"/>
+                      <w:sz w:val="21"/>
+                      <w:szCs w:val="21"/>
+                    </w:rPr>
+                    <w:t xml:space="preserve">Run it</w:t>
+                  </w:r>
+                </w:p>
+              </w:tc>
+              <w:tc>
+                <w:tcPr>
+                  <w:tcW w:type="dxa" w:w="2506"/>
+                  <w:tcBorders>
+                    <w:top w:val="single" w:color="B7C2D1" w:sz="4"/>
+                    <w:left w:val="single" w:color="B7C2D1" w:sz="4"/>
+                    <w:bottom w:val="single" w:color="B7C2D1" w:sz="4"/>
+                    <w:right w:val="single" w:color="B7C2D1" w:sz="4"/>
+                  </w:tcBorders>
+                  <w:shd w:fill="FFFFFF" w:color="auto" w:val="clear"/>
+                  <w:tcMar>
+                    <w:top w:type="dxa" w:w="80"/>
+                    <w:left w:type="dxa" w:w="120"/>
+                    <w:bottom w:type="dxa" w:w="80"/>
+                    <w:right w:type="dxa" w:w="120"/>
+                  </w:tcMar>
+                  <w:vAlign w:val="center"/>
+                </w:tcPr>
+                <w:p>
+                  <w:pPr>
+                    <w:spacing w:after="0" w:before="0"/>
+                  </w:pPr>
+                  <w:r>
+                    <w:rPr>
+                      <w:rFonts w:ascii="Arial" w:cs="Arial" w:eastAsia="Arial" w:hAnsi="Arial"/>
+                      <w:b w:val="false"/>
+                      <w:bCs w:val="false"/>
+                      <w:sz w:val="21"/>
+                      <w:szCs w:val="21"/>
+                    </w:rPr>
+                    <w:t xml:space="preserve">1</w:t>
+                  </w:r>
+                </w:p>
+              </w:tc>
+              <w:tc>
+                <w:tcPr>
+                  <w:tcW w:type="dxa" w:w="2506"/>
+                  <w:tcBorders>
+                    <w:top w:val="single" w:color="B7C2D1" w:sz="4"/>
+                    <w:left w:val="single" w:color="B7C2D1" w:sz="4"/>
+                    <w:bottom w:val="single" w:color="B7C2D1" w:sz="4"/>
+                    <w:right w:val="single" w:color="B7C2D1" w:sz="4"/>
+                  </w:tcBorders>
+                  <w:shd w:fill="FFFFFF" w:color="auto" w:val="clear"/>
+                  <w:tcMar>
+                    <w:top w:type="dxa" w:w="80"/>
+                    <w:left w:type="dxa" w:w="120"/>
+                    <w:bottom w:type="dxa" w:w="80"/>
+                    <w:right w:type="dxa" w:w="120"/>
+                  </w:tcMar>
+                  <w:vAlign w:val="center"/>
+                </w:tcPr>
+                <w:p>
+                  <w:pPr>
+                    <w:spacing w:after="0" w:before="0"/>
+                  </w:pPr>
+                  <w:r>
+                    <w:rPr>
+                      <w:rFonts w:ascii="Arial" w:cs="Arial" w:eastAsia="Arial" w:hAnsi="Arial"/>
+                      <w:b w:val="false"/>
+                      <w:bCs w:val="false"/>
+                      <w:sz w:val="21"/>
+                      <w:szCs w:val="21"/>
+                    </w:rPr>
+                    <w:t xml:space="preserve"/>
+                  </w:r>
+                </w:p>
+              </w:tc>
+            </w:tr>
+            <w:tr>
+              <w:trPr>
+                <w:cantSplit/>
+                <w:trHeight w:val="360" w:hRule="atLeast"/>
+              </w:trPr>
+              <w:tc>
+                <w:tcPr>
+                  <w:tcW w:type="dxa" w:w="2506"/>
+                  <w:tcBorders>
+                    <w:top w:val="single" w:color="B7C2D1" w:sz="4"/>
+                    <w:left w:val="single" w:color="B7C2D1" w:sz="4"/>
+                    <w:bottom w:val="single" w:color="B7C2D1" w:sz="4"/>
+                    <w:right w:val="single" w:color="B7C2D1" w:sz="4"/>
+                  </w:tcBorders>
+                  <w:shd w:fill="FFFFFF" w:color="auto" w:val="clear"/>
+                  <w:tcMar>
+                    <w:top w:type="dxa" w:w="80"/>
+                    <w:left w:type="dxa" w:w="120"/>
+                    <w:bottom w:type="dxa" w:w="80"/>
+                    <w:right w:type="dxa" w:w="120"/>
+                  </w:tcMar>
+                  <w:vAlign w:val="center"/>
+                </w:tcPr>
+                <w:p>
+                  <w:pPr>
+                    <w:spacing w:after="0" w:before="0"/>
+                  </w:pPr>
+                  <w:r>
+                    <w:rPr>
+                      <w:rFonts w:ascii="Arial" w:cs="Arial" w:eastAsia="Arial" w:hAnsi="Arial"/>
+                      <w:sz w:val="21"/>
+                      <w:szCs w:val="21"/>
+                    </w:rPr>
+                    <w:t xml:space="preserve">What will this program display?</w:t>
+                  </w:r>
+                </w:p>
+              </w:tc>
+              <w:tc>
+                <w:tcPr>
+                  <w:tcW w:type="dxa" w:w="2506"/>
+                  <w:tcBorders>
+                    <w:top w:val="single" w:color="B7C2D1" w:sz="4"/>
+                    <w:left w:val="single" w:color="B7C2D1" w:sz="4"/>
+                    <w:bottom w:val="single" w:color="B7C2D1" w:sz="4"/>
+                    <w:right w:val="single" w:color="B7C2D1" w:sz="4"/>
+                  </w:tcBorders>
+                  <w:shd w:fill="FFFFFF" w:color="auto" w:val="clear"/>
+                  <w:tcMar>
+                    <w:top w:type="dxa" w:w="80"/>
+                    <w:left w:type="dxa" w:w="120"/>
+                    <w:bottom w:type="dxa" w:w="80"/>
+                    <w:right w:type="dxa" w:w="120"/>
+                  </w:tcMar>
+                  <w:vAlign w:val="center"/>
+                </w:tcPr>
+                <w:p>
+                  <w:pPr>
+                    <w:spacing w:after="0" w:before="0"/>
+                  </w:pPr>
+                  <w:r>
+                    <w:rPr>
+                      <w:rFonts w:ascii="Arial" w:cs="Arial" w:eastAsia="Arial" w:hAnsi="Arial"/>
+                      <w:b w:val="false"/>
+                      <w:bCs w:val="false"/>
+                      <w:sz w:val="21"/>
+                      <w:szCs w:val="21"/>
+                    </w:rPr>
+                    <w:t xml:space="preserve">Predict</w:t>
+                  </w:r>
+                </w:p>
+              </w:tc>
+              <w:tc>
+                <w:tcPr>
+                  <w:tcW w:type="dxa" w:w="2506"/>
+                  <w:tcBorders>
+                    <w:top w:val="single" w:color="B7C2D1" w:sz="4"/>
+                    <w:left w:val="single" w:color="B7C2D1" w:sz="4"/>
+                    <w:bottom w:val="single" w:color="B7C2D1" w:sz="4"/>
+                    <w:right w:val="single" w:color="B7C2D1" w:sz="4"/>
+                  </w:tcBorders>
+                  <w:shd w:fill="FFFFFF" w:color="auto" w:val="clear"/>
+                  <w:tcMar>
+                    <w:top w:type="dxa" w:w="80"/>
+                    <w:left w:type="dxa" w:w="120"/>
+                    <w:bottom w:type="dxa" w:w="80"/>
+                    <w:right w:type="dxa" w:w="120"/>
+                  </w:tcMar>
+                  <w:vAlign w:val="center"/>
+                </w:tcPr>
+                <w:p>
+                  <w:pPr>
+                    <w:spacing w:after="0" w:before="0"/>
+                  </w:pPr>
+                  <w:r>
+                    <w:rPr>
+                      <w:rFonts w:ascii="Arial" w:cs="Arial" w:eastAsia="Arial" w:hAnsi="Arial"/>
+                      <w:b w:val="false"/>
+                      <w:bCs w:val="false"/>
+                      <w:sz w:val="21"/>
+                      <w:szCs w:val="21"/>
+                    </w:rPr>
+                    <w:t xml:space="preserve">1</w:t>
+                  </w:r>
+                </w:p>
+              </w:tc>
+              <w:tc>
+                <w:tcPr>
+                  <w:tcW w:type="dxa" w:w="2506"/>
+                  <w:tcBorders>
+                    <w:top w:val="single" w:color="B7C2D1" w:sz="4"/>
+                    <w:left w:val="single" w:color="B7C2D1" w:sz="4"/>
+                    <w:bottom w:val="single" w:color="B7C2D1" w:sz="4"/>
+                    <w:right w:val="single" w:color="B7C2D1" w:sz="4"/>
+                  </w:tcBorders>
+                  <w:shd w:fill="FFFFFF" w:color="auto" w:val="clear"/>
+                  <w:tcMar>
+                    <w:top w:type="dxa" w:w="80"/>
+                    <w:left w:type="dxa" w:w="120"/>
+                    <w:bottom w:type="dxa" w:w="80"/>
+                    <w:right w:type="dxa" w:w="120"/>
+                  </w:tcMar>
+                  <w:vAlign w:val="center"/>
+                </w:tcPr>
+                <w:p>
+                  <w:pPr>
+                    <w:spacing w:after="0" w:before="0"/>
+                  </w:pPr>
+                  <w:r>
+                    <w:rPr>
+                      <w:rFonts w:ascii="Arial" w:cs="Arial" w:eastAsia="Arial" w:hAnsi="Arial"/>
+                      <w:b w:val="false"/>
+                      <w:bCs w:val="false"/>
+                      <w:sz w:val="21"/>
+                      <w:szCs w:val="21"/>
+                    </w:rPr>
+                    <w:t xml:space="preserve"/>
+                  </w:r>
+                </w:p>
+              </w:tc>
+            </w:tr>
+            <w:tr>
+              <w:trPr>
+                <w:cantSplit/>
+                <w:trHeight w:val="360" w:hRule="atLeast"/>
+              </w:trPr>
+              <w:tc>
+                <w:tcPr>
+                  <w:tcW w:type="dxa" w:w="2506"/>
+                  <w:tcBorders>
+                    <w:top w:val="single" w:color="B7C2D1" w:sz="4"/>
+                    <w:left w:val="single" w:color="B7C2D1" w:sz="4"/>
+                    <w:bottom w:val="single" w:color="B7C2D1" w:sz="4"/>
+                    <w:right w:val="single" w:color="B7C2D1" w:sz="4"/>
+                  </w:tcBorders>
+                  <w:shd w:fill="FFFFFF" w:color="auto" w:val="clear"/>
+                  <w:tcMar>
+                    <w:top w:type="dxa" w:w="80"/>
+                    <w:left w:type="dxa" w:w="120"/>
+                    <w:bottom w:type="dxa" w:w="80"/>
+                    <w:right w:type="dxa" w:w="120"/>
+                  </w:tcMar>
+                  <w:vAlign w:val="center"/>
+                </w:tcPr>
+                <w:p>
+                  <w:pPr>
+                    <w:spacing w:after="0" w:before="0"/>
+                  </w:pPr>
+                  <w:r>
+                    <w:rPr>
+                      <w:rFonts w:ascii="Arial" w:cs="Arial" w:eastAsia="Arial" w:hAnsi="Arial"/>
+                      <w:sz w:val="21"/>
+                      <w:szCs w:val="21"/>
+                    </w:rPr>
+                    <w:t xml:space="preserve">What will this program display?</w:t>
+                  </w:r>
+                </w:p>
+              </w:tc>
+              <w:tc>
+                <w:tcPr>
+                  <w:tcW w:type="dxa" w:w="2506"/>
+                  <w:tcBorders>
+                    <w:top w:val="single" w:color="B7C2D1" w:sz="4"/>
+                    <w:left w:val="single" w:color="B7C2D1" w:sz="4"/>
+                    <w:bottom w:val="single" w:color="B7C2D1" w:sz="4"/>
+                    <w:right w:val="single" w:color="B7C2D1" w:sz="4"/>
+                  </w:tcBorders>
+                  <w:shd w:fill="FFFFFF" w:color="auto" w:val="clear"/>
+                  <w:tcMar>
+                    <w:top w:type="dxa" w:w="80"/>
+                    <w:left w:type="dxa" w:w="120"/>
+                    <w:bottom w:type="dxa" w:w="80"/>
+                    <w:right w:type="dxa" w:w="120"/>
+                  </w:tcMar>
+                  <w:vAlign w:val="center"/>
+                </w:tcPr>
+                <w:p>
+                  <w:pPr>
+                    <w:spacing w:after="0" w:before="0"/>
+                  </w:pPr>
+                  <w:r>
+                    <w:rPr>
+                      <w:rFonts w:ascii="Arial" w:cs="Arial" w:eastAsia="Arial" w:hAnsi="Arial"/>
+                      <w:b w:val="false"/>
+                      <w:bCs w:val="false"/>
+                      <w:sz w:val="21"/>
+                      <w:szCs w:val="21"/>
+                    </w:rPr>
+                    <w:t xml:space="preserve">Predict</w:t>
+                  </w:r>
+                </w:p>
+              </w:tc>
+              <w:tc>
+                <w:tcPr>
+                  <w:tcW w:type="dxa" w:w="2506"/>
+                  <w:tcBorders>
+                    <w:top w:val="single" w:color="B7C2D1" w:sz="4"/>
+                    <w:left w:val="single" w:color="B7C2D1" w:sz="4"/>
+                    <w:bottom w:val="single" w:color="B7C2D1" w:sz="4"/>
+                    <w:right w:val="single" w:color="B7C2D1" w:sz="4"/>
+                  </w:tcBorders>
+                  <w:shd w:fill="FFFFFF" w:color="auto" w:val="clear"/>
+                  <w:tcMar>
+                    <w:top w:type="dxa" w:w="80"/>
+                    <w:left w:type="dxa" w:w="120"/>
+                    <w:bottom w:type="dxa" w:w="80"/>
+                    <w:right w:type="dxa" w:w="120"/>
+                  </w:tcMar>
+                  <w:vAlign w:val="center"/>
+                </w:tcPr>
+                <w:p>
+                  <w:pPr>
+                    <w:spacing w:after="0" w:before="0"/>
+                  </w:pPr>
+                  <w:r>
+                    <w:rPr>
+                      <w:rFonts w:ascii="Arial" w:cs="Arial" w:eastAsia="Arial" w:hAnsi="Arial"/>
+                      <w:b w:val="false"/>
+                      <w:bCs w:val="false"/>
+                      <w:sz w:val="21"/>
+                      <w:szCs w:val="21"/>
+                    </w:rPr>
+                    <w:t xml:space="preserve">1</w:t>
+                  </w:r>
+                </w:p>
+              </w:tc>
+              <w:tc>
+                <w:tcPr>
+                  <w:tcW w:type="dxa" w:w="2506"/>
+                  <w:tcBorders>
+                    <w:top w:val="single" w:color="B7C2D1" w:sz="4"/>
+                    <w:left w:val="single" w:color="B7C2D1" w:sz="4"/>
+                    <w:bottom w:val="single" w:color="B7C2D1" w:sz="4"/>
+                    <w:right w:val="single" w:color="B7C2D1" w:sz="4"/>
+                  </w:tcBorders>
+                  <w:shd w:fill="FFFFFF" w:color="auto" w:val="clear"/>
+                  <w:tcMar>
+                    <w:top w:type="dxa" w:w="80"/>
+                    <w:left w:type="dxa" w:w="120"/>
+                    <w:bottom w:type="dxa" w:w="80"/>
+                    <w:right w:type="dxa" w:w="120"/>
+                  </w:tcMar>
+                  <w:vAlign w:val="center"/>
+                </w:tcPr>
+                <w:p>
+                  <w:pPr>
+                    <w:spacing w:after="0" w:before="0"/>
+                  </w:pPr>
+                  <w:r>
+                    <w:rPr>
+                      <w:rFonts w:ascii="Arial" w:cs="Arial" w:eastAsia="Arial" w:hAnsi="Arial"/>
+                      <w:b w:val="false"/>
+                      <w:bCs w:val="false"/>
+                      <w:sz w:val="21"/>
+                      <w:szCs w:val="21"/>
+                    </w:rPr>
+                    <w:t xml:space="preserve"/>
+                  </w:r>
+                </w:p>
+              </w:tc>
+            </w:tr>
+            <w:tr>
+              <w:trPr>
+                <w:cantSplit/>
+                <w:trHeight w:val="360" w:hRule="atLeast"/>
+              </w:trPr>
+              <w:tc>
+                <w:tcPr>
+                  <w:tcW w:type="dxa" w:w="2506"/>
+                  <w:tcBorders>
+                    <w:top w:val="single" w:color="B7C2D1" w:sz="4"/>
+                    <w:left w:val="single" w:color="B7C2D1" w:sz="4"/>
+                    <w:bottom w:val="single" w:color="B7C2D1" w:sz="4"/>
+                    <w:right w:val="single" w:color="B7C2D1" w:sz="4"/>
+                  </w:tcBorders>
+                  <w:shd w:fill="FFFFFF" w:color="auto" w:val="clear"/>
+                  <w:tcMar>
+                    <w:top w:type="dxa" w:w="80"/>
+                    <w:left w:type="dxa" w:w="120"/>
+                    <w:bottom w:type="dxa" w:w="80"/>
+                    <w:right w:type="dxa" w:w="120"/>
+                  </w:tcMar>
+                  <w:vAlign w:val="center"/>
+                </w:tcPr>
+                <w:p>
+                  <w:pPr>
+                    <w:spacing w:after="0" w:before="0"/>
+                  </w:pPr>
+                  <w:r>
+                    <w:rPr>
+                      <w:rFonts w:ascii="Arial" w:cs="Arial" w:eastAsia="Arial" w:hAnsi="Arial"/>
+                      <w:sz w:val="21"/>
+                      <w:szCs w:val="21"/>
+                    </w:rPr>
+                    <w:t xml:space="preserve">Merge the two lists into one list in order by taking the smaller front item each time. Display the merged numbers on one line, separated by single spaces.</w:t>
+                  </w:r>
+                </w:p>
+              </w:tc>
+              <w:tc>
+                <w:tcPr>
+                  <w:tcW w:type="dxa" w:w="2506"/>
+                  <w:tcBorders>
+                    <w:top w:val="single" w:color="B7C2D1" w:sz="4"/>
+                    <w:left w:val="single" w:color="B7C2D1" w:sz="4"/>
+                    <w:bottom w:val="single" w:color="B7C2D1" w:sz="4"/>
+                    <w:right w:val="single" w:color="B7C2D1" w:sz="4"/>
+                  </w:tcBorders>
+                  <w:shd w:fill="FFFFFF" w:color="auto" w:val="clear"/>
+                  <w:tcMar>
+                    <w:top w:type="dxa" w:w="80"/>
+                    <w:left w:type="dxa" w:w="120"/>
+                    <w:bottom w:type="dxa" w:w="80"/>
+                    <w:right w:type="dxa" w:w="120"/>
+                  </w:tcMar>
+                  <w:vAlign w:val="center"/>
+                </w:tcPr>
+                <w:p>
+                  <w:pPr>
+                    <w:spacing w:after="0" w:before="0"/>
+                  </w:pPr>
+                  <w:r>
+                    <w:rPr>
+                      <w:rFonts w:ascii="Arial" w:cs="Arial" w:eastAsia="Arial" w:hAnsi="Arial"/>
+                      <w:b w:val="false"/>
+                      <w:bCs w:val="false"/>
+                      <w:sz w:val="21"/>
+                      <w:szCs w:val="21"/>
+                    </w:rPr>
+                    <w:t xml:space="preserve">Write it</w:t>
+                  </w:r>
+                </w:p>
+              </w:tc>
+              <w:tc>
+                <w:tcPr>
+                  <w:tcW w:type="dxa" w:w="2506"/>
+                  <w:tcBorders>
+                    <w:top w:val="single" w:color="B7C2D1" w:sz="4"/>
+                    <w:left w:val="single" w:color="B7C2D1" w:sz="4"/>
+                    <w:bottom w:val="single" w:color="B7C2D1" w:sz="4"/>
+                    <w:right w:val="single" w:color="B7C2D1" w:sz="4"/>
+                  </w:tcBorders>
+                  <w:shd w:fill="FFFFFF" w:color="auto" w:val="clear"/>
+                  <w:tcMar>
+                    <w:top w:type="dxa" w:w="80"/>
+                    <w:left w:type="dxa" w:w="120"/>
+                    <w:bottom w:type="dxa" w:w="80"/>
+                    <w:right w:type="dxa" w:w="120"/>
+                  </w:tcMar>
+                  <w:vAlign w:val="center"/>
+                </w:tcPr>
+                <w:p>
+                  <w:pPr>
+                    <w:spacing w:after="0" w:before="0"/>
+                  </w:pPr>
+                  <w:r>
+                    <w:rPr>
+                      <w:rFonts w:ascii="Arial" w:cs="Arial" w:eastAsia="Arial" w:hAnsi="Arial"/>
+                      <w:b w:val="false"/>
+                      <w:bCs w:val="false"/>
+                      <w:sz w:val="21"/>
+                      <w:szCs w:val="21"/>
+                    </w:rPr>
+                    <w:t xml:space="preserve">3</w:t>
+                  </w:r>
+                </w:p>
+              </w:tc>
+              <w:tc>
+                <w:tcPr>
+                  <w:tcW w:type="dxa" w:w="2506"/>
+                  <w:tcBorders>
+                    <w:top w:val="single" w:color="B7C2D1" w:sz="4"/>
+                    <w:left w:val="single" w:color="B7C2D1" w:sz="4"/>
+                    <w:bottom w:val="single" w:color="B7C2D1" w:sz="4"/>
+                    <w:right w:val="single" w:color="B7C2D1" w:sz="4"/>
+                  </w:tcBorders>
+                  <w:shd w:fill="FFFFFF" w:color="auto" w:val="clear"/>
+                  <w:tcMar>
+                    <w:top w:type="dxa" w:w="80"/>
+                    <w:left w:type="dxa" w:w="120"/>
+                    <w:bottom w:type="dxa" w:w="80"/>
+                    <w:right w:type="dxa" w:w="120"/>
+                  </w:tcMar>
+                  <w:vAlign w:val="center"/>
+                </w:tcPr>
+                <w:p>
+                  <w:pPr>
+                    <w:spacing w:after="0" w:before="0"/>
+                  </w:pPr>
+                  <w:r>
+                    <w:rPr>
+                      <w:rFonts w:ascii="Arial" w:cs="Arial" w:eastAsia="Arial" w:hAnsi="Arial"/>
+                      <w:b w:val="false"/>
+                      <w:bCs w:val="false"/>
+                      <w:sz w:val="21"/>
+                      <w:szCs w:val="21"/>
+                    </w:rPr>
+                    <w:t xml:space="preserve"/>
+                  </w:r>
+                </w:p>
+              </w:tc>
+            </w:tr>
+            <w:tr>
+              <w:trPr>
+                <w:cantSplit/>
+                <w:trHeight w:val="360" w:hRule="atLeast"/>
+              </w:trPr>
+              <w:tc>
+                <w:tcPr>
+                  <w:tcW w:type="dxa" w:w="2506"/>
+                  <w:tcBorders>
+                    <w:top w:val="single" w:color="B7C2D1" w:sz="4"/>
+                    <w:left w:val="single" w:color="B7C2D1" w:sz="4"/>
+                    <w:bottom w:val="single" w:color="B7C2D1" w:sz="4"/>
+                    <w:right w:val="single" w:color="B7C2D1" w:sz="4"/>
+                  </w:tcBorders>
+                  <w:shd w:fill="FFFFFF" w:color="auto" w:val="clear"/>
+                  <w:tcMar>
+                    <w:top w:type="dxa" w:w="80"/>
+                    <w:left w:type="dxa" w:w="120"/>
+                    <w:bottom w:type="dxa" w:w="80"/>
+                    <w:right w:type="dxa" w:w="120"/>
+                  </w:tcMar>
+                  <w:vAlign w:val="center"/>
+                </w:tcPr>
+                <w:p>
+                  <w:pPr>
+                    <w:spacing w:after="0" w:before="0"/>
+                  </w:pPr>
+                  <w:r>
+                    <w:rPr>
+                      <w:rFonts w:ascii="Arial" w:cs="Arial" w:eastAsia="Arial" w:hAnsi="Arial"/>
+                      <w:sz w:val="21"/>
+                      <w:szCs w:val="21"/>
+                    </w:rPr>
+                    <w:t xml:space="preserve">This program should merge the two ordered lists into one. Find the mistake and put it right.</w:t>
+                  </w:r>
+                </w:p>
+              </w:tc>
+              <w:tc>
+                <w:tcPr>
+                  <w:tcW w:type="dxa" w:w="2506"/>
+                  <w:tcBorders>
+                    <w:top w:val="single" w:color="B7C2D1" w:sz="4"/>
+                    <w:left w:val="single" w:color="B7C2D1" w:sz="4"/>
+                    <w:bottom w:val="single" w:color="B7C2D1" w:sz="4"/>
+                    <w:right w:val="single" w:color="B7C2D1" w:sz="4"/>
+                  </w:tcBorders>
+                  <w:shd w:fill="FFFFFF" w:color="auto" w:val="clear"/>
+                  <w:tcMar>
+                    <w:top w:type="dxa" w:w="80"/>
+                    <w:left w:type="dxa" w:w="120"/>
+                    <w:bottom w:type="dxa" w:w="80"/>
+                    <w:right w:type="dxa" w:w="120"/>
+                  </w:tcMar>
+                  <w:vAlign w:val="center"/>
+                </w:tcPr>
+                <w:p>
+                  <w:pPr>
+                    <w:spacing w:after="0" w:before="0"/>
+                  </w:pPr>
+                  <w:r>
+                    <w:rPr>
+                      <w:rFonts w:ascii="Arial" w:cs="Arial" w:eastAsia="Arial" w:hAnsi="Arial"/>
+                      <w:b w:val="false"/>
+                      <w:bCs w:val="false"/>
+                      <w:sz w:val="21"/>
+                      <w:szCs w:val="21"/>
+                    </w:rPr>
+                    <w:t xml:space="preserve">Fix it</w:t>
+                  </w:r>
+                </w:p>
+              </w:tc>
+              <w:tc>
+                <w:tcPr>
+                  <w:tcW w:type="dxa" w:w="2506"/>
+                  <w:tcBorders>
+                    <w:top w:val="single" w:color="B7C2D1" w:sz="4"/>
+                    <w:left w:val="single" w:color="B7C2D1" w:sz="4"/>
+                    <w:bottom w:val="single" w:color="B7C2D1" w:sz="4"/>
+                    <w:right w:val="single" w:color="B7C2D1" w:sz="4"/>
+                  </w:tcBorders>
+                  <w:shd w:fill="FFFFFF" w:color="auto" w:val="clear"/>
+                  <w:tcMar>
+                    <w:top w:type="dxa" w:w="80"/>
+                    <w:left w:type="dxa" w:w="120"/>
+                    <w:bottom w:type="dxa" w:w="80"/>
+                    <w:right w:type="dxa" w:w="120"/>
+                  </w:tcMar>
+                  <w:vAlign w:val="center"/>
+                </w:tcPr>
+                <w:p>
+                  <w:pPr>
+                    <w:spacing w:after="0" w:before="0"/>
+                  </w:pPr>
+                  <w:r>
+                    <w:rPr>
+                      <w:rFonts w:ascii="Arial" w:cs="Arial" w:eastAsia="Arial" w:hAnsi="Arial"/>
+                      <w:b w:val="false"/>
+                      <w:bCs w:val="false"/>
+                      <w:sz w:val="21"/>
+                      <w:szCs w:val="21"/>
+                    </w:rPr>
+                    <w:t xml:space="preserve">2</w:t>
+                  </w:r>
+                </w:p>
+              </w:tc>
+              <w:tc>
+                <w:tcPr>
+                  <w:tcW w:type="dxa" w:w="2506"/>
+                  <w:tcBorders>
+                    <w:top w:val="single" w:color="B7C2D1" w:sz="4"/>
+                    <w:left w:val="single" w:color="B7C2D1" w:sz="4"/>
+                    <w:bottom w:val="single" w:color="B7C2D1" w:sz="4"/>
+                    <w:right w:val="single" w:color="B7C2D1" w:sz="4"/>
+                  </w:tcBorders>
+                  <w:shd w:fill="FFFFFF" w:color="auto" w:val="clear"/>
+                  <w:tcMar>
+                    <w:top w:type="dxa" w:w="80"/>
+                    <w:left w:type="dxa" w:w="120"/>
+                    <w:bottom w:type="dxa" w:w="80"/>
+                    <w:right w:type="dxa" w:w="120"/>
+                  </w:tcMar>
+                  <w:vAlign w:val="center"/>
+                </w:tcPr>
+                <w:p>
+                  <w:pPr>
+                    <w:spacing w:after="0" w:before="0"/>
+                  </w:pPr>
+                  <w:r>
+                    <w:rPr>
+                      <w:rFonts w:ascii="Arial" w:cs="Arial" w:eastAsia="Arial" w:hAnsi="Arial"/>
+                      <w:b w:val="false"/>
+                      <w:bCs w:val="false"/>
+                      <w:sz w:val="21"/>
+                      <w:szCs w:val="21"/>
+                    </w:rPr>
+                    <w:t xml:space="preserve"/>
+                  </w:r>
+                </w:p>
+              </w:tc>
+            </w:tr>
+            <w:tr>
+              <w:trPr>
+                <w:cantSplit/>
+                <w:trHeight w:val="360" w:hRule="atLeast"/>
+              </w:trPr>
+              <w:tc>
+                <w:tcPr>
+                  <w:tcW w:type="dxa" w:w="2506"/>
+                  <w:tcBorders>
+                    <w:top w:val="single" w:color="B7C2D1" w:sz="4"/>
+                    <w:left w:val="single" w:color="B7C2D1" w:sz="4"/>
+                    <w:bottom w:val="single" w:color="B7C2D1" w:sz="4"/>
+                    <w:right w:val="single" w:color="B7C2D1" w:sz="4"/>
+                  </w:tcBorders>
+                  <w:shd w:fill="FFFFFF" w:color="auto" w:val="clear"/>
+                  <w:tcMar>
+                    <w:top w:type="dxa" w:w="80"/>
+                    <w:left w:type="dxa" w:w="120"/>
+                    <w:bottom w:type="dxa" w:w="80"/>
+                    <w:right w:type="dxa" w:w="120"/>
+                  </w:tcMar>
+                  <w:vAlign w:val="center"/>
+                </w:tcPr>
+                <w:p>
+                  <w:pPr>
+                    <w:spacing w:after="0" w:before="0"/>
+                  </w:pPr>
+                  <w:r>
+                    <w:rPr>
+                      <w:rFonts w:ascii="Arial" w:cs="Arial" w:eastAsia="Arial" w:hAnsi="Arial"/>
+                      <w:sz w:val="21"/>
+                      <w:szCs w:val="21"/>
+                    </w:rPr>
+                    <w:t xml:space="preserve">Finish the program so it sorts the numbers smallest first.</w:t>
+                  </w:r>
+                </w:p>
+              </w:tc>
+              <w:tc>
+                <w:tcPr>
+                  <w:tcW w:type="dxa" w:w="2506"/>
+                  <w:tcBorders>
+                    <w:top w:val="single" w:color="B7C2D1" w:sz="4"/>
+                    <w:left w:val="single" w:color="B7C2D1" w:sz="4"/>
+                    <w:bottom w:val="single" w:color="B7C2D1" w:sz="4"/>
+                    <w:right w:val="single" w:color="B7C2D1" w:sz="4"/>
+                  </w:tcBorders>
+                  <w:shd w:fill="FFFFFF" w:color="auto" w:val="clear"/>
+                  <w:tcMar>
+                    <w:top w:type="dxa" w:w="80"/>
+                    <w:left w:type="dxa" w:w="120"/>
+                    <w:bottom w:type="dxa" w:w="80"/>
+                    <w:right w:type="dxa" w:w="120"/>
+                  </w:tcMar>
+                  <w:vAlign w:val="center"/>
+                </w:tcPr>
+                <w:p>
+                  <w:pPr>
+                    <w:spacing w:after="0" w:before="0"/>
+                  </w:pPr>
+                  <w:r>
+                    <w:rPr>
+                      <w:rFonts w:ascii="Arial" w:cs="Arial" w:eastAsia="Arial" w:hAnsi="Arial"/>
+                      <w:b w:val="false"/>
+                      <w:bCs w:val="false"/>
+                      <w:sz w:val="21"/>
+                      <w:szCs w:val="21"/>
+                    </w:rPr>
+                    <w:t xml:space="preserve">Complete it</w:t>
+                  </w:r>
+                </w:p>
+              </w:tc>
+              <w:tc>
+                <w:tcPr>
+                  <w:tcW w:type="dxa" w:w="2506"/>
+                  <w:tcBorders>
+                    <w:top w:val="single" w:color="B7C2D1" w:sz="4"/>
+                    <w:left w:val="single" w:color="B7C2D1" w:sz="4"/>
+                    <w:bottom w:val="single" w:color="B7C2D1" w:sz="4"/>
+                    <w:right w:val="single" w:color="B7C2D1" w:sz="4"/>
+                  </w:tcBorders>
+                  <w:shd w:fill="FFFFFF" w:color="auto" w:val="clear"/>
+                  <w:tcMar>
+                    <w:top w:type="dxa" w:w="80"/>
+                    <w:left w:type="dxa" w:w="120"/>
+                    <w:bottom w:type="dxa" w:w="80"/>
+                    <w:right w:type="dxa" w:w="120"/>
+                  </w:tcMar>
+                  <w:vAlign w:val="center"/>
+                </w:tcPr>
+                <w:p>
+                  <w:pPr>
+                    <w:spacing w:after="0" w:before="0"/>
+                  </w:pPr>
+                  <w:r>
+                    <w:rPr>
+                      <w:rFonts w:ascii="Arial" w:cs="Arial" w:eastAsia="Arial" w:hAnsi="Arial"/>
+                      <w:b w:val="false"/>
+                      <w:bCs w:val="false"/>
+                      <w:sz w:val="21"/>
+                      <w:szCs w:val="21"/>
+                    </w:rPr>
+                    <w:t xml:space="preserve">2</w:t>
+                  </w:r>
+                </w:p>
+              </w:tc>
+              <w:tc>
+                <w:tcPr>
+                  <w:tcW w:type="dxa" w:w="2506"/>
+                  <w:tcBorders>
+                    <w:top w:val="single" w:color="B7C2D1" w:sz="4"/>
+                    <w:left w:val="single" w:color="B7C2D1" w:sz="4"/>
+                    <w:bottom w:val="single" w:color="B7C2D1" w:sz="4"/>
+                    <w:right w:val="single" w:color="B7C2D1" w:sz="4"/>
+                  </w:tcBorders>
+                  <w:shd w:fill="FFFFFF" w:color="auto" w:val="clear"/>
+                  <w:tcMar>
+                    <w:top w:type="dxa" w:w="80"/>
+                    <w:left w:type="dxa" w:w="120"/>
+                    <w:bottom w:type="dxa" w:w="80"/>
+                    <w:right w:type="dxa" w:w="120"/>
+                  </w:tcMar>
+                  <w:vAlign w:val="center"/>
+                </w:tcPr>
+                <w:p>
+                  <w:pPr>
+                    <w:spacing w:after="0" w:before="0"/>
+                  </w:pPr>
+                  <w:r>
+                    <w:rPr>
+                      <w:rFonts w:ascii="Arial" w:cs="Arial" w:eastAsia="Arial" w:hAnsi="Arial"/>
+                      <w:b w:val="false"/>
+                      <w:bCs w:val="false"/>
+                      <w:sz w:val="21"/>
+                      <w:szCs w:val="21"/>
+                    </w:rPr>
+                    <w:t xml:space="preserve"/>
+                  </w:r>
+                </w:p>
+              </w:tc>
+            </w:tr>
+            <w:tr>
+              <w:trPr>
+                <w:cantSplit/>
+                <w:trHeight w:val="360" w:hRule="atLeast"/>
+              </w:trPr>
+              <w:tc>
+                <w:tcPr>
+                  <w:tcW w:type="dxa" w:w="2506"/>
+                  <w:tcBorders>
+                    <w:top w:val="single" w:color="B7C2D1" w:sz="4"/>
+                    <w:left w:val="single" w:color="B7C2D1" w:sz="4"/>
+                    <w:bottom w:val="single" w:color="B7C2D1" w:sz="4"/>
+                    <w:right w:val="single" w:color="B7C2D1" w:sz="4"/>
+                  </w:tcBorders>
+                  <w:shd w:fill="FFFFFF" w:color="auto" w:val="clear"/>
+                  <w:tcMar>
+                    <w:top w:type="dxa" w:w="80"/>
+                    <w:left w:type="dxa" w:w="120"/>
+                    <w:bottom w:type="dxa" w:w="80"/>
+                    <w:right w:type="dxa" w:w="120"/>
+                  </w:tcMar>
+                  <w:vAlign w:val="center"/>
+                </w:tcPr>
+                <w:p>
+                  <w:pPr>
+                    <w:spacing w:after="0" w:before="0"/>
+                  </w:pPr>
+                  <w:r>
+                    <w:rPr>
+                      <w:rFonts w:ascii="Arial" w:cs="Arial" w:eastAsia="Arial" w:hAnsi="Arial"/>
+                      <w:sz w:val="21"/>
+                      <w:szCs w:val="21"/>
+                    </w:rPr>
+                    <w:t xml:space="preserve">Sort the numbers smallest first with a merge sort of your own. Display the sorted numbers on one line, separated by single spaces.</w:t>
+                  </w:r>
+                </w:p>
+              </w:tc>
+              <w:tc>
+                <w:tcPr>
+                  <w:tcW w:type="dxa" w:w="2506"/>
+                  <w:tcBorders>
+                    <w:top w:val="single" w:color="B7C2D1" w:sz="4"/>
+                    <w:left w:val="single" w:color="B7C2D1" w:sz="4"/>
+                    <w:bottom w:val="single" w:color="B7C2D1" w:sz="4"/>
+                    <w:right w:val="single" w:color="B7C2D1" w:sz="4"/>
+                  </w:tcBorders>
+                  <w:shd w:fill="FFFFFF" w:color="auto" w:val="clear"/>
+                  <w:tcMar>
+                    <w:top w:type="dxa" w:w="80"/>
+                    <w:left w:type="dxa" w:w="120"/>
+                    <w:bottom w:type="dxa" w:w="80"/>
+                    <w:right w:type="dxa" w:w="120"/>
+                  </w:tcMar>
+                  <w:vAlign w:val="center"/>
+                </w:tcPr>
+                <w:p>
+                  <w:pPr>
+                    <w:spacing w:after="0" w:before="0"/>
+                  </w:pPr>
+                  <w:r>
+                    <w:rPr>
+                      <w:rFonts w:ascii="Arial" w:cs="Arial" w:eastAsia="Arial" w:hAnsi="Arial"/>
+                      <w:b w:val="false"/>
+                      <w:bCs w:val="false"/>
+                      <w:sz w:val="21"/>
+                      <w:szCs w:val="21"/>
+                    </w:rPr>
+                    <w:t xml:space="preserve">Challenge (optional)</w:t>
+                  </w:r>
+                </w:p>
+              </w:tc>
+              <w:tc>
+                <w:tcPr>
+                  <w:tcW w:type="dxa" w:w="2506"/>
+                  <w:tcBorders>
+                    <w:top w:val="single" w:color="B7C2D1" w:sz="4"/>
+                    <w:left w:val="single" w:color="B7C2D1" w:sz="4"/>
+                    <w:bottom w:val="single" w:color="B7C2D1" w:sz="4"/>
+                    <w:right w:val="single" w:color="B7C2D1" w:sz="4"/>
+                  </w:tcBorders>
+                  <w:shd w:fill="FFFFFF" w:color="auto" w:val="clear"/>
+                  <w:tcMar>
+                    <w:top w:type="dxa" w:w="80"/>
+                    <w:left w:type="dxa" w:w="120"/>
+                    <w:bottom w:type="dxa" w:w="80"/>
+                    <w:right w:type="dxa" w:w="120"/>
+                  </w:tcMar>
+                  <w:vAlign w:val="center"/>
+                </w:tcPr>
+                <w:p>
+                  <w:pPr>
+                    <w:spacing w:after="0" w:before="0"/>
+                  </w:pPr>
+                  <w:r>
+                    <w:rPr>
+                      <w:rFonts w:ascii="Arial" w:cs="Arial" w:eastAsia="Arial" w:hAnsi="Arial"/>
+                      <w:b w:val="false"/>
+                      <w:bCs w:val="false"/>
+                      <w:sz w:val="21"/>
+                      <w:szCs w:val="21"/>
+                    </w:rPr>
+                    <w:t xml:space="preserve">3</w:t>
+                  </w:r>
+                </w:p>
+              </w:tc>
+              <w:tc>
+                <w:tcPr>
+                  <w:tcW w:type="dxa" w:w="2506"/>
                   <w:tcBorders>
                     <w:top w:val="single" w:color="B7C2D1" w:sz="4"/>
                     <w:left w:val="single" w:color="B7C2D1" w:sz="4"/>
@@ -5226,7 +9355,7 @@
                 <w:sz w:val="21"/>
                 <w:szCs w:val="21"/>
               </w:rPr>
-              <w:t xml:space="preserve">Plan the one you found hardest: inputs, what happens to them, what is printed.</w:t>
+              <w:t xml:space="preserve">Plan the one you found hardest: what is typed in, what happens to it, what is displayed.</w:t>
             </w:r>
           </w:p>
           <w:tbl>
@@ -5652,12 +9781,12 @@
                 <w:sz w:val="21"/>
                 <w:szCs w:val="21"/>
               </w:rPr>
-              <w:t xml:space="preserve">Tick each one off as its tests pass in the editor</w:t>
+              <w:t xml:space="preserve">Tick each one off as you finish it in the editor</w:t>
             </w:r>
           </w:p>
           <w:tbl>
             <w:tblPr>
-              <w:tblW w:type="dxa" w:w="10026"/>
+              <w:tblW w:type="dxa" w:w="10024"/>
               <w:tblBorders>
                 <w:top w:val="single" w:color="auto" w:sz="4"/>
                 <w:left w:val="single" w:color="auto" w:sz="4"/>
@@ -5668,9 +9797,10 @@
               </w:tblBorders>
             </w:tblPr>
             <w:tblGrid>
-              <w:gridCol w:w="3342"/>
-              <w:gridCol w:w="3342"/>
-              <w:gridCol w:w="3342"/>
+              <w:gridCol w:w="2506"/>
+              <w:gridCol w:w="2506"/>
+              <w:gridCol w:w="2506"/>
+              <w:gridCol w:w="2506"/>
             </w:tblGrid>
             <w:tr>
               <w:trPr>
@@ -5679,7 +9809,7 @@
               </w:trPr>
               <w:tc>
                 <w:tcPr>
-                  <w:tcW w:type="dxa" w:w="3342"/>
+                  <w:tcW w:type="dxa" w:w="2506"/>
                   <w:tcBorders>
                     <w:top w:val="single" w:color="B7C2D1" w:sz="4"/>
                     <w:left w:val="single" w:color="B7C2D1" w:sz="4"/>
@@ -5707,13 +9837,13 @@
                       <w:sz w:val="20"/>
                       <w:szCs w:val="20"/>
                     </w:rPr>
-                    <w:t xml:space="preserve">Program</w:t>
-                  </w:r>
-                </w:p>
-              </w:tc>
-              <w:tc>
-                <w:tcPr>
-                  <w:tcW w:type="dxa" w:w="3342"/>
+                    <w:t xml:space="preserve">Activity</w:t>
+                  </w:r>
+                </w:p>
+              </w:tc>
+              <w:tc>
+                <w:tcPr>
+                  <w:tcW w:type="dxa" w:w="2506"/>
                   <w:tcBorders>
                     <w:top w:val="single" w:color="B7C2D1" w:sz="4"/>
                     <w:left w:val="single" w:color="B7C2D1" w:sz="4"/>
@@ -5741,13 +9871,47 @@
                       <w:sz w:val="20"/>
                       <w:szCs w:val="20"/>
                     </w:rPr>
+                    <w:t xml:space="preserve">What to do</w:t>
+                  </w:r>
+                </w:p>
+              </w:tc>
+              <w:tc>
+                <w:tcPr>
+                  <w:tcW w:type="dxa" w:w="2506"/>
+                  <w:tcBorders>
+                    <w:top w:val="single" w:color="B7C2D1" w:sz="4"/>
+                    <w:left w:val="single" w:color="B7C2D1" w:sz="4"/>
+                    <w:bottom w:val="single" w:color="B7C2D1" w:sz="4"/>
+                    <w:right w:val="single" w:color="B7C2D1" w:sz="4"/>
+                  </w:tcBorders>
+                  <w:shd w:fill="E6ECF5" w:color="auto" w:val="clear"/>
+                  <w:tcMar>
+                    <w:top w:type="dxa" w:w="80"/>
+                    <w:left w:type="dxa" w:w="120"/>
+                    <w:bottom w:type="dxa" w:w="80"/>
+                    <w:right w:type="dxa" w:w="120"/>
+                  </w:tcMar>
+                  <w:vAlign w:val="center"/>
+                </w:tcPr>
+                <w:p>
+                  <w:pPr>
+                    <w:spacing w:after="0" w:before="0"/>
+                  </w:pPr>
+                  <w:r>
+                    <w:rPr>
+                      <w:rFonts w:ascii="Arial" w:cs="Arial" w:eastAsia="Arial" w:hAnsi="Arial"/>
+                      <w:b/>
+                      <w:bCs/>
+                      <w:sz w:val="20"/>
+                      <w:szCs w:val="20"/>
+                    </w:rPr>
                     <w:t xml:space="preserve">Marks</w:t>
                   </w:r>
                 </w:p>
               </w:tc>
               <w:tc>
                 <w:tcPr>
-                  <w:tcW w:type="dxa" w:w="3342"/>
+                  <w:tcW w:type="dxa" w:w="2506"/>
                   <w:tcBorders>
                     <w:top w:val="single" w:color="B7C2D1" w:sz="4"/>
                     <w:left w:val="single" w:color="B7C2D1" w:sz="4"/>
@@ -5787,73 +9951,107 @@
               </w:trPr>
               <w:tc>
                 <w:tcPr>
-                  <w:tcW w:type="dxa" w:w="3342"/>
-                  <w:tcBorders>
-                    <w:top w:val="single" w:color="B7C2D1" w:sz="4"/>
-                    <w:left w:val="single" w:color="B7C2D1" w:sz="4"/>
-                    <w:bottom w:val="single" w:color="B7C2D1" w:sz="4"/>
-                    <w:right w:val="single" w:color="B7C2D1" w:sz="4"/>
-                  </w:tcBorders>
-                  <w:shd w:fill="FFFFFF" w:color="auto" w:val="clear"/>
-                  <w:tcMar>
-                    <w:top w:type="dxa" w:w="80"/>
-                    <w:left w:type="dxa" w:w="120"/>
-                    <w:bottom w:type="dxa" w:w="80"/>
-                    <w:right w:type="dxa" w:w="120"/>
-                  </w:tcMar>
-                  <w:vAlign w:val="center"/>
-                </w:tcPr>
-                <w:p>
-                  <w:pPr>
-                    <w:spacing w:after="0" w:before="0"/>
-                  </w:pPr>
-                  <w:r>
-                    <w:rPr>
-                      <w:rFonts w:ascii="Arial" w:cs="Arial" w:eastAsia="Arial" w:hAnsi="Arial"/>
-                      <w:sz w:val="21"/>
-                      <w:szCs w:val="21"/>
-                    </w:rPr>
-                    <w:t xml:space="preserve">Ask the user for a line of whole numbers already in order. Then ask for the number to find. Count what a linear search compares. Count what a binary search compares. Display linear: [the first count]. Then display binary: [the second count] on the next line.</w:t>
-                  </w:r>
-                </w:p>
-              </w:tc>
-              <w:tc>
-                <w:tcPr>
-                  <w:tcW w:type="dxa" w:w="3342"/>
-                  <w:tcBorders>
-                    <w:top w:val="single" w:color="B7C2D1" w:sz="4"/>
-                    <w:left w:val="single" w:color="B7C2D1" w:sz="4"/>
-                    <w:bottom w:val="single" w:color="B7C2D1" w:sz="4"/>
-                    <w:right w:val="single" w:color="B7C2D1" w:sz="4"/>
-                  </w:tcBorders>
-                  <w:shd w:fill="FFFFFF" w:color="auto" w:val="clear"/>
-                  <w:tcMar>
-                    <w:top w:type="dxa" w:w="80"/>
-                    <w:left w:type="dxa" w:w="120"/>
-                    <w:bottom w:type="dxa" w:w="80"/>
-                    <w:right w:type="dxa" w:w="120"/>
-                  </w:tcMar>
-                  <w:vAlign w:val="center"/>
-                </w:tcPr>
-                <w:p>
-                  <w:pPr>
-                    <w:spacing w:after="0" w:before="0"/>
-                  </w:pPr>
-                  <w:r>
-                    <w:rPr>
-                      <w:rFonts w:ascii="Arial" w:cs="Arial" w:eastAsia="Arial" w:hAnsi="Arial"/>
-                      <w:b w:val="false"/>
-                      <w:bCs w:val="false"/>
-                      <w:sz w:val="21"/>
-                      <w:szCs w:val="21"/>
-                    </w:rPr>
-                    <w:t xml:space="preserve">8</w:t>
-                  </w:r>
-                </w:p>
-              </w:tc>
-              <w:tc>
-                <w:tcPr>
-                  <w:tcW w:type="dxa" w:w="3342"/>
+                  <w:tcW w:type="dxa" w:w="2506"/>
+                  <w:tcBorders>
+                    <w:top w:val="single" w:color="B7C2D1" w:sz="4"/>
+                    <w:left w:val="single" w:color="B7C2D1" w:sz="4"/>
+                    <w:bottom w:val="single" w:color="B7C2D1" w:sz="4"/>
+                    <w:right w:val="single" w:color="B7C2D1" w:sz="4"/>
+                  </w:tcBorders>
+                  <w:shd w:fill="FFFFFF" w:color="auto" w:val="clear"/>
+                  <w:tcMar>
+                    <w:top w:type="dxa" w:w="80"/>
+                    <w:left w:type="dxa" w:w="120"/>
+                    <w:bottom w:type="dxa" w:w="80"/>
+                    <w:right w:type="dxa" w:w="120"/>
+                  </w:tcMar>
+                  <w:vAlign w:val="center"/>
+                </w:tcPr>
+                <w:p>
+                  <w:pPr>
+                    <w:spacing w:after="0" w:before="0"/>
+                  </w:pPr>
+                  <w:r>
+                    <w:rPr>
+                      <w:rFonts w:ascii="Arial" w:cs="Arial" w:eastAsia="Arial" w:hAnsi="Arial"/>
+                      <w:sz w:val="21"/>
+                      <w:szCs w:val="21"/>
+                    </w:rPr>
+                    <w:t xml:space="preserve">The program is looking for 12, which is at position 1. What will it display?</w:t>
+                  </w:r>
+                </w:p>
+              </w:tc>
+              <w:tc>
+                <w:tcPr>
+                  <w:tcW w:type="dxa" w:w="2506"/>
+                  <w:tcBorders>
+                    <w:top w:val="single" w:color="B7C2D1" w:sz="4"/>
+                    <w:left w:val="single" w:color="B7C2D1" w:sz="4"/>
+                    <w:bottom w:val="single" w:color="B7C2D1" w:sz="4"/>
+                    <w:right w:val="single" w:color="B7C2D1" w:sz="4"/>
+                  </w:tcBorders>
+                  <w:shd w:fill="FFFFFF" w:color="auto" w:val="clear"/>
+                  <w:tcMar>
+                    <w:top w:type="dxa" w:w="80"/>
+                    <w:left w:type="dxa" w:w="120"/>
+                    <w:bottom w:type="dxa" w:w="80"/>
+                    <w:right w:type="dxa" w:w="120"/>
+                  </w:tcMar>
+                  <w:vAlign w:val="center"/>
+                </w:tcPr>
+                <w:p>
+                  <w:pPr>
+                    <w:spacing w:after="0" w:before="0"/>
+                  </w:pPr>
+                  <w:r>
+                    <w:rPr>
+                      <w:rFonts w:ascii="Arial" w:cs="Arial" w:eastAsia="Arial" w:hAnsi="Arial"/>
+                      <w:b w:val="false"/>
+                      <w:bCs w:val="false"/>
+                      <w:sz w:val="21"/>
+                      <w:szCs w:val="21"/>
+                    </w:rPr>
+                    <w:t xml:space="preserve">Predict</w:t>
+                  </w:r>
+                </w:p>
+              </w:tc>
+              <w:tc>
+                <w:tcPr>
+                  <w:tcW w:type="dxa" w:w="2506"/>
+                  <w:tcBorders>
+                    <w:top w:val="single" w:color="B7C2D1" w:sz="4"/>
+                    <w:left w:val="single" w:color="B7C2D1" w:sz="4"/>
+                    <w:bottom w:val="single" w:color="B7C2D1" w:sz="4"/>
+                    <w:right w:val="single" w:color="B7C2D1" w:sz="4"/>
+                  </w:tcBorders>
+                  <w:shd w:fill="FFFFFF" w:color="auto" w:val="clear"/>
+                  <w:tcMar>
+                    <w:top w:type="dxa" w:w="80"/>
+                    <w:left w:type="dxa" w:w="120"/>
+                    <w:bottom w:type="dxa" w:w="80"/>
+                    <w:right w:type="dxa" w:w="120"/>
+                  </w:tcMar>
+                  <w:vAlign w:val="center"/>
+                </w:tcPr>
+                <w:p>
+                  <w:pPr>
+                    <w:spacing w:after="0" w:before="0"/>
+                  </w:pPr>
+                  <w:r>
+                    <w:rPr>
+                      <w:rFonts w:ascii="Arial" w:cs="Arial" w:eastAsia="Arial" w:hAnsi="Arial"/>
+                      <w:b w:val="false"/>
+                      <w:bCs w:val="false"/>
+                      <w:sz w:val="21"/>
+                      <w:szCs w:val="21"/>
+                    </w:rPr>
+                    <w:t xml:space="preserve">1</w:t>
+                  </w:r>
+                </w:p>
+              </w:tc>
+              <w:tc>
+                <w:tcPr>
+                  <w:tcW w:type="dxa" w:w="2506"/>
                   <w:tcBorders>
                     <w:top w:val="single" w:color="B7C2D1" w:sz="4"/>
                     <w:left w:val="single" w:color="B7C2D1" w:sz="4"/>
@@ -5893,73 +10091,807 @@
               </w:trPr>
               <w:tc>
                 <w:tcPr>
-                  <w:tcW w:type="dxa" w:w="3342"/>
-                  <w:tcBorders>
-                    <w:top w:val="single" w:color="B7C2D1" w:sz="4"/>
-                    <w:left w:val="single" w:color="B7C2D1" w:sz="4"/>
-                    <w:bottom w:val="single" w:color="B7C2D1" w:sz="4"/>
-                    <w:right w:val="single" w:color="B7C2D1" w:sz="4"/>
-                  </w:tcBorders>
-                  <w:shd w:fill="FFFFFF" w:color="auto" w:val="clear"/>
-                  <w:tcMar>
-                    <w:top w:type="dxa" w:w="80"/>
-                    <w:left w:type="dxa" w:w="120"/>
-                    <w:bottom w:type="dxa" w:w="80"/>
-                    <w:right w:type="dxa" w:w="120"/>
-                  </w:tcMar>
-                  <w:vAlign w:val="center"/>
-                </w:tcPr>
-                <w:p>
-                  <w:pPr>
-                    <w:spacing w:after="0" w:before="0"/>
-                  </w:pPr>
-                  <w:r>
-                    <w:rPr>
-                      <w:rFonts w:ascii="Arial" w:cs="Arial" w:eastAsia="Arial" w:hAnsi="Arial"/>
-                      <w:sz w:val="21"/>
-                      <w:szCs w:val="21"/>
-                    </w:rPr>
-                    <w:t xml:space="preserve">Ask the user for a line of whole numbers separated by single spaces. Then ask for the number to find. Sort them smallest first with a sort of your own. Display [the sorted numbers] on one line. Then find where that number is in the sorted list. Display [its position], counting from 0, on the next line. Display not found instead when the number is not there.</w:t>
-                  </w:r>
-                </w:p>
-              </w:tc>
-              <w:tc>
-                <w:tcPr>
-                  <w:tcW w:type="dxa" w:w="3342"/>
-                  <w:tcBorders>
-                    <w:top w:val="single" w:color="B7C2D1" w:sz="4"/>
-                    <w:left w:val="single" w:color="B7C2D1" w:sz="4"/>
-                    <w:bottom w:val="single" w:color="B7C2D1" w:sz="4"/>
-                    <w:right w:val="single" w:color="B7C2D1" w:sz="4"/>
-                  </w:tcBorders>
-                  <w:shd w:fill="FFFFFF" w:color="auto" w:val="clear"/>
-                  <w:tcMar>
-                    <w:top w:type="dxa" w:w="80"/>
-                    <w:left w:type="dxa" w:w="120"/>
-                    <w:bottom w:type="dxa" w:w="80"/>
-                    <w:right w:type="dxa" w:w="120"/>
-                  </w:tcMar>
-                  <w:vAlign w:val="center"/>
-                </w:tcPr>
-                <w:p>
-                  <w:pPr>
-                    <w:spacing w:after="0" w:before="0"/>
-                  </w:pPr>
-                  <w:r>
-                    <w:rPr>
-                      <w:rFonts w:ascii="Arial" w:cs="Arial" w:eastAsia="Arial" w:hAnsi="Arial"/>
-                      <w:b w:val="false"/>
-                      <w:bCs w:val="false"/>
-                      <w:sz w:val="21"/>
-                      <w:szCs w:val="21"/>
-                    </w:rPr>
-                    <w:t xml:space="preserve">8</w:t>
-                  </w:r>
-                </w:p>
-              </w:tc>
-              <w:tc>
-                <w:tcPr>
-                  <w:tcW w:type="dxa" w:w="3342"/>
+                  <w:tcW w:type="dxa" w:w="2506"/>
+                  <w:tcBorders>
+                    <w:top w:val="single" w:color="B7C2D1" w:sz="4"/>
+                    <w:left w:val="single" w:color="B7C2D1" w:sz="4"/>
+                    <w:bottom w:val="single" w:color="B7C2D1" w:sz="4"/>
+                    <w:right w:val="single" w:color="B7C2D1" w:sz="4"/>
+                  </w:tcBorders>
+                  <w:shd w:fill="FFFFFF" w:color="auto" w:val="clear"/>
+                  <w:tcMar>
+                    <w:top w:type="dxa" w:w="80"/>
+                    <w:left w:type="dxa" w:w="120"/>
+                    <w:bottom w:type="dxa" w:w="80"/>
+                    <w:right w:type="dxa" w:w="120"/>
+                  </w:tcMar>
+                  <w:vAlign w:val="center"/>
+                </w:tcPr>
+                <w:p>
+                  <w:pPr>
+                    <w:spacing w:after="0" w:before="0"/>
+                  </w:pPr>
+                  <w:r>
+                    <w:rPr>
+                      <w:rFonts w:ascii="Arial" w:cs="Arial" w:eastAsia="Arial" w:hAnsi="Arial"/>
+                      <w:sz w:val="21"/>
+                      <w:szCs w:val="21"/>
+                    </w:rPr>
+                    <w:t xml:space="preserve">Both searches are looking for 30, the last number in the list. What will this program display?</w:t>
+                  </w:r>
+                </w:p>
+              </w:tc>
+              <w:tc>
+                <w:tcPr>
+                  <w:tcW w:type="dxa" w:w="2506"/>
+                  <w:tcBorders>
+                    <w:top w:val="single" w:color="B7C2D1" w:sz="4"/>
+                    <w:left w:val="single" w:color="B7C2D1" w:sz="4"/>
+                    <w:bottom w:val="single" w:color="B7C2D1" w:sz="4"/>
+                    <w:right w:val="single" w:color="B7C2D1" w:sz="4"/>
+                  </w:tcBorders>
+                  <w:shd w:fill="FFFFFF" w:color="auto" w:val="clear"/>
+                  <w:tcMar>
+                    <w:top w:type="dxa" w:w="80"/>
+                    <w:left w:type="dxa" w:w="120"/>
+                    <w:bottom w:type="dxa" w:w="80"/>
+                    <w:right w:type="dxa" w:w="120"/>
+                  </w:tcMar>
+                  <w:vAlign w:val="center"/>
+                </w:tcPr>
+                <w:p>
+                  <w:pPr>
+                    <w:spacing w:after="0" w:before="0"/>
+                  </w:pPr>
+                  <w:r>
+                    <w:rPr>
+                      <w:rFonts w:ascii="Arial" w:cs="Arial" w:eastAsia="Arial" w:hAnsi="Arial"/>
+                      <w:b w:val="false"/>
+                      <w:bCs w:val="false"/>
+                      <w:sz w:val="21"/>
+                      <w:szCs w:val="21"/>
+                    </w:rPr>
+                    <w:t xml:space="preserve">Predict</w:t>
+                  </w:r>
+                </w:p>
+              </w:tc>
+              <w:tc>
+                <w:tcPr>
+                  <w:tcW w:type="dxa" w:w="2506"/>
+                  <w:tcBorders>
+                    <w:top w:val="single" w:color="B7C2D1" w:sz="4"/>
+                    <w:left w:val="single" w:color="B7C2D1" w:sz="4"/>
+                    <w:bottom w:val="single" w:color="B7C2D1" w:sz="4"/>
+                    <w:right w:val="single" w:color="B7C2D1" w:sz="4"/>
+                  </w:tcBorders>
+                  <w:shd w:fill="FFFFFF" w:color="auto" w:val="clear"/>
+                  <w:tcMar>
+                    <w:top w:type="dxa" w:w="80"/>
+                    <w:left w:type="dxa" w:w="120"/>
+                    <w:bottom w:type="dxa" w:w="80"/>
+                    <w:right w:type="dxa" w:w="120"/>
+                  </w:tcMar>
+                  <w:vAlign w:val="center"/>
+                </w:tcPr>
+                <w:p>
+                  <w:pPr>
+                    <w:spacing w:after="0" w:before="0"/>
+                  </w:pPr>
+                  <w:r>
+                    <w:rPr>
+                      <w:rFonts w:ascii="Arial" w:cs="Arial" w:eastAsia="Arial" w:hAnsi="Arial"/>
+                      <w:b w:val="false"/>
+                      <w:bCs w:val="false"/>
+                      <w:sz w:val="21"/>
+                      <w:szCs w:val="21"/>
+                    </w:rPr>
+                    <w:t xml:space="preserve">1</w:t>
+                  </w:r>
+                </w:p>
+              </w:tc>
+              <w:tc>
+                <w:tcPr>
+                  <w:tcW w:type="dxa" w:w="2506"/>
+                  <w:tcBorders>
+                    <w:top w:val="single" w:color="B7C2D1" w:sz="4"/>
+                    <w:left w:val="single" w:color="B7C2D1" w:sz="4"/>
+                    <w:bottom w:val="single" w:color="B7C2D1" w:sz="4"/>
+                    <w:right w:val="single" w:color="B7C2D1" w:sz="4"/>
+                  </w:tcBorders>
+                  <w:shd w:fill="FFFFFF" w:color="auto" w:val="clear"/>
+                  <w:tcMar>
+                    <w:top w:type="dxa" w:w="80"/>
+                    <w:left w:type="dxa" w:w="120"/>
+                    <w:bottom w:type="dxa" w:w="80"/>
+                    <w:right w:type="dxa" w:w="120"/>
+                  </w:tcMar>
+                  <w:vAlign w:val="center"/>
+                </w:tcPr>
+                <w:p>
+                  <w:pPr>
+                    <w:spacing w:after="0" w:before="0"/>
+                  </w:pPr>
+                  <w:r>
+                    <w:rPr>
+                      <w:rFonts w:ascii="Arial" w:cs="Arial" w:eastAsia="Arial" w:hAnsi="Arial"/>
+                      <w:b w:val="false"/>
+                      <w:bCs w:val="false"/>
+                      <w:sz w:val="21"/>
+                      <w:szCs w:val="21"/>
+                    </w:rPr>
+                    <w:t xml:space="preserve"/>
+                  </w:r>
+                </w:p>
+              </w:tc>
+            </w:tr>
+            <w:tr>
+              <w:trPr>
+                <w:cantSplit/>
+                <w:trHeight w:val="360" w:hRule="atLeast"/>
+              </w:trPr>
+              <w:tc>
+                <w:tcPr>
+                  <w:tcW w:type="dxa" w:w="2506"/>
+                  <w:tcBorders>
+                    <w:top w:val="single" w:color="B7C2D1" w:sz="4"/>
+                    <w:left w:val="single" w:color="B7C2D1" w:sz="4"/>
+                    <w:bottom w:val="single" w:color="B7C2D1" w:sz="4"/>
+                    <w:right w:val="single" w:color="B7C2D1" w:sz="4"/>
+                  </w:tcBorders>
+                  <w:shd w:fill="FFFFFF" w:color="auto" w:val="clear"/>
+                  <w:tcMar>
+                    <w:top w:type="dxa" w:w="80"/>
+                    <w:left w:type="dxa" w:w="120"/>
+                    <w:bottom w:type="dxa" w:w="80"/>
+                    <w:right w:type="dxa" w:w="120"/>
+                  </w:tcMar>
+                  <w:vAlign w:val="center"/>
+                </w:tcPr>
+                <w:p>
+                  <w:pPr>
+                    <w:spacing w:after="0" w:before="0"/>
+                  </w:pPr>
+                  <w:r>
+                    <w:rPr>
+                      <w:rFonts w:ascii="Arial" w:cs="Arial" w:eastAsia="Arial" w:hAnsi="Arial"/>
+                      <w:sz w:val="21"/>
+                      <w:szCs w:val="21"/>
+                    </w:rPr>
+                    <w:t xml:space="preserve">Change the program so it sorts the numbers largest first instead of smallest first.</w:t>
+                  </w:r>
+                </w:p>
+              </w:tc>
+              <w:tc>
+                <w:tcPr>
+                  <w:tcW w:type="dxa" w:w="2506"/>
+                  <w:tcBorders>
+                    <w:top w:val="single" w:color="B7C2D1" w:sz="4"/>
+                    <w:left w:val="single" w:color="B7C2D1" w:sz="4"/>
+                    <w:bottom w:val="single" w:color="B7C2D1" w:sz="4"/>
+                    <w:right w:val="single" w:color="B7C2D1" w:sz="4"/>
+                  </w:tcBorders>
+                  <w:shd w:fill="FFFFFF" w:color="auto" w:val="clear"/>
+                  <w:tcMar>
+                    <w:top w:type="dxa" w:w="80"/>
+                    <w:left w:type="dxa" w:w="120"/>
+                    <w:bottom w:type="dxa" w:w="80"/>
+                    <w:right w:type="dxa" w:w="120"/>
+                  </w:tcMar>
+                  <w:vAlign w:val="center"/>
+                </w:tcPr>
+                <w:p>
+                  <w:pPr>
+                    <w:spacing w:after="0" w:before="0"/>
+                  </w:pPr>
+                  <w:r>
+                    <w:rPr>
+                      <w:rFonts w:ascii="Arial" w:cs="Arial" w:eastAsia="Arial" w:hAnsi="Arial"/>
+                      <w:b w:val="false"/>
+                      <w:bCs w:val="false"/>
+                      <w:sz w:val="21"/>
+                      <w:szCs w:val="21"/>
+                    </w:rPr>
+                    <w:t xml:space="preserve">Change it</w:t>
+                  </w:r>
+                </w:p>
+              </w:tc>
+              <w:tc>
+                <w:tcPr>
+                  <w:tcW w:type="dxa" w:w="2506"/>
+                  <w:tcBorders>
+                    <w:top w:val="single" w:color="B7C2D1" w:sz="4"/>
+                    <w:left w:val="single" w:color="B7C2D1" w:sz="4"/>
+                    <w:bottom w:val="single" w:color="B7C2D1" w:sz="4"/>
+                    <w:right w:val="single" w:color="B7C2D1" w:sz="4"/>
+                  </w:tcBorders>
+                  <w:shd w:fill="FFFFFF" w:color="auto" w:val="clear"/>
+                  <w:tcMar>
+                    <w:top w:type="dxa" w:w="80"/>
+                    <w:left w:type="dxa" w:w="120"/>
+                    <w:bottom w:type="dxa" w:w="80"/>
+                    <w:right w:type="dxa" w:w="120"/>
+                  </w:tcMar>
+                  <w:vAlign w:val="center"/>
+                </w:tcPr>
+                <w:p>
+                  <w:pPr>
+                    <w:spacing w:after="0" w:before="0"/>
+                  </w:pPr>
+                  <w:r>
+                    <w:rPr>
+                      <w:rFonts w:ascii="Arial" w:cs="Arial" w:eastAsia="Arial" w:hAnsi="Arial"/>
+                      <w:b w:val="false"/>
+                      <w:bCs w:val="false"/>
+                      <w:sz w:val="21"/>
+                      <w:szCs w:val="21"/>
+                    </w:rPr>
+                    <w:t xml:space="preserve">1</w:t>
+                  </w:r>
+                </w:p>
+              </w:tc>
+              <w:tc>
+                <w:tcPr>
+                  <w:tcW w:type="dxa" w:w="2506"/>
+                  <w:tcBorders>
+                    <w:top w:val="single" w:color="B7C2D1" w:sz="4"/>
+                    <w:left w:val="single" w:color="B7C2D1" w:sz="4"/>
+                    <w:bottom w:val="single" w:color="B7C2D1" w:sz="4"/>
+                    <w:right w:val="single" w:color="B7C2D1" w:sz="4"/>
+                  </w:tcBorders>
+                  <w:shd w:fill="FFFFFF" w:color="auto" w:val="clear"/>
+                  <w:tcMar>
+                    <w:top w:type="dxa" w:w="80"/>
+                    <w:left w:type="dxa" w:w="120"/>
+                    <w:bottom w:type="dxa" w:w="80"/>
+                    <w:right w:type="dxa" w:w="120"/>
+                  </w:tcMar>
+                  <w:vAlign w:val="center"/>
+                </w:tcPr>
+                <w:p>
+                  <w:pPr>
+                    <w:spacing w:after="0" w:before="0"/>
+                  </w:pPr>
+                  <w:r>
+                    <w:rPr>
+                      <w:rFonts w:ascii="Arial" w:cs="Arial" w:eastAsia="Arial" w:hAnsi="Arial"/>
+                      <w:b w:val="false"/>
+                      <w:bCs w:val="false"/>
+                      <w:sz w:val="21"/>
+                      <w:szCs w:val="21"/>
+                    </w:rPr>
+                    <w:t xml:space="preserve"/>
+                  </w:r>
+                </w:p>
+              </w:tc>
+            </w:tr>
+            <w:tr>
+              <w:trPr>
+                <w:cantSplit/>
+                <w:trHeight w:val="360" w:hRule="atLeast"/>
+              </w:trPr>
+              <w:tc>
+                <w:tcPr>
+                  <w:tcW w:type="dxa" w:w="2506"/>
+                  <w:tcBorders>
+                    <w:top w:val="single" w:color="B7C2D1" w:sz="4"/>
+                    <w:left w:val="single" w:color="B7C2D1" w:sz="4"/>
+                    <w:bottom w:val="single" w:color="B7C2D1" w:sz="4"/>
+                    <w:right w:val="single" w:color="B7C2D1" w:sz="4"/>
+                  </w:tcBorders>
+                  <w:shd w:fill="FFFFFF" w:color="auto" w:val="clear"/>
+                  <w:tcMar>
+                    <w:top w:type="dxa" w:w="80"/>
+                    <w:left w:type="dxa" w:w="120"/>
+                    <w:bottom w:type="dxa" w:w="80"/>
+                    <w:right w:type="dxa" w:w="120"/>
+                  </w:tcMar>
+                  <w:vAlign w:val="center"/>
+                </w:tcPr>
+                <w:p>
+                  <w:pPr>
+                    <w:spacing w:after="0" w:before="0"/>
+                  </w:pPr>
+                  <w:r>
+                    <w:rPr>
+                      <w:rFonts w:ascii="Arial" w:cs="Arial" w:eastAsia="Arial" w:hAnsi="Arial"/>
+                      <w:sz w:val="21"/>
+                      <w:szCs w:val="21"/>
+                    </w:rPr>
+                    <w:t xml:space="preserve">This program should sort the numbers typed in smallest first. Find the mistake and put it right.</w:t>
+                  </w:r>
+                </w:p>
+              </w:tc>
+              <w:tc>
+                <w:tcPr>
+                  <w:tcW w:type="dxa" w:w="2506"/>
+                  <w:tcBorders>
+                    <w:top w:val="single" w:color="B7C2D1" w:sz="4"/>
+                    <w:left w:val="single" w:color="B7C2D1" w:sz="4"/>
+                    <w:bottom w:val="single" w:color="B7C2D1" w:sz="4"/>
+                    <w:right w:val="single" w:color="B7C2D1" w:sz="4"/>
+                  </w:tcBorders>
+                  <w:shd w:fill="FFFFFF" w:color="auto" w:val="clear"/>
+                  <w:tcMar>
+                    <w:top w:type="dxa" w:w="80"/>
+                    <w:left w:type="dxa" w:w="120"/>
+                    <w:bottom w:type="dxa" w:w="80"/>
+                    <w:right w:type="dxa" w:w="120"/>
+                  </w:tcMar>
+                  <w:vAlign w:val="center"/>
+                </w:tcPr>
+                <w:p>
+                  <w:pPr>
+                    <w:spacing w:after="0" w:before="0"/>
+                  </w:pPr>
+                  <w:r>
+                    <w:rPr>
+                      <w:rFonts w:ascii="Arial" w:cs="Arial" w:eastAsia="Arial" w:hAnsi="Arial"/>
+                      <w:b w:val="false"/>
+                      <w:bCs w:val="false"/>
+                      <w:sz w:val="21"/>
+                      <w:szCs w:val="21"/>
+                    </w:rPr>
+                    <w:t xml:space="preserve">Fix it</w:t>
+                  </w:r>
+                </w:p>
+              </w:tc>
+              <w:tc>
+                <w:tcPr>
+                  <w:tcW w:type="dxa" w:w="2506"/>
+                  <w:tcBorders>
+                    <w:top w:val="single" w:color="B7C2D1" w:sz="4"/>
+                    <w:left w:val="single" w:color="B7C2D1" w:sz="4"/>
+                    <w:bottom w:val="single" w:color="B7C2D1" w:sz="4"/>
+                    <w:right w:val="single" w:color="B7C2D1" w:sz="4"/>
+                  </w:tcBorders>
+                  <w:shd w:fill="FFFFFF" w:color="auto" w:val="clear"/>
+                  <w:tcMar>
+                    <w:top w:type="dxa" w:w="80"/>
+                    <w:left w:type="dxa" w:w="120"/>
+                    <w:bottom w:type="dxa" w:w="80"/>
+                    <w:right w:type="dxa" w:w="120"/>
+                  </w:tcMar>
+                  <w:vAlign w:val="center"/>
+                </w:tcPr>
+                <w:p>
+                  <w:pPr>
+                    <w:spacing w:after="0" w:before="0"/>
+                  </w:pPr>
+                  <w:r>
+                    <w:rPr>
+                      <w:rFonts w:ascii="Arial" w:cs="Arial" w:eastAsia="Arial" w:hAnsi="Arial"/>
+                      <w:b w:val="false"/>
+                      <w:bCs w:val="false"/>
+                      <w:sz w:val="21"/>
+                      <w:szCs w:val="21"/>
+                    </w:rPr>
+                    <w:t xml:space="preserve">2</w:t>
+                  </w:r>
+                </w:p>
+              </w:tc>
+              <w:tc>
+                <w:tcPr>
+                  <w:tcW w:type="dxa" w:w="2506"/>
+                  <w:tcBorders>
+                    <w:top w:val="single" w:color="B7C2D1" w:sz="4"/>
+                    <w:left w:val="single" w:color="B7C2D1" w:sz="4"/>
+                    <w:bottom w:val="single" w:color="B7C2D1" w:sz="4"/>
+                    <w:right w:val="single" w:color="B7C2D1" w:sz="4"/>
+                  </w:tcBorders>
+                  <w:shd w:fill="FFFFFF" w:color="auto" w:val="clear"/>
+                  <w:tcMar>
+                    <w:top w:type="dxa" w:w="80"/>
+                    <w:left w:type="dxa" w:w="120"/>
+                    <w:bottom w:type="dxa" w:w="80"/>
+                    <w:right w:type="dxa" w:w="120"/>
+                  </w:tcMar>
+                  <w:vAlign w:val="center"/>
+                </w:tcPr>
+                <w:p>
+                  <w:pPr>
+                    <w:spacing w:after="0" w:before="0"/>
+                  </w:pPr>
+                  <w:r>
+                    <w:rPr>
+                      <w:rFonts w:ascii="Arial" w:cs="Arial" w:eastAsia="Arial" w:hAnsi="Arial"/>
+                      <w:b w:val="false"/>
+                      <w:bCs w:val="false"/>
+                      <w:sz w:val="21"/>
+                      <w:szCs w:val="21"/>
+                    </w:rPr>
+                    <w:t xml:space="preserve"/>
+                  </w:r>
+                </w:p>
+              </w:tc>
+            </w:tr>
+            <w:tr>
+              <w:trPr>
+                <w:cantSplit/>
+                <w:trHeight w:val="360" w:hRule="atLeast"/>
+              </w:trPr>
+              <w:tc>
+                <w:tcPr>
+                  <w:tcW w:type="dxa" w:w="2506"/>
+                  <w:tcBorders>
+                    <w:top w:val="single" w:color="B7C2D1" w:sz="4"/>
+                    <w:left w:val="single" w:color="B7C2D1" w:sz="4"/>
+                    <w:bottom w:val="single" w:color="B7C2D1" w:sz="4"/>
+                    <w:right w:val="single" w:color="B7C2D1" w:sz="4"/>
+                  </w:tcBorders>
+                  <w:shd w:fill="FFFFFF" w:color="auto" w:val="clear"/>
+                  <w:tcMar>
+                    <w:top w:type="dxa" w:w="80"/>
+                    <w:left w:type="dxa" w:w="120"/>
+                    <w:bottom w:type="dxa" w:w="80"/>
+                    <w:right w:type="dxa" w:w="120"/>
+                  </w:tcMar>
+                  <w:vAlign w:val="center"/>
+                </w:tcPr>
+                <w:p>
+                  <w:pPr>
+                    <w:spacing w:after="0" w:before="0"/>
+                  </w:pPr>
+                  <w:r>
+                    <w:rPr>
+                      <w:rFonts w:ascii="Arial" w:cs="Arial" w:eastAsia="Arial" w:hAnsi="Arial"/>
+                      <w:sz w:val="21"/>
+                      <w:szCs w:val="21"/>
+                    </w:rPr>
+                    <w:t xml:space="preserve">Finish the program so it displays the smallest number and then the largest.</w:t>
+                  </w:r>
+                </w:p>
+              </w:tc>
+              <w:tc>
+                <w:tcPr>
+                  <w:tcW w:type="dxa" w:w="2506"/>
+                  <w:tcBorders>
+                    <w:top w:val="single" w:color="B7C2D1" w:sz="4"/>
+                    <w:left w:val="single" w:color="B7C2D1" w:sz="4"/>
+                    <w:bottom w:val="single" w:color="B7C2D1" w:sz="4"/>
+                    <w:right w:val="single" w:color="B7C2D1" w:sz="4"/>
+                  </w:tcBorders>
+                  <w:shd w:fill="FFFFFF" w:color="auto" w:val="clear"/>
+                  <w:tcMar>
+                    <w:top w:type="dxa" w:w="80"/>
+                    <w:left w:type="dxa" w:w="120"/>
+                    <w:bottom w:type="dxa" w:w="80"/>
+                    <w:right w:type="dxa" w:w="120"/>
+                  </w:tcMar>
+                  <w:vAlign w:val="center"/>
+                </w:tcPr>
+                <w:p>
+                  <w:pPr>
+                    <w:spacing w:after="0" w:before="0"/>
+                  </w:pPr>
+                  <w:r>
+                    <w:rPr>
+                      <w:rFonts w:ascii="Arial" w:cs="Arial" w:eastAsia="Arial" w:hAnsi="Arial"/>
+                      <w:b w:val="false"/>
+                      <w:bCs w:val="false"/>
+                      <w:sz w:val="21"/>
+                      <w:szCs w:val="21"/>
+                    </w:rPr>
+                    <w:t xml:space="preserve">Complete it</w:t>
+                  </w:r>
+                </w:p>
+              </w:tc>
+              <w:tc>
+                <w:tcPr>
+                  <w:tcW w:type="dxa" w:w="2506"/>
+                  <w:tcBorders>
+                    <w:top w:val="single" w:color="B7C2D1" w:sz="4"/>
+                    <w:left w:val="single" w:color="B7C2D1" w:sz="4"/>
+                    <w:bottom w:val="single" w:color="B7C2D1" w:sz="4"/>
+                    <w:right w:val="single" w:color="B7C2D1" w:sz="4"/>
+                  </w:tcBorders>
+                  <w:shd w:fill="FFFFFF" w:color="auto" w:val="clear"/>
+                  <w:tcMar>
+                    <w:top w:type="dxa" w:w="80"/>
+                    <w:left w:type="dxa" w:w="120"/>
+                    <w:bottom w:type="dxa" w:w="80"/>
+                    <w:right w:type="dxa" w:w="120"/>
+                  </w:tcMar>
+                  <w:vAlign w:val="center"/>
+                </w:tcPr>
+                <w:p>
+                  <w:pPr>
+                    <w:spacing w:after="0" w:before="0"/>
+                  </w:pPr>
+                  <w:r>
+                    <w:rPr>
+                      <w:rFonts w:ascii="Arial" w:cs="Arial" w:eastAsia="Arial" w:hAnsi="Arial"/>
+                      <w:b w:val="false"/>
+                      <w:bCs w:val="false"/>
+                      <w:sz w:val="21"/>
+                      <w:szCs w:val="21"/>
+                    </w:rPr>
+                    <w:t xml:space="preserve">2</w:t>
+                  </w:r>
+                </w:p>
+              </w:tc>
+              <w:tc>
+                <w:tcPr>
+                  <w:tcW w:type="dxa" w:w="2506"/>
+                  <w:tcBorders>
+                    <w:top w:val="single" w:color="B7C2D1" w:sz="4"/>
+                    <w:left w:val="single" w:color="B7C2D1" w:sz="4"/>
+                    <w:bottom w:val="single" w:color="B7C2D1" w:sz="4"/>
+                    <w:right w:val="single" w:color="B7C2D1" w:sz="4"/>
+                  </w:tcBorders>
+                  <w:shd w:fill="FFFFFF" w:color="auto" w:val="clear"/>
+                  <w:tcMar>
+                    <w:top w:type="dxa" w:w="80"/>
+                    <w:left w:type="dxa" w:w="120"/>
+                    <w:bottom w:type="dxa" w:w="80"/>
+                    <w:right w:type="dxa" w:w="120"/>
+                  </w:tcMar>
+                  <w:vAlign w:val="center"/>
+                </w:tcPr>
+                <w:p>
+                  <w:pPr>
+                    <w:spacing w:after="0" w:before="0"/>
+                  </w:pPr>
+                  <w:r>
+                    <w:rPr>
+                      <w:rFonts w:ascii="Arial" w:cs="Arial" w:eastAsia="Arial" w:hAnsi="Arial"/>
+                      <w:b w:val="false"/>
+                      <w:bCs w:val="false"/>
+                      <w:sz w:val="21"/>
+                      <w:szCs w:val="21"/>
+                    </w:rPr>
+                    <w:t xml:space="preserve"/>
+                  </w:r>
+                </w:p>
+              </w:tc>
+            </w:tr>
+            <w:tr>
+              <w:trPr>
+                <w:cantSplit/>
+                <w:trHeight w:val="360" w:hRule="atLeast"/>
+              </w:trPr>
+              <w:tc>
+                <w:tcPr>
+                  <w:tcW w:type="dxa" w:w="2506"/>
+                  <w:tcBorders>
+                    <w:top w:val="single" w:color="B7C2D1" w:sz="4"/>
+                    <w:left w:val="single" w:color="B7C2D1" w:sz="4"/>
+                    <w:bottom w:val="single" w:color="B7C2D1" w:sz="4"/>
+                    <w:right w:val="single" w:color="B7C2D1" w:sz="4"/>
+                  </w:tcBorders>
+                  <w:shd w:fill="FFFFFF" w:color="auto" w:val="clear"/>
+                  <w:tcMar>
+                    <w:top w:type="dxa" w:w="80"/>
+                    <w:left w:type="dxa" w:w="120"/>
+                    <w:bottom w:type="dxa" w:w="80"/>
+                    <w:right w:type="dxa" w:w="120"/>
+                  </w:tcMar>
+                  <w:vAlign w:val="center"/>
+                </w:tcPr>
+                <w:p>
+                  <w:pPr>
+                    <w:spacing w:after="0" w:before="0"/>
+                  </w:pPr>
+                  <w:r>
+                    <w:rPr>
+                      <w:rFonts w:ascii="Arial" w:cs="Arial" w:eastAsia="Arial" w:hAnsi="Arial"/>
+                      <w:sz w:val="21"/>
+                      <w:szCs w:val="21"/>
+                    </w:rPr>
+                    <w:t xml:space="preserve">Ask the user for the number to find. Count what a linear search compares to find it. Count what a binary search compares to find it. Display linear: [the first count]. Then display binary: [the second count] on the next line.</w:t>
+                  </w:r>
+                </w:p>
+              </w:tc>
+              <w:tc>
+                <w:tcPr>
+                  <w:tcW w:type="dxa" w:w="2506"/>
+                  <w:tcBorders>
+                    <w:top w:val="single" w:color="B7C2D1" w:sz="4"/>
+                    <w:left w:val="single" w:color="B7C2D1" w:sz="4"/>
+                    <w:bottom w:val="single" w:color="B7C2D1" w:sz="4"/>
+                    <w:right w:val="single" w:color="B7C2D1" w:sz="4"/>
+                  </w:tcBorders>
+                  <w:shd w:fill="FFFFFF" w:color="auto" w:val="clear"/>
+                  <w:tcMar>
+                    <w:top w:type="dxa" w:w="80"/>
+                    <w:left w:type="dxa" w:w="120"/>
+                    <w:bottom w:type="dxa" w:w="80"/>
+                    <w:right w:type="dxa" w:w="120"/>
+                  </w:tcMar>
+                  <w:vAlign w:val="center"/>
+                </w:tcPr>
+                <w:p>
+                  <w:pPr>
+                    <w:spacing w:after="0" w:before="0"/>
+                  </w:pPr>
+                  <w:r>
+                    <w:rPr>
+                      <w:rFonts w:ascii="Arial" w:cs="Arial" w:eastAsia="Arial" w:hAnsi="Arial"/>
+                      <w:b w:val="false"/>
+                      <w:bCs w:val="false"/>
+                      <w:sz w:val="21"/>
+                      <w:szCs w:val="21"/>
+                    </w:rPr>
+                    <w:t xml:space="preserve">Write it</w:t>
+                  </w:r>
+                </w:p>
+              </w:tc>
+              <w:tc>
+                <w:tcPr>
+                  <w:tcW w:type="dxa" w:w="2506"/>
+                  <w:tcBorders>
+                    <w:top w:val="single" w:color="B7C2D1" w:sz="4"/>
+                    <w:left w:val="single" w:color="B7C2D1" w:sz="4"/>
+                    <w:bottom w:val="single" w:color="B7C2D1" w:sz="4"/>
+                    <w:right w:val="single" w:color="B7C2D1" w:sz="4"/>
+                  </w:tcBorders>
+                  <w:shd w:fill="FFFFFF" w:color="auto" w:val="clear"/>
+                  <w:tcMar>
+                    <w:top w:type="dxa" w:w="80"/>
+                    <w:left w:type="dxa" w:w="120"/>
+                    <w:bottom w:type="dxa" w:w="80"/>
+                    <w:right w:type="dxa" w:w="120"/>
+                  </w:tcMar>
+                  <w:vAlign w:val="center"/>
+                </w:tcPr>
+                <w:p>
+                  <w:pPr>
+                    <w:spacing w:after="0" w:before="0"/>
+                  </w:pPr>
+                  <w:r>
+                    <w:rPr>
+                      <w:rFonts w:ascii="Arial" w:cs="Arial" w:eastAsia="Arial" w:hAnsi="Arial"/>
+                      <w:b w:val="false"/>
+                      <w:bCs w:val="false"/>
+                      <w:sz w:val="21"/>
+                      <w:szCs w:val="21"/>
+                    </w:rPr>
+                    <w:t xml:space="preserve">3</w:t>
+                  </w:r>
+                </w:p>
+              </w:tc>
+              <w:tc>
+                <w:tcPr>
+                  <w:tcW w:type="dxa" w:w="2506"/>
+                  <w:tcBorders>
+                    <w:top w:val="single" w:color="B7C2D1" w:sz="4"/>
+                    <w:left w:val="single" w:color="B7C2D1" w:sz="4"/>
+                    <w:bottom w:val="single" w:color="B7C2D1" w:sz="4"/>
+                    <w:right w:val="single" w:color="B7C2D1" w:sz="4"/>
+                  </w:tcBorders>
+                  <w:shd w:fill="FFFFFF" w:color="auto" w:val="clear"/>
+                  <w:tcMar>
+                    <w:top w:type="dxa" w:w="80"/>
+                    <w:left w:type="dxa" w:w="120"/>
+                    <w:bottom w:type="dxa" w:w="80"/>
+                    <w:right w:type="dxa" w:w="120"/>
+                  </w:tcMar>
+                  <w:vAlign w:val="center"/>
+                </w:tcPr>
+                <w:p>
+                  <w:pPr>
+                    <w:spacing w:after="0" w:before="0"/>
+                  </w:pPr>
+                  <w:r>
+                    <w:rPr>
+                      <w:rFonts w:ascii="Arial" w:cs="Arial" w:eastAsia="Arial" w:hAnsi="Arial"/>
+                      <w:b w:val="false"/>
+                      <w:bCs w:val="false"/>
+                      <w:sz w:val="21"/>
+                      <w:szCs w:val="21"/>
+                    </w:rPr>
+                    <w:t xml:space="preserve"/>
+                  </w:r>
+                </w:p>
+              </w:tc>
+            </w:tr>
+            <w:tr>
+              <w:trPr>
+                <w:cantSplit/>
+                <w:trHeight w:val="360" w:hRule="atLeast"/>
+              </w:trPr>
+              <w:tc>
+                <w:tcPr>
+                  <w:tcW w:type="dxa" w:w="2506"/>
+                  <w:tcBorders>
+                    <w:top w:val="single" w:color="B7C2D1" w:sz="4"/>
+                    <w:left w:val="single" w:color="B7C2D1" w:sz="4"/>
+                    <w:bottom w:val="single" w:color="B7C2D1" w:sz="4"/>
+                    <w:right w:val="single" w:color="B7C2D1" w:sz="4"/>
+                  </w:tcBorders>
+                  <w:shd w:fill="FFFFFF" w:color="auto" w:val="clear"/>
+                  <w:tcMar>
+                    <w:top w:type="dxa" w:w="80"/>
+                    <w:left w:type="dxa" w:w="120"/>
+                    <w:bottom w:type="dxa" w:w="80"/>
+                    <w:right w:type="dxa" w:w="120"/>
+                  </w:tcMar>
+                  <w:vAlign w:val="center"/>
+                </w:tcPr>
+                <w:p>
+                  <w:pPr>
+                    <w:spacing w:after="0" w:before="0"/>
+                  </w:pPr>
+                  <w:r>
+                    <w:rPr>
+                      <w:rFonts w:ascii="Arial" w:cs="Arial" w:eastAsia="Arial" w:hAnsi="Arial"/>
+                      <w:sz w:val="21"/>
+                      <w:szCs w:val="21"/>
+                    </w:rPr>
+                    <w:t xml:space="preserve">Ask the user for the number to find. Sort the numbers smallest first with a sort of your own. Display the sorted numbers on one line, separated by single spaces. Then display the position that number is at in the sorted list, counting from 0, on the next line. Display not found instead when it is not there.</w:t>
+                  </w:r>
+                </w:p>
+              </w:tc>
+              <w:tc>
+                <w:tcPr>
+                  <w:tcW w:type="dxa" w:w="2506"/>
+                  <w:tcBorders>
+                    <w:top w:val="single" w:color="B7C2D1" w:sz="4"/>
+                    <w:left w:val="single" w:color="B7C2D1" w:sz="4"/>
+                    <w:bottom w:val="single" w:color="B7C2D1" w:sz="4"/>
+                    <w:right w:val="single" w:color="B7C2D1" w:sz="4"/>
+                  </w:tcBorders>
+                  <w:shd w:fill="FFFFFF" w:color="auto" w:val="clear"/>
+                  <w:tcMar>
+                    <w:top w:type="dxa" w:w="80"/>
+                    <w:left w:type="dxa" w:w="120"/>
+                    <w:bottom w:type="dxa" w:w="80"/>
+                    <w:right w:type="dxa" w:w="120"/>
+                  </w:tcMar>
+                  <w:vAlign w:val="center"/>
+                </w:tcPr>
+                <w:p>
+                  <w:pPr>
+                    <w:spacing w:after="0" w:before="0"/>
+                  </w:pPr>
+                  <w:r>
+                    <w:rPr>
+                      <w:rFonts w:ascii="Arial" w:cs="Arial" w:eastAsia="Arial" w:hAnsi="Arial"/>
+                      <w:b w:val="false"/>
+                      <w:bCs w:val="false"/>
+                      <w:sz w:val="21"/>
+                      <w:szCs w:val="21"/>
+                    </w:rPr>
+                    <w:t xml:space="preserve">Challenge (optional)</w:t>
+                  </w:r>
+                </w:p>
+              </w:tc>
+              <w:tc>
+                <w:tcPr>
+                  <w:tcW w:type="dxa" w:w="2506"/>
+                  <w:tcBorders>
+                    <w:top w:val="single" w:color="B7C2D1" w:sz="4"/>
+                    <w:left w:val="single" w:color="B7C2D1" w:sz="4"/>
+                    <w:bottom w:val="single" w:color="B7C2D1" w:sz="4"/>
+                    <w:right w:val="single" w:color="B7C2D1" w:sz="4"/>
+                  </w:tcBorders>
+                  <w:shd w:fill="FFFFFF" w:color="auto" w:val="clear"/>
+                  <w:tcMar>
+                    <w:top w:type="dxa" w:w="80"/>
+                    <w:left w:type="dxa" w:w="120"/>
+                    <w:bottom w:type="dxa" w:w="80"/>
+                    <w:right w:type="dxa" w:w="120"/>
+                  </w:tcMar>
+                  <w:vAlign w:val="center"/>
+                </w:tcPr>
+                <w:p>
+                  <w:pPr>
+                    <w:spacing w:after="0" w:before="0"/>
+                  </w:pPr>
+                  <w:r>
+                    <w:rPr>
+                      <w:rFonts w:ascii="Arial" w:cs="Arial" w:eastAsia="Arial" w:hAnsi="Arial"/>
+                      <w:b w:val="false"/>
+                      <w:bCs w:val="false"/>
+                      <w:sz w:val="21"/>
+                      <w:szCs w:val="21"/>
+                    </w:rPr>
+                    <w:t xml:space="preserve">3</w:t>
+                  </w:r>
+                </w:p>
+              </w:tc>
+              <w:tc>
+                <w:tcPr>
+                  <w:tcW w:type="dxa" w:w="2506"/>
                   <w:tcBorders>
                     <w:top w:val="single" w:color="B7C2D1" w:sz="4"/>
                     <w:left w:val="single" w:color="B7C2D1" w:sz="4"/>
@@ -6006,7 +10938,7 @@
                 <w:sz w:val="21"/>
                 <w:szCs w:val="21"/>
               </w:rPr>
-              <w:t xml:space="preserve">Plan the one you found hardest: inputs, what happens to them, what is printed.</w:t>
+              <w:t xml:space="preserve">Plan the one you found hardest: what is typed in, what happens to it, what is displayed.</w:t>
             </w:r>
           </w:p>
           <w:tbl>
@@ -6998,7 +11930,7 @@
                 <w:sz w:val="32"/>
                 <w:szCs w:val="32"/>
               </w:rPr>
-              <w:t xml:space="preserve">______ / 85</w:t>
+              <w:t xml:space="preserve">______ / 88</w:t>
             </w:r>
           </w:p>
         </w:tc>

--- a/worksheets/PR_L11_SearchingAndSorting_Worksheet.docx
+++ b/worksheets/PR_L11_SearchingAndSorting_Worksheet.docx
@@ -455,7 +455,30 @@
                 <w:sz w:val="21"/>
                 <w:szCs w:val="21"/>
               </w:rPr>
-              <w:t xml:space="preserve">The activities marked Challenge are optional. Finish the rest of a station first, and come back to them if you have time.</w:t>
+              <w:t xml:space="preserve">Work through the activities in order and complete every one. The next activity opens when the one you are on is finished.</w:t>
+            </w:r>
+          </w:p>
+          <w:p>
+            <w:pPr>
+              <w:spacing w:after="60" w:before="60"/>
+            </w:pPr>
+            <w:r>
+              <w:rPr>
+                <w:rFonts w:ascii="Arial" w:cs="Arial" w:eastAsia="Arial" w:hAnsi="Arial"/>
+                <w:b/>
+                <w:bCs/>
+                <w:sz w:val="21"/>
+                <w:szCs w:val="21"/>
+              </w:rPr>
+              <w:t xml:space="preserve">8.  </w:t>
+            </w:r>
+            <w:r>
+              <w:rPr>
+                <w:rFonts w:ascii="Arial" w:cs="Arial" w:eastAsia="Arial" w:hAnsi="Arial"/>
+                <w:sz w:val="21"/>
+                <w:szCs w:val="21"/>
+              </w:rPr>
+              <w:t xml:space="preserve">If you get stuck, press I need help. Use a hint, or ask your teacher and show them the question and your code. Complete the question before moving on.</w:t>
             </w:r>
           </w:p>
         </w:tc>

--- a/worksheets/PR_L11_SearchingAndSorting_Worksheet.docx
+++ b/worksheets/PR_L11_SearchingAndSorting_Worksheet.docx
@@ -2365,7 +2365,43 @@
                       <w:sz w:val="21"/>
                       <w:szCs w:val="21"/>
                     </w:rPr>
-                    <w:t xml:space="preserve">Ask the user for the number to find. Search the list from the front, one position at a time. Display the position that number is at, counting from 0. Display not found instead when it is not in the list.</w:t>
+                    <w:t xml:space="preserve">Ask the user for the number to find. Search the list from the front, one position at a time. Display the position that number is at, counting from </w:t>
+                  </w:r>
+                  <w:r>
+                    <w:rPr>
+                      <w:rFonts w:ascii="Consolas" w:cs="Consolas" w:eastAsia="Consolas" w:hAnsi="Consolas"/>
+                      <w:color w:val="9A3412"/>
+                      <w:sz w:val="21"/>
+                      <w:szCs w:val="21"/>
+                      <w:shd w:fill="F4F4F5"/>
+                    </w:rPr>
+                    <w:t xml:space="preserve">0</w:t>
+                  </w:r>
+                  <w:r>
+                    <w:rPr>
+                      <w:rFonts w:ascii="Arial" w:cs="Arial" w:eastAsia="Arial" w:hAnsi="Arial"/>
+                      <w:sz w:val="21"/>
+                      <w:szCs w:val="21"/>
+                    </w:rPr>
+                    <w:t xml:space="preserve">. Display </w:t>
+                  </w:r>
+                  <w:r>
+                    <w:rPr>
+                      <w:rFonts w:ascii="Consolas" w:cs="Consolas" w:eastAsia="Consolas" w:hAnsi="Consolas"/>
+                      <w:color w:val="15803D"/>
+                      <w:sz w:val="21"/>
+                      <w:szCs w:val="21"/>
+                      <w:shd w:fill="F4F4F5"/>
+                    </w:rPr>
+                    <w:t xml:space="preserve">"not found"</w:t>
+                  </w:r>
+                  <w:r>
+                    <w:rPr>
+                      <w:rFonts w:ascii="Arial" w:cs="Arial" w:eastAsia="Arial" w:hAnsi="Arial"/>
+                      <w:sz w:val="21"/>
+                      <w:szCs w:val="21"/>
+                    </w:rPr>
+                    <w:t xml:space="preserve"> instead when it is not in the list.</w:t>
                   </w:r>
                 </w:p>
               </w:tc>
@@ -2505,7 +2541,25 @@
                       <w:sz w:val="21"/>
                       <w:szCs w:val="21"/>
                     </w:rPr>
-                    <w:t xml:space="preserve">This program should display the position of the number typed in, or not found when it is not there. Find the mistake and put it right.</w:t>
+                    <w:t xml:space="preserve">This program should display the position of the number typed in, or </w:t>
+                  </w:r>
+                  <w:r>
+                    <w:rPr>
+                      <w:rFonts w:ascii="Consolas" w:cs="Consolas" w:eastAsia="Consolas" w:hAnsi="Consolas"/>
+                      <w:color w:val="15803D"/>
+                      <w:sz w:val="21"/>
+                      <w:szCs w:val="21"/>
+                      <w:shd w:fill="F4F4F5"/>
+                    </w:rPr>
+                    <w:t xml:space="preserve">"not found"</w:t>
+                  </w:r>
+                  <w:r>
+                    <w:rPr>
+                      <w:rFonts w:ascii="Arial" w:cs="Arial" w:eastAsia="Arial" w:hAnsi="Arial"/>
+                      <w:sz w:val="21"/>
+                      <w:szCs w:val="21"/>
+                    </w:rPr>
+                    <w:t xml:space="preserve"> when it is not there. Find the mistake and put it right.</w:t>
                   </w:r>
                 </w:p>
               </w:tc>
@@ -4088,7 +4142,43 @@
                       <w:sz w:val="21"/>
                       <w:szCs w:val="21"/>
                     </w:rPr>
-                    <w:t xml:space="preserve">Ask the user for the number to find. Find it with a binary search of your own. Display the position it is at, counting from 0. Display not found instead when it is not in the list.</w:t>
+                    <w:t xml:space="preserve">Ask the user for the number to find. Find it with a binary search of your own. Display the position it is at, counting from </w:t>
+                  </w:r>
+                  <w:r>
+                    <w:rPr>
+                      <w:rFonts w:ascii="Consolas" w:cs="Consolas" w:eastAsia="Consolas" w:hAnsi="Consolas"/>
+                      <w:color w:val="9A3412"/>
+                      <w:sz w:val="21"/>
+                      <w:szCs w:val="21"/>
+                      <w:shd w:fill="F4F4F5"/>
+                    </w:rPr>
+                    <w:t xml:space="preserve">0</w:t>
+                  </w:r>
+                  <w:r>
+                    <w:rPr>
+                      <w:rFonts w:ascii="Arial" w:cs="Arial" w:eastAsia="Arial" w:hAnsi="Arial"/>
+                      <w:sz w:val="21"/>
+                      <w:szCs w:val="21"/>
+                    </w:rPr>
+                    <w:t xml:space="preserve">. Display </w:t>
+                  </w:r>
+                  <w:r>
+                    <w:rPr>
+                      <w:rFonts w:ascii="Consolas" w:cs="Consolas" w:eastAsia="Consolas" w:hAnsi="Consolas"/>
+                      <w:color w:val="15803D"/>
+                      <w:sz w:val="21"/>
+                      <w:szCs w:val="21"/>
+                      <w:shd w:fill="F4F4F5"/>
+                    </w:rPr>
+                    <w:t xml:space="preserve">"not found"</w:t>
+                  </w:r>
+                  <w:r>
+                    <w:rPr>
+                      <w:rFonts w:ascii="Arial" w:cs="Arial" w:eastAsia="Arial" w:hAnsi="Arial"/>
+                      <w:sz w:val="21"/>
+                      <w:szCs w:val="21"/>
+                    </w:rPr>
+                    <w:t xml:space="preserve"> instead when it is not in the list.</w:t>
                   </w:r>
                 </w:p>
               </w:tc>
@@ -4368,7 +4458,61 @@
                       <w:sz w:val="21"/>
                       <w:szCs w:val="21"/>
                     </w:rPr>
-                    <w:t xml:space="preserve">Ask the user for the number to find. Find it with a binary search of your own. Count every middle item you compare. Display the position it is at, counting from 0, or not found when it is not there. Then display checks: [the count] on the next line.</w:t>
+                    <w:t xml:space="preserve">Ask the user for the number to find. Find it with a binary search of your own. Count every middle item you compare. Display the position it is at, counting from </w:t>
+                  </w:r>
+                  <w:r>
+                    <w:rPr>
+                      <w:rFonts w:ascii="Consolas" w:cs="Consolas" w:eastAsia="Consolas" w:hAnsi="Consolas"/>
+                      <w:color w:val="9A3412"/>
+                      <w:sz w:val="21"/>
+                      <w:szCs w:val="21"/>
+                      <w:shd w:fill="F4F4F5"/>
+                    </w:rPr>
+                    <w:t xml:space="preserve">0</w:t>
+                  </w:r>
+                  <w:r>
+                    <w:rPr>
+                      <w:rFonts w:ascii="Arial" w:cs="Arial" w:eastAsia="Arial" w:hAnsi="Arial"/>
+                      <w:sz w:val="21"/>
+                      <w:szCs w:val="21"/>
+                    </w:rPr>
+                    <w:t xml:space="preserve">, or </w:t>
+                  </w:r>
+                  <w:r>
+                    <w:rPr>
+                      <w:rFonts w:ascii="Consolas" w:cs="Consolas" w:eastAsia="Consolas" w:hAnsi="Consolas"/>
+                      <w:color w:val="15803D"/>
+                      <w:sz w:val="21"/>
+                      <w:szCs w:val="21"/>
+                      <w:shd w:fill="F4F4F5"/>
+                    </w:rPr>
+                    <w:t xml:space="preserve">"not found"</w:t>
+                  </w:r>
+                  <w:r>
+                    <w:rPr>
+                      <w:rFonts w:ascii="Arial" w:cs="Arial" w:eastAsia="Arial" w:hAnsi="Arial"/>
+                      <w:sz w:val="21"/>
+                      <w:szCs w:val="21"/>
+                    </w:rPr>
+                    <w:t xml:space="preserve"> when it is not there. Then display </w:t>
+                  </w:r>
+                  <w:r>
+                    <w:rPr>
+                      <w:rFonts w:ascii="Consolas" w:cs="Consolas" w:eastAsia="Consolas" w:hAnsi="Consolas"/>
+                      <w:color w:val="15803D"/>
+                      <w:sz w:val="21"/>
+                      <w:szCs w:val="21"/>
+                      <w:shd w:fill="F4F4F5"/>
+                    </w:rPr>
+                    <w:t xml:space="preserve">"checks: "</w:t>
+                  </w:r>
+                  <w:r>
+                    <w:rPr>
+                      <w:rFonts w:ascii="Arial" w:cs="Arial" w:eastAsia="Arial" w:hAnsi="Arial"/>
+                      <w:sz w:val="21"/>
+                      <w:szCs w:val="21"/>
+                    </w:rPr>
+                    <w:t xml:space="preserve">[the count] on the next line.</w:t>
                   </w:r>
                 </w:p>
               </w:tc>
@@ -10700,7 +10844,43 @@
                       <w:sz w:val="21"/>
                       <w:szCs w:val="21"/>
                     </w:rPr>
-                    <w:t xml:space="preserve">Ask the user for the number to find. Count what a linear search compares to find it. Count what a binary search compares to find it. Display linear: [the first count]. Then display binary: [the second count] on the next line.</w:t>
+                    <w:t xml:space="preserve">Ask the user for the number to find. Count what a linear search compares to find it. Count what a binary search compares to find it. Display </w:t>
+                  </w:r>
+                  <w:r>
+                    <w:rPr>
+                      <w:rFonts w:ascii="Consolas" w:cs="Consolas" w:eastAsia="Consolas" w:hAnsi="Consolas"/>
+                      <w:color w:val="15803D"/>
+                      <w:sz w:val="21"/>
+                      <w:szCs w:val="21"/>
+                      <w:shd w:fill="F4F4F5"/>
+                    </w:rPr>
+                    <w:t xml:space="preserve">"linear: "</w:t>
+                  </w:r>
+                  <w:r>
+                    <w:rPr>
+                      <w:rFonts w:ascii="Arial" w:cs="Arial" w:eastAsia="Arial" w:hAnsi="Arial"/>
+                      <w:sz w:val="21"/>
+                      <w:szCs w:val="21"/>
+                    </w:rPr>
+                    <w:t xml:space="preserve">[the first count]. Then display </w:t>
+                  </w:r>
+                  <w:r>
+                    <w:rPr>
+                      <w:rFonts w:ascii="Consolas" w:cs="Consolas" w:eastAsia="Consolas" w:hAnsi="Consolas"/>
+                      <w:color w:val="15803D"/>
+                      <w:sz w:val="21"/>
+                      <w:szCs w:val="21"/>
+                      <w:shd w:fill="F4F4F5"/>
+                    </w:rPr>
+                    <w:t xml:space="preserve">"binary: "</w:t>
+                  </w:r>
+                  <w:r>
+                    <w:rPr>
+                      <w:rFonts w:ascii="Arial" w:cs="Arial" w:eastAsia="Arial" w:hAnsi="Arial"/>
+                      <w:sz w:val="21"/>
+                      <w:szCs w:val="21"/>
+                    </w:rPr>
+                    <w:t xml:space="preserve">[the second count] on the next line.</w:t>
                   </w:r>
                 </w:p>
               </w:tc>
@@ -10840,7 +11020,43 @@
                       <w:sz w:val="21"/>
                       <w:szCs w:val="21"/>
                     </w:rPr>
-                    <w:t xml:space="preserve">Ask the user for the number to find. Sort the numbers smallest first with a sort of your own. Display the sorted numbers on one line, separated by single spaces. Then display the position that number is at in the sorted list, counting from 0, on the next line. Display not found instead when it is not there.</w:t>
+                    <w:t xml:space="preserve">Ask the user for the number to find. Sort the numbers smallest first with a sort of your own. Display the sorted numbers on one line, separated by single spaces. Then display the position that number is at in the sorted list, counting from </w:t>
+                  </w:r>
+                  <w:r>
+                    <w:rPr>
+                      <w:rFonts w:ascii="Consolas" w:cs="Consolas" w:eastAsia="Consolas" w:hAnsi="Consolas"/>
+                      <w:color w:val="9A3412"/>
+                      <w:sz w:val="21"/>
+                      <w:szCs w:val="21"/>
+                      <w:shd w:fill="F4F4F5"/>
+                    </w:rPr>
+                    <w:t xml:space="preserve">0</w:t>
+                  </w:r>
+                  <w:r>
+                    <w:rPr>
+                      <w:rFonts w:ascii="Arial" w:cs="Arial" w:eastAsia="Arial" w:hAnsi="Arial"/>
+                      <w:sz w:val="21"/>
+                      <w:szCs w:val="21"/>
+                    </w:rPr>
+                    <w:t xml:space="preserve">, on the next line. Display </w:t>
+                  </w:r>
+                  <w:r>
+                    <w:rPr>
+                      <w:rFonts w:ascii="Consolas" w:cs="Consolas" w:eastAsia="Consolas" w:hAnsi="Consolas"/>
+                      <w:color w:val="15803D"/>
+                      <w:sz w:val="21"/>
+                      <w:szCs w:val="21"/>
+                      <w:shd w:fill="F4F4F5"/>
+                    </w:rPr>
+                    <w:t xml:space="preserve">"not found"</w:t>
+                  </w:r>
+                  <w:r>
+                    <w:rPr>
+                      <w:rFonts w:ascii="Arial" w:cs="Arial" w:eastAsia="Arial" w:hAnsi="Arial"/>
+                      <w:sz w:val="21"/>
+                      <w:szCs w:val="21"/>
+                    </w:rPr>
+                    <w:t xml:space="preserve"> instead when it is not there.</w:t>
                   </w:r>
                 </w:p>
               </w:tc>

--- a/worksheets/PR_L11_SearchingAndSorting_Worksheet.docx
+++ b/worksheets/PR_L11_SearchingAndSorting_Worksheet.docx
@@ -12482,7 +12482,17 @@
                 <w:sz w:val="21"/>
                 <w:szCs w:val="21"/>
               </w:rPr>
-              <w:t xml:space="preserve">a)  A linear search prints Not found from inside its loop, so one search prints that message several times. State where the message should go instead, and explain why putting it there fixes the problem.  </w:t>
+              <w:t xml:space="preserve">a)  </w:t>
+            </w:r>
+            <w:r>
+              <w:rPr>
+                <w:rFonts w:ascii="Arial" w:cs="Arial" w:eastAsia="Arial" w:hAnsi="Arial"/>
+                <w:b/>
+                <w:bCs/>
+                <w:sz w:val="21"/>
+                <w:szCs w:val="21"/>
+              </w:rPr>
+              <w:t xml:space="preserve">A linear search prints Not found from inside its loop, so one search prints that message several times. State where the message should go instead, and explain why putting it there fixes the problem.  </w:t>
             </w:r>
             <w:r>
               <w:rPr>
@@ -12708,7 +12718,17 @@
                 <w:sz w:val="21"/>
                 <w:szCs w:val="21"/>
               </w:rPr>
-              <w:t xml:space="preserve">b)  Write a program that reads eight whole numbers into a list, puts them in order smallest first with a bubble sort of your own, and prints the sorted list on one line.  </w:t>
+              <w:t xml:space="preserve">b)  </w:t>
+            </w:r>
+            <w:r>
+              <w:rPr>
+                <w:rFonts w:ascii="Arial" w:cs="Arial" w:eastAsia="Arial" w:hAnsi="Arial"/>
+                <w:b/>
+                <w:bCs/>
+                <w:sz w:val="21"/>
+                <w:szCs w:val="21"/>
+              </w:rPr>
+              <w:t xml:space="preserve">Write a program that reads eight whole numbers into a list, puts them in order smallest first with a bubble sort of your own, and prints the sorted list on one line.  </w:t>
             </w:r>
             <w:r>
               <w:rPr>
@@ -13230,7 +13250,17 @@
                 <w:sz w:val="21"/>
                 <w:szCs w:val="21"/>
               </w:rPr>
-              <w:t xml:space="preserve">c)  Write a program that reads a whole number and finds it in a list of ten numbers that is already in order, using a binary search, and prints its position or Not found.  </w:t>
+              <w:t xml:space="preserve">c)  </w:t>
+            </w:r>
+            <w:r>
+              <w:rPr>
+                <w:rFonts w:ascii="Arial" w:cs="Arial" w:eastAsia="Arial" w:hAnsi="Arial"/>
+                <w:b/>
+                <w:bCs/>
+                <w:sz w:val="21"/>
+                <w:szCs w:val="21"/>
+              </w:rPr>
+              <w:t xml:space="preserve">Write a program that reads a whole number and finds it in a list of ten numbers that is already in order, using a binary search, and prints its position or Not found.  </w:t>
             </w:r>
             <w:r>
               <w:rPr>
